--- a/reports/仲町台店/仲町台店_週次レポート_第1回_20260608.docx
+++ b/reports/仲町台店/仲町台店_週次レポート_第1回_20260608.docx
@@ -2,6 +2,799 @@
 <file path=word/document.xml><?xml version="1.0" encoding="utf-8"?>
 <w:document xmlns:wpc="http://schemas.microsoft.com/office/word/2010/wordprocessingCanvas" xmlns:mo="http://schemas.microsoft.com/office/mac/office/2008/main" xmlns:mc="http://schemas.openxmlformats.org/markup-compatibility/2006" xmlns:mv="urn:schemas-microsoft-com:mac:vml" xmlns:o="urn:schemas-microsoft-com:office:office" xmlns:r="http://schemas.openxmlformats.org/officeDocument/2006/relationships" xmlns:m="http://schemas.openxmlformats.org/officeDocument/2006/math" xmlns:v="urn:schemas-microsoft-com:vml" xmlns:wp14="http://schemas.microsoft.com/office/word/2010/wordprocessingDrawing" xmlns:wp="http://schemas.openxmlformats.org/drawingml/2006/wordprocessingDrawing" xmlns:w10="urn:schemas-microsoft-com:office:word" xmlns:w="http://schemas.openxmlformats.org/wordprocessingml/2006/main" xmlns:w14="http://schemas.microsoft.com/office/word/2010/wordml" xmlns:wpg="http://schemas.microsoft.com/office/word/2010/wordprocessingGroup" xmlns:wpi="http://schemas.microsoft.com/office/word/2010/wordprocessingInk" xmlns:wne="http://schemas.microsoft.com/office/word/2006/wordml" xmlns:wps="http://schemas.microsoft.com/office/word/2010/wordprocessingShape" mc:Ignorable="w14 wp14">
   <w:body>
+    <w:p>
+      <w:pPr>
+        <w:spacing w:after="0" w:before="0"/>
+      </w:pPr>
+      <w:r>
+        <w:rPr>
+          <w:rFonts w:ascii="Yu Gothic" w:hAnsi="Yu Gothic" w:eastAsia="Yu Gothic"/>
+          <w:sz w:val="16"/>
+        </w:rPr>
+      </w:r>
+    </w:p>
+    <w:p>
+      <w:pPr>
+        <w:spacing w:after="0" w:before="0"/>
+      </w:pPr>
+      <w:r>
+        <w:rPr>
+          <w:rFonts w:ascii="Yu Gothic" w:hAnsi="Yu Gothic" w:eastAsia="Yu Gothic"/>
+          <w:sz w:val="16"/>
+        </w:rPr>
+      </w:r>
+    </w:p>
+    <w:p>
+      <w:pPr>
+        <w:spacing w:after="0" w:before="0"/>
+      </w:pPr>
+      <w:r>
+        <w:rPr>
+          <w:rFonts w:ascii="Yu Gothic" w:hAnsi="Yu Gothic" w:eastAsia="Yu Gothic"/>
+          <w:sz w:val="16"/>
+        </w:rPr>
+      </w:r>
+    </w:p>
+    <w:p>
+      <w:pPr>
+        <w:jc w:val="center"/>
+      </w:pPr>
+      <w:r>
+        <w:rPr>
+          <w:rFonts w:ascii="Yu Gothic" w:hAnsi="Yu Gothic" w:eastAsia="Yu Gothic"/>
+          <w:b/>
+          <w:color w:val="2E5E8C"/>
+          <w:sz w:val="26"/>
+        </w:rPr>
+        <w:t>オーナーズコンパス</w:t>
+      </w:r>
+    </w:p>
+    <w:p>
+      <w:pPr>
+        <w:spacing w:before="40"/>
+        <w:jc w:val="center"/>
+      </w:pPr>
+      <w:r>
+        <w:rPr>
+          <w:rFonts w:ascii="Yu Gothic" w:hAnsi="Yu Gothic" w:eastAsia="Yu Gothic"/>
+          <w:color w:val="666666"/>
+          <w:sz w:val="21"/>
+        </w:rPr>
+        <w:t>店舗コンサルティング</w:t>
+      </w:r>
+    </w:p>
+    <w:p>
+      <w:pPr>
+        <w:spacing w:after="0" w:before="0"/>
+      </w:pPr>
+      <w:r>
+        <w:rPr>
+          <w:rFonts w:ascii="Yu Gothic" w:hAnsi="Yu Gothic" w:eastAsia="Yu Gothic"/>
+          <w:sz w:val="20"/>
+        </w:rPr>
+      </w:r>
+    </w:p>
+    <w:tbl>
+      <w:tblPr>
+        <w:tblW w:type="auto" w:w="0"/>
+        <w:tblLook w:firstColumn="1" w:firstRow="1" w:lastColumn="0" w:lastRow="0" w:noHBand="0" w:noVBand="1" w:val="04A0"/>
+        <w:jc w:val="center"/>
+        <w:tblBorders>
+          <w:top w:val="none"/>
+          <w:left w:val="none"/>
+          <w:bottom w:val="none"/>
+          <w:right w:val="none"/>
+          <w:insideH w:val="none"/>
+          <w:insideV w:val="none"/>
+        </w:tblBorders>
+      </w:tblPr>
+      <w:tblGrid>
+        <w:gridCol w:w="9865"/>
+      </w:tblGrid>
+      <w:tr>
+        <w:tc>
+          <w:tcPr>
+            <w:tcW w:type="dxa" w:w="10200"/>
+            <w:shd w:val="clear" w:color="auto" w:fill="1F3B5C"/>
+            <w:tcMar>
+              <w:top w:w="20" w:type="dxa"/>
+              <w:bottom w:w="20" w:type="dxa"/>
+              <w:start w:w="0" w:type="dxa"/>
+              <w:end w:w="0" w:type="dxa"/>
+            </w:tcMar>
+          </w:tcPr>
+          <w:p>
+            <w:pPr>
+              <w:spacing w:after="0" w:before="0"/>
+            </w:pPr>
+            <w:r>
+              <w:rPr>
+                <w:rFonts w:ascii="Yu Gothic" w:hAnsi="Yu Gothic" w:eastAsia="Yu Gothic"/>
+                <w:b w:val="0"/>
+                <w:sz w:val="2"/>
+              </w:rPr>
+            </w:r>
+          </w:p>
+        </w:tc>
+      </w:tr>
+    </w:tbl>
+    <w:p>
+      <w:pPr>
+        <w:spacing w:before="200"/>
+        <w:jc w:val="center"/>
+      </w:pPr>
+      <w:r>
+        <w:rPr>
+          <w:rFonts w:ascii="Yu Gothic" w:hAnsi="Yu Gothic" w:eastAsia="Yu Gothic"/>
+          <w:b/>
+          <w:color w:val="1F3B5C"/>
+          <w:sz w:val="68"/>
+        </w:rPr>
+        <w:t>仲町台店</w:t>
+      </w:r>
+    </w:p>
+    <w:p>
+      <w:pPr>
+        <w:jc w:val="center"/>
+      </w:pPr>
+      <w:r>
+        <w:rPr>
+          <w:rFonts w:ascii="Yu Gothic" w:hAnsi="Yu Gothic" w:eastAsia="Yu Gothic"/>
+          <w:b/>
+          <w:color w:val="1F3B5C"/>
+          <w:sz w:val="36"/>
+        </w:rPr>
+        <w:t>週次コンサルティングレポート</w:t>
+      </w:r>
+    </w:p>
+    <w:p>
+      <w:pPr>
+        <w:spacing w:before="80"/>
+        <w:jc w:val="center"/>
+      </w:pPr>
+      <w:r>
+        <w:rPr>
+          <w:rFonts w:ascii="Yu Gothic" w:hAnsi="Yu Gothic" w:eastAsia="Yu Gothic"/>
+          <w:color w:val="666666"/>
+          <w:sz w:val="22"/>
+        </w:rPr>
+        <w:t>― 店舗運営の現状報告と改善提案 ―</w:t>
+      </w:r>
+    </w:p>
+    <w:p>
+      <w:pPr>
+        <w:spacing w:after="0" w:before="0"/>
+      </w:pPr>
+      <w:r>
+        <w:rPr>
+          <w:rFonts w:ascii="Yu Gothic" w:hAnsi="Yu Gothic" w:eastAsia="Yu Gothic"/>
+          <w:sz w:val="12"/>
+        </w:rPr>
+      </w:r>
+    </w:p>
+    <w:tbl>
+      <w:tblPr>
+        <w:tblW w:type="auto" w:w="0"/>
+        <w:tblLook w:firstColumn="1" w:firstRow="1" w:lastColumn="0" w:lastRow="0" w:noHBand="0" w:noVBand="1" w:val="04A0"/>
+        <w:jc w:val="center"/>
+        <w:tblBorders>
+          <w:top w:val="none"/>
+          <w:left w:val="none"/>
+          <w:bottom w:val="none"/>
+          <w:right w:val="none"/>
+          <w:insideH w:val="none"/>
+          <w:insideV w:val="none"/>
+        </w:tblBorders>
+      </w:tblPr>
+      <w:tblGrid>
+        <w:gridCol w:w="9865"/>
+      </w:tblGrid>
+      <w:tr>
+        <w:tc>
+          <w:tcPr>
+            <w:tcW w:type="dxa" w:w="10200"/>
+            <w:shd w:val="clear" w:color="auto" w:fill="1F3B5C"/>
+            <w:tcMar>
+              <w:top w:w="20" w:type="dxa"/>
+              <w:bottom w:w="20" w:type="dxa"/>
+              <w:start w:w="0" w:type="dxa"/>
+              <w:end w:w="0" w:type="dxa"/>
+            </w:tcMar>
+          </w:tcPr>
+          <w:p>
+            <w:pPr>
+              <w:spacing w:after="0" w:before="0"/>
+            </w:pPr>
+            <w:r>
+              <w:rPr>
+                <w:rFonts w:ascii="Yu Gothic" w:hAnsi="Yu Gothic" w:eastAsia="Yu Gothic"/>
+                <w:b w:val="0"/>
+                <w:sz w:val="2"/>
+              </w:rPr>
+            </w:r>
+          </w:p>
+        </w:tc>
+      </w:tr>
+    </w:tbl>
+    <w:p>
+      <w:pPr>
+        <w:spacing w:after="0" w:before="0"/>
+      </w:pPr>
+      <w:r>
+        <w:rPr>
+          <w:rFonts w:ascii="Yu Gothic" w:hAnsi="Yu Gothic" w:eastAsia="Yu Gothic"/>
+          <w:sz w:val="28"/>
+        </w:rPr>
+      </w:r>
+    </w:p>
+    <w:tbl>
+      <w:tblPr>
+        <w:tblW w:type="auto" w:w="0"/>
+        <w:jc w:val="center"/>
+        <w:tblLook w:firstColumn="1" w:firstRow="1" w:lastColumn="0" w:lastRow="0" w:noHBand="0" w:noVBand="1" w:val="04A0"/>
+      </w:tblPr>
+      <w:tblGrid>
+        <w:gridCol w:w="1814"/>
+        <w:gridCol w:w="4535"/>
+      </w:tblGrid>
+      <w:tr>
+        <w:tc>
+          <w:tcPr>
+            <w:tcW w:type="dxa" w:w="5100"/>
+            <w:shd w:val="clear" w:color="auto" w:fill="1F3B5C"/>
+            <w:tcBorders>
+              <w:top w:val="single" w:sz="6" w:space="0" w:color="FFFFFF"/>
+              <w:left w:val="single" w:sz="6" w:space="0" w:color="FFFFFF"/>
+              <w:bottom w:val="single" w:sz="6" w:space="0" w:color="FFFFFF"/>
+              <w:right w:val="single" w:sz="6" w:space="0" w:color="FFFFFF"/>
+            </w:tcBorders>
+            <w:tcMar>
+              <w:top w:w="60" w:type="dxa"/>
+              <w:bottom w:w="60" w:type="dxa"/>
+              <w:start w:w="130" w:type="dxa"/>
+              <w:end w:w="130" w:type="dxa"/>
+            </w:tcMar>
+          </w:tcPr>
+          <w:p>
+            <w:pPr>
+              <w:spacing w:after="0" w:before="0"/>
+              <w:jc w:val="center"/>
+            </w:pPr>
+            <w:r>
+              <w:rPr>
+                <w:rFonts w:ascii="Yu Gothic" w:hAnsi="Yu Gothic" w:eastAsia="Yu Gothic"/>
+                <w:b/>
+                <w:color w:val="FFFFFF"/>
+                <w:sz w:val="20"/>
+              </w:rPr>
+              <w:t>回　数</w:t>
+            </w:r>
+          </w:p>
+        </w:tc>
+        <w:tc>
+          <w:tcPr>
+            <w:tcW w:type="dxa" w:w="5100"/>
+            <w:shd w:val="clear" w:color="auto" w:fill="EEF1F5"/>
+            <w:tcBorders>
+              <w:top w:val="single" w:sz="6" w:space="0" w:color="FFFFFF"/>
+              <w:left w:val="single" w:sz="6" w:space="0" w:color="FFFFFF"/>
+              <w:bottom w:val="single" w:sz="6" w:space="0" w:color="FFFFFF"/>
+              <w:right w:val="single" w:sz="6" w:space="0" w:color="FFFFFF"/>
+            </w:tcBorders>
+            <w:tcMar>
+              <w:top w:w="60" w:type="dxa"/>
+              <w:bottom w:w="60" w:type="dxa"/>
+              <w:start w:w="130" w:type="dxa"/>
+              <w:end w:w="130" w:type="dxa"/>
+            </w:tcMar>
+          </w:tcPr>
+          <w:p>
+            <w:pPr>
+              <w:spacing w:after="0" w:before="0"/>
+            </w:pPr>
+            <w:r>
+              <w:rPr>
+                <w:rFonts w:ascii="Yu Gothic" w:hAnsi="Yu Gothic" w:eastAsia="Yu Gothic"/>
+                <w:b/>
+                <w:color w:val="1F3B5C"/>
+                <w:sz w:val="22"/>
+              </w:rPr>
+              <w:t>第1回</w:t>
+            </w:r>
+          </w:p>
+        </w:tc>
+      </w:tr>
+      <w:tr>
+        <w:tc>
+          <w:tcPr>
+            <w:tcW w:type="dxa" w:w="1814"/>
+            <w:shd w:val="clear" w:color="auto" w:fill="1F3B5C"/>
+            <w:tcBorders>
+              <w:top w:val="single" w:sz="6" w:space="0" w:color="FFFFFF"/>
+              <w:left w:val="single" w:sz="6" w:space="0" w:color="FFFFFF"/>
+              <w:bottom w:val="single" w:sz="6" w:space="0" w:color="FFFFFF"/>
+              <w:right w:val="single" w:sz="6" w:space="0" w:color="FFFFFF"/>
+            </w:tcBorders>
+            <w:tcMar>
+              <w:top w:w="60" w:type="dxa"/>
+              <w:bottom w:w="60" w:type="dxa"/>
+              <w:start w:w="130" w:type="dxa"/>
+              <w:end w:w="130" w:type="dxa"/>
+            </w:tcMar>
+          </w:tcPr>
+          <w:p>
+            <w:pPr>
+              <w:spacing w:after="0" w:before="0"/>
+              <w:jc w:val="center"/>
+            </w:pPr>
+            <w:r>
+              <w:rPr>
+                <w:rFonts w:ascii="Yu Gothic" w:hAnsi="Yu Gothic" w:eastAsia="Yu Gothic"/>
+                <w:b/>
+                <w:color w:val="FFFFFF"/>
+                <w:sz w:val="20"/>
+              </w:rPr>
+              <w:t>訪問日</w:t>
+            </w:r>
+          </w:p>
+        </w:tc>
+        <w:tc>
+          <w:tcPr>
+            <w:tcW w:type="dxa" w:w="4535"/>
+            <w:shd w:val="clear" w:color="auto" w:fill="EEF1F5"/>
+            <w:tcBorders>
+              <w:top w:val="single" w:sz="6" w:space="0" w:color="FFFFFF"/>
+              <w:left w:val="single" w:sz="6" w:space="0" w:color="FFFFFF"/>
+              <w:bottom w:val="single" w:sz="6" w:space="0" w:color="FFFFFF"/>
+              <w:right w:val="single" w:sz="6" w:space="0" w:color="FFFFFF"/>
+            </w:tcBorders>
+            <w:tcMar>
+              <w:top w:w="60" w:type="dxa"/>
+              <w:bottom w:w="60" w:type="dxa"/>
+              <w:start w:w="130" w:type="dxa"/>
+              <w:end w:w="130" w:type="dxa"/>
+            </w:tcMar>
+          </w:tcPr>
+          <w:p>
+            <w:pPr>
+              <w:spacing w:after="0" w:before="0"/>
+            </w:pPr>
+            <w:r>
+              <w:rPr>
+                <w:rFonts w:ascii="Yu Gothic" w:hAnsi="Yu Gothic" w:eastAsia="Yu Gothic"/>
+                <w:b/>
+                <w:color w:val="1F3B5C"/>
+                <w:sz w:val="22"/>
+              </w:rPr>
+              <w:t>2026年6月8日(月)</w:t>
+            </w:r>
+          </w:p>
+        </w:tc>
+      </w:tr>
+      <w:tr>
+        <w:tc>
+          <w:tcPr>
+            <w:tcW w:type="dxa" w:w="1814"/>
+            <w:shd w:val="clear" w:color="auto" w:fill="1F3B5C"/>
+            <w:tcBorders>
+              <w:top w:val="single" w:sz="6" w:space="0" w:color="FFFFFF"/>
+              <w:left w:val="single" w:sz="6" w:space="0" w:color="FFFFFF"/>
+              <w:bottom w:val="single" w:sz="6" w:space="0" w:color="FFFFFF"/>
+              <w:right w:val="single" w:sz="6" w:space="0" w:color="FFFFFF"/>
+            </w:tcBorders>
+            <w:tcMar>
+              <w:top w:w="60" w:type="dxa"/>
+              <w:bottom w:w="60" w:type="dxa"/>
+              <w:start w:w="130" w:type="dxa"/>
+              <w:end w:w="130" w:type="dxa"/>
+            </w:tcMar>
+          </w:tcPr>
+          <w:p>
+            <w:pPr>
+              <w:spacing w:after="0" w:before="0"/>
+              <w:jc w:val="center"/>
+            </w:pPr>
+            <w:r>
+              <w:rPr>
+                <w:rFonts w:ascii="Yu Gothic" w:hAnsi="Yu Gothic" w:eastAsia="Yu Gothic"/>
+                <w:b/>
+                <w:color w:val="FFFFFF"/>
+                <w:sz w:val="20"/>
+              </w:rPr>
+              <w:t>担　当</w:t>
+            </w:r>
+          </w:p>
+        </w:tc>
+        <w:tc>
+          <w:tcPr>
+            <w:tcW w:type="dxa" w:w="4535"/>
+            <w:shd w:val="clear" w:color="auto" w:fill="EEF1F5"/>
+            <w:tcBorders>
+              <w:top w:val="single" w:sz="6" w:space="0" w:color="FFFFFF"/>
+              <w:left w:val="single" w:sz="6" w:space="0" w:color="FFFFFF"/>
+              <w:bottom w:val="single" w:sz="6" w:space="0" w:color="FFFFFF"/>
+              <w:right w:val="single" w:sz="6" w:space="0" w:color="FFFFFF"/>
+            </w:tcBorders>
+            <w:tcMar>
+              <w:top w:w="60" w:type="dxa"/>
+              <w:bottom w:w="60" w:type="dxa"/>
+              <w:start w:w="130" w:type="dxa"/>
+              <w:end w:w="130" w:type="dxa"/>
+            </w:tcMar>
+          </w:tcPr>
+          <w:p>
+            <w:pPr>
+              <w:spacing w:after="0" w:before="0"/>
+            </w:pPr>
+            <w:r>
+              <w:rPr>
+                <w:rFonts w:ascii="Yu Gothic" w:hAnsi="Yu Gothic" w:eastAsia="Yu Gothic"/>
+                <w:b/>
+                <w:color w:val="1F3B5C"/>
+                <w:sz w:val="22"/>
+              </w:rPr>
+              <w:t>小泉M</w:t>
+            </w:r>
+          </w:p>
+        </w:tc>
+      </w:tr>
+      <w:tr>
+        <w:tc>
+          <w:tcPr>
+            <w:tcW w:type="dxa" w:w="1814"/>
+            <w:shd w:val="clear" w:color="auto" w:fill="1F3B5C"/>
+            <w:tcBorders>
+              <w:top w:val="single" w:sz="6" w:space="0" w:color="FFFFFF"/>
+              <w:left w:val="single" w:sz="6" w:space="0" w:color="FFFFFF"/>
+              <w:bottom w:val="single" w:sz="6" w:space="0" w:color="FFFFFF"/>
+              <w:right w:val="single" w:sz="6" w:space="0" w:color="FFFFFF"/>
+            </w:tcBorders>
+            <w:tcMar>
+              <w:top w:w="60" w:type="dxa"/>
+              <w:bottom w:w="60" w:type="dxa"/>
+              <w:start w:w="130" w:type="dxa"/>
+              <w:end w:w="130" w:type="dxa"/>
+            </w:tcMar>
+          </w:tcPr>
+          <w:p>
+            <w:pPr>
+              <w:spacing w:after="0" w:before="0"/>
+              <w:jc w:val="center"/>
+            </w:pPr>
+            <w:r>
+              <w:rPr>
+                <w:rFonts w:ascii="Yu Gothic" w:hAnsi="Yu Gothic" w:eastAsia="Yu Gothic"/>
+                <w:b/>
+                <w:color w:val="FFFFFF"/>
+                <w:sz w:val="20"/>
+              </w:rPr>
+              <w:t>勤　務</w:t>
+            </w:r>
+          </w:p>
+        </w:tc>
+        <w:tc>
+          <w:tcPr>
+            <w:tcW w:type="dxa" w:w="4535"/>
+            <w:shd w:val="clear" w:color="auto" w:fill="EEF1F5"/>
+            <w:tcBorders>
+              <w:top w:val="single" w:sz="6" w:space="0" w:color="FFFFFF"/>
+              <w:left w:val="single" w:sz="6" w:space="0" w:color="FFFFFF"/>
+              <w:bottom w:val="single" w:sz="6" w:space="0" w:color="FFFFFF"/>
+              <w:right w:val="single" w:sz="6" w:space="0" w:color="FFFFFF"/>
+            </w:tcBorders>
+            <w:tcMar>
+              <w:top w:w="60" w:type="dxa"/>
+              <w:bottom w:w="60" w:type="dxa"/>
+              <w:start w:w="130" w:type="dxa"/>
+              <w:end w:w="130" w:type="dxa"/>
+            </w:tcMar>
+          </w:tcPr>
+          <w:p>
+            <w:pPr>
+              <w:spacing w:after="0" w:before="0"/>
+            </w:pPr>
+            <w:r>
+              <w:rPr>
+                <w:rFonts w:ascii="Yu Gothic" w:hAnsi="Yu Gothic" w:eastAsia="Yu Gothic"/>
+                <w:b/>
+                <w:color w:val="1F3B5C"/>
+                <w:sz w:val="22"/>
+              </w:rPr>
+              <w:t>毎週月曜 13:00〜17:00</w:t>
+            </w:r>
+          </w:p>
+        </w:tc>
+      </w:tr>
+      <w:tr>
+        <w:tc>
+          <w:tcPr>
+            <w:tcW w:type="dxa" w:w="1814"/>
+            <w:shd w:val="clear" w:color="auto" w:fill="1F3B5C"/>
+            <w:tcBorders>
+              <w:top w:val="single" w:sz="6" w:space="0" w:color="FFFFFF"/>
+              <w:left w:val="single" w:sz="6" w:space="0" w:color="FFFFFF"/>
+              <w:bottom w:val="single" w:sz="6" w:space="0" w:color="FFFFFF"/>
+              <w:right w:val="single" w:sz="6" w:space="0" w:color="FFFFFF"/>
+            </w:tcBorders>
+            <w:tcMar>
+              <w:top w:w="60" w:type="dxa"/>
+              <w:bottom w:w="60" w:type="dxa"/>
+              <w:start w:w="130" w:type="dxa"/>
+              <w:end w:w="130" w:type="dxa"/>
+            </w:tcMar>
+          </w:tcPr>
+          <w:p>
+            <w:pPr>
+              <w:spacing w:after="0" w:before="0"/>
+              <w:jc w:val="center"/>
+            </w:pPr>
+            <w:r>
+              <w:rPr>
+                <w:rFonts w:ascii="Yu Gothic" w:hAnsi="Yu Gothic" w:eastAsia="Yu Gothic"/>
+                <w:b/>
+                <w:color w:val="FFFFFF"/>
+                <w:sz w:val="20"/>
+              </w:rPr>
+              <w:t>作成日</w:t>
+            </w:r>
+          </w:p>
+        </w:tc>
+        <w:tc>
+          <w:tcPr>
+            <w:tcW w:type="dxa" w:w="4535"/>
+            <w:shd w:val="clear" w:color="auto" w:fill="EEF1F5"/>
+            <w:tcBorders>
+              <w:top w:val="single" w:sz="6" w:space="0" w:color="FFFFFF"/>
+              <w:left w:val="single" w:sz="6" w:space="0" w:color="FFFFFF"/>
+              <w:bottom w:val="single" w:sz="6" w:space="0" w:color="FFFFFF"/>
+              <w:right w:val="single" w:sz="6" w:space="0" w:color="FFFFFF"/>
+            </w:tcBorders>
+            <w:tcMar>
+              <w:top w:w="60" w:type="dxa"/>
+              <w:bottom w:w="60" w:type="dxa"/>
+              <w:start w:w="130" w:type="dxa"/>
+              <w:end w:w="130" w:type="dxa"/>
+            </w:tcMar>
+          </w:tcPr>
+          <w:p>
+            <w:pPr>
+              <w:spacing w:after="0" w:before="0"/>
+            </w:pPr>
+            <w:r>
+              <w:rPr>
+                <w:rFonts w:ascii="Yu Gothic" w:hAnsi="Yu Gothic" w:eastAsia="Yu Gothic"/>
+                <w:b/>
+                <w:color w:val="1F3B5C"/>
+                <w:sz w:val="22"/>
+              </w:rPr>
+              <w:t>2026年6月8日(月)</w:t>
+            </w:r>
+          </w:p>
+        </w:tc>
+      </w:tr>
+    </w:tbl>
+    <w:p>
+      <w:pPr>
+        <w:spacing w:after="0" w:before="0"/>
+      </w:pPr>
+      <w:r>
+        <w:rPr>
+          <w:rFonts w:ascii="Yu Gothic" w:hAnsi="Yu Gothic" w:eastAsia="Yu Gothic"/>
+          <w:sz w:val="32"/>
+        </w:rPr>
+      </w:r>
+    </w:p>
+    <w:tbl>
+      <w:tblPr>
+        <w:tblW w:type="auto" w:w="0"/>
+        <w:tblLook w:firstColumn="1" w:firstRow="1" w:lastColumn="0" w:lastRow="0" w:noHBand="0" w:noVBand="1" w:val="04A0"/>
+        <w:jc w:val="center"/>
+        <w:tblBorders>
+          <w:top w:val="none"/>
+          <w:left w:val="none"/>
+          <w:bottom w:val="none"/>
+          <w:right w:val="none"/>
+          <w:insideH w:val="none"/>
+          <w:insideV w:val="none"/>
+        </w:tblBorders>
+      </w:tblPr>
+      <w:tblGrid>
+        <w:gridCol w:w="6350"/>
+      </w:tblGrid>
+      <w:tr>
+        <w:tc>
+          <w:tcPr>
+            <w:tcW w:type="dxa" w:w="10200"/>
+            <w:shd w:val="clear" w:color="auto" w:fill="F7F9FC"/>
+            <w:tcBorders>
+              <w:top w:val="single" w:sz="4" w:space="0" w:color="C9D3DF"/>
+              <w:left w:val="single" w:sz="4" w:space="0" w:color="C9D3DF"/>
+              <w:bottom w:val="single" w:sz="4" w:space="0" w:color="C9D3DF"/>
+              <w:right w:val="single" w:sz="4" w:space="0" w:color="C9D3DF"/>
+            </w:tcBorders>
+            <w:tcMar>
+              <w:top w:w="110" w:type="dxa"/>
+              <w:bottom w:w="120" w:type="dxa"/>
+              <w:start w:w="180" w:type="dxa"/>
+              <w:end w:w="180" w:type="dxa"/>
+            </w:tcMar>
+          </w:tcPr>
+          <w:p>
+            <w:pPr>
+              <w:spacing w:after="0" w:before="0"/>
+            </w:pPr>
+            <w:r>
+              <w:rPr>
+                <w:rFonts w:ascii="Yu Gothic" w:hAnsi="Yu Gothic" w:eastAsia="Yu Gothic"/>
+                <w:b/>
+                <w:color w:val="1F3B5C"/>
+                <w:sz w:val="24"/>
+              </w:rPr>
+              <w:t>目　次</w:t>
+            </w:r>
+          </w:p>
+          <w:p>
+            <w:pPr>
+              <w:spacing w:after="60" w:before="40"/>
+            </w:pPr>
+            <w:r>
+              <w:rPr>
+                <w:rFonts w:ascii="Yu Gothic" w:hAnsi="Yu Gothic" w:eastAsia="Yu Gothic"/>
+                <w:b/>
+                <w:color w:val="2E5E8C"/>
+                <w:sz w:val="21"/>
+              </w:rPr>
+              <w:t xml:space="preserve">1.　</w:t>
+            </w:r>
+            <w:r>
+              <w:rPr>
+                <w:rFonts w:ascii="Yu Gothic" w:hAnsi="Yu Gothic" w:eastAsia="Yu Gothic"/>
+                <w:color w:val="333333"/>
+                <w:sz w:val="21"/>
+              </w:rPr>
+              <w:t>本日の実施作業（売場改善）</w:t>
+            </w:r>
+          </w:p>
+          <w:p>
+            <w:pPr>
+              <w:spacing w:after="60" w:before="40"/>
+            </w:pPr>
+            <w:r>
+              <w:rPr>
+                <w:rFonts w:ascii="Yu Gothic" w:hAnsi="Yu Gothic" w:eastAsia="Yu Gothic"/>
+                <w:b/>
+                <w:color w:val="2E5E8C"/>
+                <w:sz w:val="21"/>
+              </w:rPr>
+              <w:t xml:space="preserve">2.　</w:t>
+            </w:r>
+            <w:r>
+              <w:rPr>
+                <w:rFonts w:ascii="Yu Gothic" w:hAnsi="Yu Gothic" w:eastAsia="Yu Gothic"/>
+                <w:color w:val="333333"/>
+                <w:sz w:val="21"/>
+              </w:rPr>
+              <w:t>店舗の現状と気づき（課題）</w:t>
+            </w:r>
+          </w:p>
+          <w:p>
+            <w:pPr>
+              <w:spacing w:after="60" w:before="40"/>
+            </w:pPr>
+            <w:r>
+              <w:rPr>
+                <w:rFonts w:ascii="Yu Gothic" w:hAnsi="Yu Gothic" w:eastAsia="Yu Gothic"/>
+                <w:b/>
+                <w:color w:val="2E5E8C"/>
+                <w:sz w:val="21"/>
+              </w:rPr>
+              <w:t xml:space="preserve">3.　</w:t>
+            </w:r>
+            <w:r>
+              <w:rPr>
+                <w:rFonts w:ascii="Yu Gothic" w:hAnsi="Yu Gothic" w:eastAsia="Yu Gothic"/>
+                <w:color w:val="333333"/>
+                <w:sz w:val="21"/>
+              </w:rPr>
+              <w:t>オーナーへの提案・合意事項</w:t>
+            </w:r>
+          </w:p>
+          <w:p>
+            <w:pPr>
+              <w:spacing w:after="60" w:before="40"/>
+            </w:pPr>
+            <w:r>
+              <w:rPr>
+                <w:rFonts w:ascii="Yu Gothic" w:hAnsi="Yu Gothic" w:eastAsia="Yu Gothic"/>
+                <w:b/>
+                <w:color w:val="2E5E8C"/>
+                <w:sz w:val="21"/>
+              </w:rPr>
+              <w:t xml:space="preserve">4.　</w:t>
+            </w:r>
+            <w:r>
+              <w:rPr>
+                <w:rFonts w:ascii="Yu Gothic" w:hAnsi="Yu Gothic" w:eastAsia="Yu Gothic"/>
+                <w:color w:val="333333"/>
+                <w:sz w:val="21"/>
+              </w:rPr>
+              <w:t>翌週アクションプラン</w:t>
+            </w:r>
+          </w:p>
+          <w:p>
+            <w:pPr>
+              <w:spacing w:after="60" w:before="40"/>
+            </w:pPr>
+            <w:r>
+              <w:rPr>
+                <w:rFonts w:ascii="Yu Gothic" w:hAnsi="Yu Gothic" w:eastAsia="Yu Gothic"/>
+                <w:b/>
+                <w:color w:val="2E5E8C"/>
+                <w:sz w:val="21"/>
+              </w:rPr>
+              <w:t xml:space="preserve">5.　</w:t>
+            </w:r>
+            <w:r>
+              <w:rPr>
+                <w:rFonts w:ascii="Yu Gothic" w:hAnsi="Yu Gothic" w:eastAsia="Yu Gothic"/>
+                <w:color w:val="333333"/>
+                <w:sz w:val="21"/>
+              </w:rPr>
+              <w:t>重点課題と改善提案</w:t>
+            </w:r>
+          </w:p>
+          <w:p>
+            <w:pPr>
+              <w:spacing w:after="60" w:before="40"/>
+            </w:pPr>
+            <w:r>
+              <w:rPr>
+                <w:rFonts w:ascii="Yu Gothic" w:hAnsi="Yu Gothic" w:eastAsia="Yu Gothic"/>
+                <w:b/>
+                <w:color w:val="2E5E8C"/>
+                <w:sz w:val="21"/>
+              </w:rPr>
+              <w:t xml:space="preserve">6.　</w:t>
+            </w:r>
+            <w:r>
+              <w:rPr>
+                <w:rFonts w:ascii="Yu Gothic" w:hAnsi="Yu Gothic" w:eastAsia="Yu Gothic"/>
+                <w:color w:val="333333"/>
+                <w:sz w:val="21"/>
+              </w:rPr>
+              <w:t>優先順位ロードマップ</w:t>
+            </w:r>
+          </w:p>
+          <w:p>
+            <w:pPr>
+              <w:spacing w:after="60" w:before="40"/>
+            </w:pPr>
+            <w:r>
+              <w:rPr>
+                <w:rFonts w:ascii="Yu Gothic" w:hAnsi="Yu Gothic" w:eastAsia="Yu Gothic"/>
+                <w:b/>
+                <w:color w:val="2E5E8C"/>
+                <w:sz w:val="21"/>
+              </w:rPr>
+              <w:t xml:space="preserve">7.　</w:t>
+            </w:r>
+            <w:r>
+              <w:rPr>
+                <w:rFonts w:ascii="Yu Gothic" w:hAnsi="Yu Gothic" w:eastAsia="Yu Gothic"/>
+                <w:color w:val="333333"/>
+                <w:sz w:val="21"/>
+              </w:rPr>
+              <w:t>KPI・進捗管理表</w:t>
+            </w:r>
+          </w:p>
+        </w:tc>
+      </w:tr>
+    </w:tbl>
+    <w:p>
+      <w:r>
+        <w:br w:type="page"/>
+      </w:r>
+    </w:p>
     <w:tbl>
       <w:tblPr>
         <w:tblW w:type="auto" w:w="0"/>
@@ -25,8 +818,8 @@
             <w:tcW w:type="dxa" w:w="10200"/>
             <w:shd w:val="clear" w:color="auto" w:fill="1F3B5C"/>
             <w:tcMar>
-              <w:top w:w="170" w:type="dxa"/>
-              <w:bottom w:w="170" w:type="dxa"/>
+              <w:top w:w="150" w:type="dxa"/>
+              <w:bottom w:w="150" w:type="dxa"/>
               <w:start w:w="200" w:type="dxa"/>
               <w:end w:w="200" w:type="dxa"/>
             </w:tcMar>
@@ -39,24 +832,9 @@
             <w:r>
               <w:rPr>
                 <w:rFonts w:ascii="Yu Gothic" w:hAnsi="Yu Gothic" w:eastAsia="Yu Gothic"/>
-                <w:b w:val="0"/>
-                <w:color w:val="C7D6E8"/>
-                <w:sz w:val="21"/>
-              </w:rPr>
-              <w:t>オーナーズコンパス</w:t>
-            </w:r>
-          </w:p>
-          <w:p>
-            <w:pPr>
-              <w:spacing w:after="0" w:before="40"/>
-              <w:jc w:val="center"/>
-            </w:pPr>
-            <w:r>
-              <w:rPr>
-                <w:rFonts w:ascii="Yu Gothic" w:hAnsi="Yu Gothic" w:eastAsia="Yu Gothic"/>
                 <w:b/>
                 <w:color w:val="FFFFFF"/>
-                <w:sz w:val="40"/>
+                <w:sz w:val="36"/>
               </w:rPr>
               <w:t>仲町台店　週次コンサルティングレポート</w:t>
             </w:r>
@@ -71,224 +849,9 @@
                 <w:rFonts w:ascii="Yu Gothic" w:hAnsi="Yu Gothic" w:eastAsia="Yu Gothic"/>
                 <w:b w:val="0"/>
                 <w:color w:val="C7D6E8"/>
-                <w:sz w:val="21"/>
-              </w:rPr>
-              <w:t>― 店舗運営の現状報告と改善提案 ―</w:t>
-            </w:r>
-          </w:p>
-        </w:tc>
-      </w:tr>
-    </w:tbl>
-    <w:tbl>
-      <w:tblPr>
-        <w:tblW w:type="auto" w:w="0"/>
-        <w:tblLook w:firstColumn="1" w:firstRow="1" w:lastColumn="0" w:lastRow="0" w:noHBand="0" w:noVBand="1" w:val="04A0"/>
-        <w:jc w:val="center"/>
-        <w:tblBorders>
-          <w:top w:val="none"/>
-          <w:left w:val="none"/>
-          <w:bottom w:val="none"/>
-          <w:right w:val="none"/>
-          <w:insideH w:val="none"/>
-          <w:insideV w:val="none"/>
-        </w:tblBorders>
-      </w:tblPr>
-      <w:tblGrid>
-        <w:gridCol w:w="2550"/>
-        <w:gridCol w:w="2550"/>
-        <w:gridCol w:w="2550"/>
-        <w:gridCol w:w="2550"/>
-      </w:tblGrid>
-      <w:tr>
-        <w:tc>
-          <w:tcPr>
-            <w:tcW w:type="dxa" w:w="2550"/>
-            <w:shd w:val="clear" w:color="auto" w:fill="EEF1F5"/>
-            <w:tcBorders>
-              <w:top w:val="single" w:sz="4" w:space="0" w:color="C9D3DF"/>
-              <w:left w:val="single" w:sz="4" w:space="0" w:color="C9D3DF"/>
-              <w:bottom w:val="single" w:sz="4" w:space="0" w:color="C9D3DF"/>
-              <w:right w:val="single" w:sz="4" w:space="0" w:color="C9D3DF"/>
-            </w:tcBorders>
-            <w:tcMar>
-              <w:top w:w="50" w:type="dxa"/>
-              <w:bottom w:w="50" w:type="dxa"/>
-              <w:start w:w="100" w:type="dxa"/>
-              <w:end w:w="100" w:type="dxa"/>
-            </w:tcMar>
-          </w:tcPr>
-          <w:p>
-            <w:pPr>
-              <w:spacing w:after="0" w:before="0"/>
-              <w:jc w:val="center"/>
-            </w:pPr>
-            <w:r>
-              <w:rPr>
-                <w:rFonts w:ascii="Yu Gothic" w:hAnsi="Yu Gothic" w:eastAsia="Yu Gothic"/>
-                <w:b/>
-                <w:color w:val="666666"/>
-                <w:sz w:val="16"/>
-              </w:rPr>
-              <w:t>回 数</w:t>
-            </w:r>
-          </w:p>
-          <w:p>
-            <w:pPr>
-              <w:spacing w:after="0" w:before="20"/>
-              <w:jc w:val="center"/>
-            </w:pPr>
-            <w:r>
-              <w:rPr>
-                <w:rFonts w:ascii="Yu Gothic" w:hAnsi="Yu Gothic" w:eastAsia="Yu Gothic"/>
-                <w:b/>
-                <w:color w:val="1F3B5C"/>
                 <w:sz w:val="20"/>
               </w:rPr>
-              <w:t>第1回</w:t>
-            </w:r>
-          </w:p>
-        </w:tc>
-        <w:tc>
-          <w:tcPr>
-            <w:tcW w:type="dxa" w:w="2550"/>
-            <w:shd w:val="clear" w:color="auto" w:fill="EEF1F5"/>
-            <w:tcBorders>
-              <w:top w:val="single" w:sz="4" w:space="0" w:color="C9D3DF"/>
-              <w:left w:val="single" w:sz="4" w:space="0" w:color="C9D3DF"/>
-              <w:bottom w:val="single" w:sz="4" w:space="0" w:color="C9D3DF"/>
-              <w:right w:val="single" w:sz="4" w:space="0" w:color="C9D3DF"/>
-            </w:tcBorders>
-            <w:tcMar>
-              <w:top w:w="50" w:type="dxa"/>
-              <w:bottom w:w="50" w:type="dxa"/>
-              <w:start w:w="100" w:type="dxa"/>
-              <w:end w:w="100" w:type="dxa"/>
-            </w:tcMar>
-          </w:tcPr>
-          <w:p>
-            <w:pPr>
-              <w:spacing w:after="0" w:before="0"/>
-              <w:jc w:val="center"/>
-            </w:pPr>
-            <w:r>
-              <w:rPr>
-                <w:rFonts w:ascii="Yu Gothic" w:hAnsi="Yu Gothic" w:eastAsia="Yu Gothic"/>
-                <w:b/>
-                <w:color w:val="666666"/>
-                <w:sz w:val="16"/>
-              </w:rPr>
-              <w:t>訪問日</w:t>
-            </w:r>
-          </w:p>
-          <w:p>
-            <w:pPr>
-              <w:spacing w:after="0" w:before="20"/>
-              <w:jc w:val="center"/>
-            </w:pPr>
-            <w:r>
-              <w:rPr>
-                <w:rFonts w:ascii="Yu Gothic" w:hAnsi="Yu Gothic" w:eastAsia="Yu Gothic"/>
-                <w:b/>
-                <w:color w:val="1F3B5C"/>
-                <w:sz w:val="20"/>
-              </w:rPr>
-              <w:t>2026年6月8日(月)</w:t>
-            </w:r>
-          </w:p>
-        </w:tc>
-        <w:tc>
-          <w:tcPr>
-            <w:tcW w:type="dxa" w:w="2550"/>
-            <w:shd w:val="clear" w:color="auto" w:fill="EEF1F5"/>
-            <w:tcBorders>
-              <w:top w:val="single" w:sz="4" w:space="0" w:color="C9D3DF"/>
-              <w:left w:val="single" w:sz="4" w:space="0" w:color="C9D3DF"/>
-              <w:bottom w:val="single" w:sz="4" w:space="0" w:color="C9D3DF"/>
-              <w:right w:val="single" w:sz="4" w:space="0" w:color="C9D3DF"/>
-            </w:tcBorders>
-            <w:tcMar>
-              <w:top w:w="50" w:type="dxa"/>
-              <w:bottom w:w="50" w:type="dxa"/>
-              <w:start w:w="100" w:type="dxa"/>
-              <w:end w:w="100" w:type="dxa"/>
-            </w:tcMar>
-          </w:tcPr>
-          <w:p>
-            <w:pPr>
-              <w:spacing w:after="0" w:before="0"/>
-              <w:jc w:val="center"/>
-            </w:pPr>
-            <w:r>
-              <w:rPr>
-                <w:rFonts w:ascii="Yu Gothic" w:hAnsi="Yu Gothic" w:eastAsia="Yu Gothic"/>
-                <w:b/>
-                <w:color w:val="666666"/>
-                <w:sz w:val="16"/>
-              </w:rPr>
-              <w:t>担当</w:t>
-            </w:r>
-          </w:p>
-          <w:p>
-            <w:pPr>
-              <w:spacing w:after="0" w:before="20"/>
-              <w:jc w:val="center"/>
-            </w:pPr>
-            <w:r>
-              <w:rPr>
-                <w:rFonts w:ascii="Yu Gothic" w:hAnsi="Yu Gothic" w:eastAsia="Yu Gothic"/>
-                <w:b/>
-                <w:color w:val="1F3B5C"/>
-                <w:sz w:val="20"/>
-              </w:rPr>
-              <w:t>小泉M</w:t>
-            </w:r>
-          </w:p>
-        </w:tc>
-        <w:tc>
-          <w:tcPr>
-            <w:tcW w:type="dxa" w:w="2550"/>
-            <w:shd w:val="clear" w:color="auto" w:fill="EEF1F5"/>
-            <w:tcBorders>
-              <w:top w:val="single" w:sz="4" w:space="0" w:color="C9D3DF"/>
-              <w:left w:val="single" w:sz="4" w:space="0" w:color="C9D3DF"/>
-              <w:bottom w:val="single" w:sz="4" w:space="0" w:color="C9D3DF"/>
-              <w:right w:val="single" w:sz="4" w:space="0" w:color="C9D3DF"/>
-            </w:tcBorders>
-            <w:tcMar>
-              <w:top w:w="50" w:type="dxa"/>
-              <w:bottom w:w="50" w:type="dxa"/>
-              <w:start w:w="100" w:type="dxa"/>
-              <w:end w:w="100" w:type="dxa"/>
-            </w:tcMar>
-          </w:tcPr>
-          <w:p>
-            <w:pPr>
-              <w:spacing w:after="0" w:before="0"/>
-              <w:jc w:val="center"/>
-            </w:pPr>
-            <w:r>
-              <w:rPr>
-                <w:rFonts w:ascii="Yu Gothic" w:hAnsi="Yu Gothic" w:eastAsia="Yu Gothic"/>
-                <w:b/>
-                <w:color w:val="666666"/>
-                <w:sz w:val="16"/>
-              </w:rPr>
-              <w:t>勤務</w:t>
-            </w:r>
-          </w:p>
-          <w:p>
-            <w:pPr>
-              <w:spacing w:after="0" w:before="20"/>
-              <w:jc w:val="center"/>
-            </w:pPr>
-            <w:r>
-              <w:rPr>
-                <w:rFonts w:ascii="Yu Gothic" w:hAnsi="Yu Gothic" w:eastAsia="Yu Gothic"/>
-                <w:b/>
-                <w:color w:val="1F3B5C"/>
-                <w:sz w:val="20"/>
-              </w:rPr>
-              <w:t>毎週月曜 13:00〜17:00</w:t>
+              <w:t>第1回　／　2026年6月8日(月)　／　担当：小泉M</w:t>
             </w:r>
           </w:p>
         </w:tc>
@@ -4909,6 +5472,7 @@
       </w:tr>
     </w:tbl>
     <w:sectPr>
+      <w:footerReference w:type="default" r:id="rId9"/>
       <w:pgSz w:w="12240" w:h="15840"/>
       <w:pgMar w:top="794" w:right="1020" w:bottom="794" w:left="1020" w:header="720" w:footer="720" w:gutter="0"/>
       <w:cols w:space="720"/>
@@ -4916,6 +5480,43 @@
     </w:sectPr>
   </w:body>
 </w:document>
+</file>
+
+<file path=word/footer1.xml><?xml version="1.0" encoding="utf-8"?>
+<w:ftr xmlns:m="http://schemas.openxmlformats.org/officeDocument/2006/math" xmlns:mc="http://schemas.openxmlformats.org/markup-compatibility/2006" xmlns:mo="http://schemas.microsoft.com/office/mac/office/2008/main" xmlns:mv="urn:schemas-microsoft-com:mac:vml" xmlns:o="urn:schemas-microsoft-com:office:office" xmlns:r="http://schemas.openxmlformats.org/officeDocument/2006/relationships" xmlns:v="urn:schemas-microsoft-com:vml" xmlns:w10="urn:schemas-microsoft-com:office:word" xmlns:w14="http://schemas.microsoft.com/office/word/2010/wordml" xmlns:w="http://schemas.openxmlformats.org/wordprocessingml/2006/main" xmlns:wne="http://schemas.microsoft.com/office/word/2006/wordml" xmlns:wp14="http://schemas.microsoft.com/office/word/2010/wordprocessingDrawing" xmlns:wp="http://schemas.openxmlformats.org/drawingml/2006/wordprocessingDrawing" xmlns:wpc="http://schemas.microsoft.com/office/word/2010/wordprocessingCanvas" xmlns:wpg="http://schemas.microsoft.com/office/word/2010/wordprocessingGroup" xmlns:wpi="http://schemas.microsoft.com/office/word/2010/wordprocessingInk" xmlns:wps="http://schemas.microsoft.com/office/word/2010/wordprocessingShape" mc:Ignorable="w14 wp14">
+  <w:p>
+    <w:pPr>
+      <w:pStyle w:val="Footer"/>
+      <w:jc w:val="center"/>
+    </w:pPr>
+    <w:r>
+      <w:rPr>
+        <w:rFonts w:ascii="Yu Gothic" w:hAnsi="Yu Gothic" w:eastAsia="Yu Gothic"/>
+        <w:color w:val="666666"/>
+        <w:sz w:val="18"/>
+      </w:rPr>
+      <w:t xml:space="preserve">オーナーズコンパス｜仲町台店 週次レポート 第1回　　-  </w:t>
+    </w:r>
+    <w:r>
+      <w:rPr>
+        <w:rFonts w:ascii="Yu Gothic" w:hAnsi="Yu Gothic" w:eastAsia="Yu Gothic"/>
+        <w:color w:val="666666"/>
+        <w:sz w:val="18"/>
+      </w:rPr>
+      <w:fldChar w:fldCharType="begin"/>
+      <w:instrText xml:space="preserve"> PAGE </w:instrText>
+      <w:fldChar w:fldCharType="end"/>
+    </w:r>
+    <w:r>
+      <w:rPr>
+        <w:rFonts w:ascii="Yu Gothic" w:hAnsi="Yu Gothic" w:eastAsia="Yu Gothic"/>
+        <w:color w:val="666666"/>
+        <w:sz w:val="18"/>
+      </w:rPr>
+      <w:t xml:space="preserve">  -</w:t>
+    </w:r>
+  </w:p>
+</w:ftr>
 </file>
 
 <file path=word/numbering.xml><?xml version="1.0" encoding="utf-8"?>

--- a/reports/仲町台店/仲町台店_週次レポート_第1回_20260608.docx
+++ b/reports/仲町台店/仲町台店_週次レポート_第1回_20260608.docx
@@ -926,7 +926,7 @@
                 <w:b w:val="0"/>
                 <w:sz w:val="21"/>
               </w:rPr>
-              <w:t>初回訪問。売場面では惣菜の1段新設・乳製品・袋菓子の修正を実施。一方で「発注が机上・任せっぱなし・在庫過多」という運営面の課題が大きいことが判明した。次週は発注の売場化と基準在庫づくり、ドリンク／酒類のアイテム整理を軸に着手する。</w:t>
+              <w:t>初回訪問。売場面では惣菜の1段新設・乳製品・袋菓子の修正を実施。一方で「発注が机上・任せっぱなし・在庫過多」という運営面の課題が大きいことが判明した。米飯ケースを縮めてチルド弁当を集約する当初案はH/Cの特性上むずかしいと判断し、別の方法でデイリー売場を増やす方策を探る。次週以降は、①設定発注を活用した発注の立て直し（鈴木オーナーと詰める）、②毎週「非デイリー売場を1箇所」改善しながらオーナーに売場づくりをOJT、③毎週『来週までにやってもらうこと』を決めて翌週に確認する、というリズムで進める。</w:t>
             </w:r>
           </w:p>
         </w:tc>
@@ -1246,7 +1246,7 @@
                 <w:b w:val="0"/>
                 <w:sz w:val="20"/>
               </w:rPr>
-              <w:t>米飯ケースを縮めてチルド弁当をまとめようとしたが、H/C（什器）の都合で実施できず時間を要した。来週へ持ち越し。</w:t>
+              <w:t>米飯ケースを縮めてチルド弁当をまとめようと試みたが、H/C（什器）の特性上むずかしいと判断。当初案は見直し、別の方法でデイリー売場を増やす方策を検討する。</w:t>
             </w:r>
           </w:p>
         </w:tc>
@@ -1279,7 +1279,7 @@
                 <w:color w:val="E8821E"/>
                 <w:sz w:val="19"/>
               </w:rPr>
-              <w:t>継続（来週）</w:t>
+              <w:t>方針転換</w:t>
             </w:r>
           </w:p>
         </w:tc>
@@ -2497,6 +2497,138 @@
               <w:t>カップ麺売場をフェイスを揃えて、整然とした売場に整備する。</w:t>
             </w:r>
           </w:p>
+          <w:p>
+            <w:pPr>
+              <w:spacing w:after="40"/>
+              <w:ind w:left="283" w:hanging="227"/>
+            </w:pPr>
+            <w:r>
+              <w:rPr>
+                <w:rFonts w:ascii="Yu Gothic" w:hAnsi="Yu Gothic" w:eastAsia="Yu Gothic"/>
+                <w:b/>
+                <w:color w:val="2E5E8C"/>
+                <w:sz w:val="21"/>
+              </w:rPr>
+              <w:t xml:space="preserve">□ </w:t>
+            </w:r>
+            <w:r>
+              <w:rPr>
+                <w:rFonts w:ascii="Yu Gothic" w:hAnsi="Yu Gothic" w:eastAsia="Yu Gothic"/>
+                <w:sz w:val="21"/>
+              </w:rPr>
+              <w:t>米飯縮小→チルド集約はH/C特性上むずかしいと判断。別の方法でデイリー売場を増やす方策を探る。</w:t>
+            </w:r>
+          </w:p>
+          <w:p>
+            <w:pPr>
+              <w:spacing w:after="40"/>
+              <w:ind w:left="283" w:hanging="227"/>
+            </w:pPr>
+            <w:r>
+              <w:rPr>
+                <w:rFonts w:ascii="Yu Gothic" w:hAnsi="Yu Gothic" w:eastAsia="Yu Gothic"/>
+                <w:b/>
+                <w:color w:val="2E5E8C"/>
+                <w:sz w:val="21"/>
+              </w:rPr>
+              <w:t xml:space="preserve">□ </w:t>
+            </w:r>
+            <w:r>
+              <w:rPr>
+                <w:rFonts w:ascii="Yu Gothic" w:hAnsi="Yu Gothic" w:eastAsia="Yu Gothic"/>
+                <w:sz w:val="21"/>
+              </w:rPr>
+              <w:t>毎週、非デイリーの売場を1箇所ずつ直していく（今週はドリンク・カップ麺から）。</w:t>
+            </w:r>
+          </w:p>
+          <w:p>
+            <w:pPr>
+              <w:spacing w:after="40"/>
+              <w:ind w:left="283" w:hanging="227"/>
+            </w:pPr>
+            <w:r>
+              <w:rPr>
+                <w:rFonts w:ascii="Yu Gothic" w:hAnsi="Yu Gothic" w:eastAsia="Yu Gothic"/>
+                <w:b/>
+                <w:color w:val="2E5E8C"/>
+                <w:sz w:val="21"/>
+              </w:rPr>
+              <w:t xml:space="preserve">□ </w:t>
+            </w:r>
+            <w:r>
+              <w:rPr>
+                <w:rFonts w:ascii="Yu Gothic" w:hAnsi="Yu Gothic" w:eastAsia="Yu Gothic"/>
+                <w:sz w:val="21"/>
+              </w:rPr>
+              <w:t>在庫過多の要因である発注を、設定発注を活用しながら鈴木オーナーと詰めていく。</w:t>
+            </w:r>
+          </w:p>
+          <w:p>
+            <w:pPr>
+              <w:spacing w:after="40"/>
+              <w:ind w:left="283" w:hanging="227"/>
+            </w:pPr>
+            <w:r>
+              <w:rPr>
+                <w:rFonts w:ascii="Yu Gothic" w:hAnsi="Yu Gothic" w:eastAsia="Yu Gothic"/>
+                <w:b/>
+                <w:color w:val="2E5E8C"/>
+                <w:sz w:val="21"/>
+              </w:rPr>
+              <w:t xml:space="preserve">□ </w:t>
+            </w:r>
+            <w:r>
+              <w:rPr>
+                <w:rFonts w:ascii="Yu Gothic" w:hAnsi="Yu Gothic" w:eastAsia="Yu Gothic"/>
+                <w:sz w:val="21"/>
+              </w:rPr>
+              <w:t>非デイリー売場の改善と並行して、オーナーに売場の作り方・フェイスの考え方を徐々に伝える（OJT）。</w:t>
+            </w:r>
+          </w:p>
+          <w:p>
+            <w:pPr>
+              <w:spacing w:after="40"/>
+              <w:ind w:left="283" w:hanging="227"/>
+            </w:pPr>
+            <w:r>
+              <w:rPr>
+                <w:rFonts w:ascii="Yu Gothic" w:hAnsi="Yu Gothic" w:eastAsia="Yu Gothic"/>
+                <w:b/>
+                <w:color w:val="2E5E8C"/>
+                <w:sz w:val="21"/>
+              </w:rPr>
+              <w:t xml:space="preserve">□ </w:t>
+            </w:r>
+            <w:r>
+              <w:rPr>
+                <w:rFonts w:ascii="Yu Gothic" w:hAnsi="Yu Gothic" w:eastAsia="Yu Gothic"/>
+                <w:sz w:val="21"/>
+              </w:rPr>
+              <w:t>毎週『来週までにやってもらうこと』を決め、翌週の訪問で進捗を確認する運用にする。</w:t>
+            </w:r>
+          </w:p>
+          <w:p>
+            <w:pPr>
+              <w:spacing w:after="40"/>
+              <w:ind w:left="283" w:hanging="227"/>
+            </w:pPr>
+            <w:r>
+              <w:rPr>
+                <w:rFonts w:ascii="Yu Gothic" w:hAnsi="Yu Gothic" w:eastAsia="Yu Gothic"/>
+                <w:b/>
+                <w:color w:val="2E5E8C"/>
+                <w:sz w:val="21"/>
+              </w:rPr>
+              <w:t xml:space="preserve">□ </w:t>
+            </w:r>
+            <w:r>
+              <w:rPr>
+                <w:rFonts w:ascii="Yu Gothic" w:hAnsi="Yu Gothic" w:eastAsia="Yu Gothic"/>
+                <w:sz w:val="21"/>
+              </w:rPr>
+              <w:t>オーナーに新規商品の打ち合わせを行ったか確認。実施済みなら、どういう話になったか内容を確認する。</w:t>
+            </w:r>
+          </w:p>
         </w:tc>
         <w:tc>
           <w:tcPr>
@@ -2987,7 +3119,29 @@
                 <w:rFonts w:ascii="Yu Gothic" w:hAnsi="Yu Gothic" w:eastAsia="Yu Gothic"/>
                 <w:sz w:val="20"/>
               </w:rPr>
-              <w:t>売れ筋単品ごとに基準在庫・発注点を設定し、持ちすぎを防ぐ。</w:t>
+              <w:t>売れ筋単品ごとに基準在庫・発注点を設定し、持ちすぎを防ぐ。設定発注（システムの推奨発注）を活用し、勘発注から脱却する。</w:t>
+            </w:r>
+          </w:p>
+          <w:p>
+            <w:pPr>
+              <w:spacing w:after="40"/>
+              <w:ind w:left="283" w:hanging="227"/>
+            </w:pPr>
+            <w:r>
+              <w:rPr>
+                <w:rFonts w:ascii="Yu Gothic" w:hAnsi="Yu Gothic" w:eastAsia="Yu Gothic"/>
+                <w:b/>
+                <w:color w:val="2E7D32"/>
+                <w:sz w:val="20"/>
+              </w:rPr>
+              <w:t xml:space="preserve">▸ </w:t>
+            </w:r>
+            <w:r>
+              <w:rPr>
+                <w:rFonts w:ascii="Yu Gothic" w:hAnsi="Yu Gothic" w:eastAsia="Yu Gothic"/>
+                <w:sz w:val="20"/>
+              </w:rPr>
+              <w:t>在庫過多の根を断つため、設定発注をベースに鈴木オーナーと一品ずつ発注数量を詰めていく。</w:t>
             </w:r>
           </w:p>
           <w:p>
@@ -3653,7 +3807,7 @@
                 <w:rFonts w:ascii="Yu Gothic" w:hAnsi="Yu Gothic" w:eastAsia="Yu Gothic"/>
                 <w:sz w:val="20"/>
               </w:rPr>
-              <w:t>毎週の訪問でOJTを実施し、棚替え・フェイス・非デイリー棚の使い方を1テーマずつ実演。</w:t>
+              <w:t>毎週「非デイリー売場を1箇所」直すことを定例化し、その作業を教材にオーナーへOJT（棚の動かし方・フェイスの考え方）。</w:t>
             </w:r>
           </w:p>
           <w:p>
@@ -3676,6 +3830,28 @@
                 <w:sz w:val="20"/>
               </w:rPr>
               <w:t>作業の「意図」を言語化して店舗に残し、当方不在の平日も自走できるようにする。</w:t>
+            </w:r>
+          </w:p>
+          <w:p>
+            <w:pPr>
+              <w:spacing w:after="40"/>
+              <w:ind w:left="283" w:hanging="227"/>
+            </w:pPr>
+            <w:r>
+              <w:rPr>
+                <w:rFonts w:ascii="Yu Gothic" w:hAnsi="Yu Gothic" w:eastAsia="Yu Gothic"/>
+                <w:b/>
+                <w:color w:val="2E7D32"/>
+                <w:sz w:val="20"/>
+              </w:rPr>
+              <w:t xml:space="preserve">▸ </w:t>
+            </w:r>
+            <w:r>
+              <w:rPr>
+                <w:rFonts w:ascii="Yu Gothic" w:hAnsi="Yu Gothic" w:eastAsia="Yu Gothic"/>
+                <w:sz w:val="20"/>
+              </w:rPr>
+              <w:t>毎週『来週までにやってもらうこと』を1〜2点に絞って決め、翌週に必ず進捗を確認する（やりっぱなしを防ぐ）。</w:t>
             </w:r>
           </w:p>
         </w:tc>
@@ -3809,7 +3985,7 @@
                 <w:b w:val="0"/>
                 <w:sz w:val="20"/>
               </w:rPr>
-              <w:t>惣菜の品揃えが極端に少なく、米飯→チルド弁当のシフトも未着手。</w:t>
+              <w:t>惣菜の品揃えが極端に少ない。当初想定した『米飯ケース縮小→チルド弁当集約』はH/Cの特性上むずかしいと判明し、デイリー拡大の打ち手を別途見つける必要がある。</w:t>
             </w:r>
           </w:p>
         </w:tc>
@@ -3876,7 +4052,7 @@
                 <w:b w:val="0"/>
                 <w:sz w:val="20"/>
               </w:rPr>
-              <w:t>デイリーの売場スペース・品目が不足し、機会ロスにつながっている。</w:t>
+              <w:t>デイリーの売場スペース・品目が不足し、機会ロスにつながっている。米飯什器の構造上、単純な縮小ではチルドを増やせない。</w:t>
             </w:r>
           </w:p>
         </w:tc>
@@ -3986,7 +4162,29 @@
                 <w:rFonts w:ascii="Yu Gothic" w:hAnsi="Yu Gothic" w:eastAsia="Yu Gothic"/>
                 <w:sz w:val="20"/>
               </w:rPr>
-              <w:t>米飯ケース縮小→チルド弁当拡大を、缶コーヒー移動でできる什器の余地と合わせて段階的に進める。</w:t>
+              <w:t>米飯縮小に頼らず、非デイリー売場の整理で生まれた余地をデイリーに振り替えるなど、別ルートでチルド・惣菜のスペースを捻出する。</w:t>
+            </w:r>
+          </w:p>
+          <w:p>
+            <w:pPr>
+              <w:spacing w:after="40"/>
+              <w:ind w:left="283" w:hanging="227"/>
+            </w:pPr>
+            <w:r>
+              <w:rPr>
+                <w:rFonts w:ascii="Yu Gothic" w:hAnsi="Yu Gothic" w:eastAsia="Yu Gothic"/>
+                <w:b/>
+                <w:color w:val="2E7D32"/>
+                <w:sz w:val="20"/>
+              </w:rPr>
+              <w:t xml:space="preserve">▸ </w:t>
+            </w:r>
+            <w:r>
+              <w:rPr>
+                <w:rFonts w:ascii="Yu Gothic" w:hAnsi="Yu Gothic" w:eastAsia="Yu Gothic"/>
+                <w:sz w:val="20"/>
+              </w:rPr>
+              <w:t>獅子ヶ谷店のデイリー構成を参照しつつ、仲町台の什器制約に合わせた実現可能な売場割を設計する。</w:t>
             </w:r>
           </w:p>
         </w:tc>
@@ -5465,7 +5663,7 @@
                 <w:b w:val="0"/>
                 <w:sz w:val="21"/>
               </w:rPr>
-              <w:t>「やった／やってない」ではなく数字で振り返る。発注・基準在庫・売場づくりはすべて「誰が・いつ・何を」の作業に落とし込み、朝礼やグループLINEで全クルーに共有して定着させる。当方が不在の平日も店舗が自走できる状態を目指す。</w:t>
+              <w:t>毎週のリズムを固定する ―（1）非デイリー売場を1箇所改善し、それを教材にオーナーへOJT／（2）設定発注をベースに発注をオーナーと詰める／（3）『来週までにやってもらうこと』を決めて翌週に確認／（4）新規商品の打ち合わせ実施有無と内容を確認。「やった／やってない」ではなく数字で振り返り、当方が不在の平日も店舗が自走できる状態を目指す。</w:t>
             </w:r>
           </w:p>
         </w:tc>

--- a/reports/仲町台店/仲町台店_週次レポート_第1回_20260608.docx
+++ b/reports/仲町台店/仲町台店_週次レポート_第1回_20260608.docx
@@ -674,7 +674,7 @@
                 <w:color w:val="333333"/>
                 <w:sz w:val="21"/>
               </w:rPr>
-              <w:t>店舗の現状と気づき（課題）</w:t>
+              <w:t>数値で見る現状（POSデータ）</w:t>
             </w:r>
           </w:p>
           <w:p>
@@ -696,7 +696,7 @@
                 <w:color w:val="333333"/>
                 <w:sz w:val="21"/>
               </w:rPr>
-              <w:t>オーナーへの提案・合意事項</w:t>
+              <w:t>店舗の現状と気づき（課題）</w:t>
             </w:r>
           </w:p>
           <w:p>
@@ -718,7 +718,7 @@
                 <w:color w:val="333333"/>
                 <w:sz w:val="21"/>
               </w:rPr>
-              <w:t>翌週アクションプラン</w:t>
+              <w:t>オーナーへの提案・合意事項</w:t>
             </w:r>
           </w:p>
           <w:p>
@@ -740,7 +740,7 @@
                 <w:color w:val="333333"/>
                 <w:sz w:val="21"/>
               </w:rPr>
-              <w:t>重点課題と改善提案</w:t>
+              <w:t>翌週アクションプラン</w:t>
             </w:r>
           </w:p>
           <w:p>
@@ -762,6 +762,28 @@
                 <w:color w:val="333333"/>
                 <w:sz w:val="21"/>
               </w:rPr>
+              <w:t>重点課題と改善提案</w:t>
+            </w:r>
+          </w:p>
+          <w:p>
+            <w:pPr>
+              <w:spacing w:after="60" w:before="40"/>
+            </w:pPr>
+            <w:r>
+              <w:rPr>
+                <w:rFonts w:ascii="Yu Gothic" w:hAnsi="Yu Gothic" w:eastAsia="Yu Gothic"/>
+                <w:b/>
+                <w:color w:val="2E5E8C"/>
+                <w:sz w:val="21"/>
+              </w:rPr>
+              <w:t xml:space="preserve">7.　</w:t>
+            </w:r>
+            <w:r>
+              <w:rPr>
+                <w:rFonts w:ascii="Yu Gothic" w:hAnsi="Yu Gothic" w:eastAsia="Yu Gothic"/>
+                <w:color w:val="333333"/>
+                <w:sz w:val="21"/>
+              </w:rPr>
               <w:t>優先順位ロードマップ</w:t>
             </w:r>
           </w:p>
@@ -776,7 +798,7 @@
                 <w:color w:val="2E5E8C"/>
                 <w:sz w:val="21"/>
               </w:rPr>
-              <w:t xml:space="preserve">7.　</w:t>
+              <w:t xml:space="preserve">8.　</w:t>
             </w:r>
             <w:r>
               <w:rPr>
@@ -926,7 +948,7 @@
                 <w:b w:val="0"/>
                 <w:sz w:val="21"/>
               </w:rPr>
-              <w:t>初回訪問。売場面では惣菜の1段新設・乳製品・袋菓子の修正を実施。一方で「発注が机上・任せっぱなし・在庫過多」という運営面の課題が大きいことが判明した。米飯ケースを縮めてチルド弁当を集約する当初案はH/Cの特性上むずかしいと判断し、別の方法でデイリー売場を増やす方策を探る。次週以降は、①設定発注を活用した発注の立て直し（鈴木オーナーと詰める）、②毎週「非デイリー売場を1箇所」改善しながらオーナーに売場づくりをOJT、③毎週『来週までにやってもらうこと』を決めて翌週に確認する、というリズムで進める。</w:t>
+              <w:t>初回訪問。売場面では惣菜の1段新設・乳製品・袋菓子の修正を実施。一方で「発注が机上・任せっぱなし・在庫過多」という運営面の課題が大きいことが判明した。米飯ケースを縮めてチルド弁当を集約する当初案はH/Cの特性上むずかしいと判断し、別の方法でデイリー売場を増やす方策を探る。次週以降は、①設定発注を活用した発注の立て直し（鈴木オーナーと詰める）、②毎週「非デイリー売場を1箇所」改善しながらオーナーに売場づくりをOJT、③毎週『来週までにやってもらうこと』を決めて翌週に確認する、というリズムで進める。なお直前週（6/1週）のPOSでは売上前年比107.7・客数107.6と好調な一方、客単価はDO平均比−61円、常温弁当・ソフトドリンクの前年割れ、木曜の廃棄スパイクなど、現場の気づきが数字でも裏付けられた。</w:t>
             </w:r>
           </w:p>
         </w:tc>
@@ -1659,6 +1681,2012 @@
                 <w:color w:val="FFFFFF"/>
                 <w:sz w:val="25"/>
               </w:rPr>
+              <w:t>数値で見る現状（POSデータ）</w:t>
+            </w:r>
+          </w:p>
+        </w:tc>
+      </w:tr>
+    </w:tbl>
+    <w:p>
+      <w:pPr>
+        <w:spacing w:after="60"/>
+      </w:pPr>
+      <w:r>
+        <w:rPr>
+          <w:rFonts w:ascii="Yu Gothic" w:hAnsi="Yu Gothic" w:eastAsia="Yu Gothic"/>
+          <w:color w:val="666666"/>
+          <w:sz w:val="18"/>
+        </w:rPr>
+        <w:t>出典：2026年6/1週 サマリーシート（横浜仲町台店）／基準：DO平均</w:t>
+      </w:r>
+    </w:p>
+    <w:tbl>
+      <w:tblPr>
+        <w:tblW w:type="auto" w:w="0"/>
+        <w:jc w:val="center"/>
+        <w:tblLook w:firstColumn="1" w:firstRow="1" w:lastColumn="0" w:lastRow="0" w:noHBand="0" w:noVBand="1" w:val="04A0"/>
+      </w:tblPr>
+      <w:tblGrid>
+        <w:gridCol w:w="1020"/>
+        <w:gridCol w:w="1928"/>
+        <w:gridCol w:w="1928"/>
+        <w:gridCol w:w="1474"/>
+        <w:gridCol w:w="3628"/>
+      </w:tblGrid>
+      <w:tr>
+        <w:tc>
+          <w:tcPr>
+            <w:tcW w:type="dxa" w:w="2040"/>
+            <w:shd w:val="clear" w:color="auto" w:fill="1F3B5C"/>
+            <w:tcBorders>
+              <w:top w:val="single" w:sz="4" w:space="0" w:color="FFFFFF"/>
+              <w:left w:val="single" w:sz="4" w:space="0" w:color="FFFFFF"/>
+              <w:bottom w:val="single" w:sz="4" w:space="0" w:color="FFFFFF"/>
+              <w:right w:val="single" w:sz="4" w:space="0" w:color="FFFFFF"/>
+            </w:tcBorders>
+            <w:tcMar>
+              <w:top w:w="50" w:type="dxa"/>
+              <w:bottom w:w="50" w:type="dxa"/>
+              <w:start w:w="90" w:type="dxa"/>
+              <w:end w:w="90" w:type="dxa"/>
+            </w:tcMar>
+          </w:tcPr>
+          <w:p>
+            <w:pPr>
+              <w:spacing w:after="0" w:before="0"/>
+              <w:jc w:val="center"/>
+            </w:pPr>
+            <w:r>
+              <w:rPr>
+                <w:rFonts w:ascii="Yu Gothic" w:hAnsi="Yu Gothic" w:eastAsia="Yu Gothic"/>
+                <w:b/>
+                <w:color w:val="FFFFFF"/>
+                <w:sz w:val="20"/>
+              </w:rPr>
+              <w:t>分類</w:t>
+            </w:r>
+          </w:p>
+        </w:tc>
+        <w:tc>
+          <w:tcPr>
+            <w:tcW w:type="dxa" w:w="2040"/>
+            <w:shd w:val="clear" w:color="auto" w:fill="1F3B5C"/>
+            <w:tcBorders>
+              <w:top w:val="single" w:sz="4" w:space="0" w:color="FFFFFF"/>
+              <w:left w:val="single" w:sz="4" w:space="0" w:color="FFFFFF"/>
+              <w:bottom w:val="single" w:sz="4" w:space="0" w:color="FFFFFF"/>
+              <w:right w:val="single" w:sz="4" w:space="0" w:color="FFFFFF"/>
+            </w:tcBorders>
+            <w:tcMar>
+              <w:top w:w="50" w:type="dxa"/>
+              <w:bottom w:w="50" w:type="dxa"/>
+              <w:start w:w="90" w:type="dxa"/>
+              <w:end w:w="90" w:type="dxa"/>
+            </w:tcMar>
+          </w:tcPr>
+          <w:p>
+            <w:pPr>
+              <w:spacing w:after="0" w:before="0"/>
+              <w:jc w:val="center"/>
+            </w:pPr>
+            <w:r>
+              <w:rPr>
+                <w:rFonts w:ascii="Yu Gothic" w:hAnsi="Yu Gothic" w:eastAsia="Yu Gothic"/>
+                <w:b/>
+                <w:color w:val="FFFFFF"/>
+                <w:sz w:val="20"/>
+              </w:rPr>
+              <w:t>指標</w:t>
+            </w:r>
+          </w:p>
+        </w:tc>
+        <w:tc>
+          <w:tcPr>
+            <w:tcW w:type="dxa" w:w="2040"/>
+            <w:shd w:val="clear" w:color="auto" w:fill="1F3B5C"/>
+            <w:tcBorders>
+              <w:top w:val="single" w:sz="4" w:space="0" w:color="FFFFFF"/>
+              <w:left w:val="single" w:sz="4" w:space="0" w:color="FFFFFF"/>
+              <w:bottom w:val="single" w:sz="4" w:space="0" w:color="FFFFFF"/>
+              <w:right w:val="single" w:sz="4" w:space="0" w:color="FFFFFF"/>
+            </w:tcBorders>
+            <w:tcMar>
+              <w:top w:w="50" w:type="dxa"/>
+              <w:bottom w:w="50" w:type="dxa"/>
+              <w:start w:w="90" w:type="dxa"/>
+              <w:end w:w="90" w:type="dxa"/>
+            </w:tcMar>
+          </w:tcPr>
+          <w:p>
+            <w:pPr>
+              <w:spacing w:after="0" w:before="0"/>
+              <w:jc w:val="center"/>
+            </w:pPr>
+            <w:r>
+              <w:rPr>
+                <w:rFonts w:ascii="Yu Gothic" w:hAnsi="Yu Gothic" w:eastAsia="Yu Gothic"/>
+                <w:b/>
+                <w:color w:val="FFFFFF"/>
+                <w:sz w:val="20"/>
+              </w:rPr>
+              <w:t>自店</w:t>
+            </w:r>
+          </w:p>
+        </w:tc>
+        <w:tc>
+          <w:tcPr>
+            <w:tcW w:type="dxa" w:w="2040"/>
+            <w:shd w:val="clear" w:color="auto" w:fill="1F3B5C"/>
+            <w:tcBorders>
+              <w:top w:val="single" w:sz="4" w:space="0" w:color="FFFFFF"/>
+              <w:left w:val="single" w:sz="4" w:space="0" w:color="FFFFFF"/>
+              <w:bottom w:val="single" w:sz="4" w:space="0" w:color="FFFFFF"/>
+              <w:right w:val="single" w:sz="4" w:space="0" w:color="FFFFFF"/>
+            </w:tcBorders>
+            <w:tcMar>
+              <w:top w:w="50" w:type="dxa"/>
+              <w:bottom w:w="50" w:type="dxa"/>
+              <w:start w:w="90" w:type="dxa"/>
+              <w:end w:w="90" w:type="dxa"/>
+            </w:tcMar>
+          </w:tcPr>
+          <w:p>
+            <w:pPr>
+              <w:spacing w:after="0" w:before="0"/>
+              <w:jc w:val="center"/>
+            </w:pPr>
+            <w:r>
+              <w:rPr>
+                <w:rFonts w:ascii="Yu Gothic" w:hAnsi="Yu Gothic" w:eastAsia="Yu Gothic"/>
+                <w:b/>
+                <w:color w:val="FFFFFF"/>
+                <w:sz w:val="20"/>
+              </w:rPr>
+              <w:t>基準</w:t>
+            </w:r>
+          </w:p>
+        </w:tc>
+        <w:tc>
+          <w:tcPr>
+            <w:tcW w:type="dxa" w:w="2040"/>
+            <w:shd w:val="clear" w:color="auto" w:fill="1F3B5C"/>
+            <w:tcBorders>
+              <w:top w:val="single" w:sz="4" w:space="0" w:color="FFFFFF"/>
+              <w:left w:val="single" w:sz="4" w:space="0" w:color="FFFFFF"/>
+              <w:bottom w:val="single" w:sz="4" w:space="0" w:color="FFFFFF"/>
+              <w:right w:val="single" w:sz="4" w:space="0" w:color="FFFFFF"/>
+            </w:tcBorders>
+            <w:tcMar>
+              <w:top w:w="50" w:type="dxa"/>
+              <w:bottom w:w="50" w:type="dxa"/>
+              <w:start w:w="90" w:type="dxa"/>
+              <w:end w:w="90" w:type="dxa"/>
+            </w:tcMar>
+          </w:tcPr>
+          <w:p>
+            <w:pPr>
+              <w:spacing w:after="0" w:before="0"/>
+              <w:jc w:val="center"/>
+            </w:pPr>
+            <w:r>
+              <w:rPr>
+                <w:rFonts w:ascii="Yu Gothic" w:hAnsi="Yu Gothic" w:eastAsia="Yu Gothic"/>
+                <w:b/>
+                <w:color w:val="FFFFFF"/>
+                <w:sz w:val="20"/>
+              </w:rPr>
+              <w:t>読み取り</w:t>
+            </w:r>
+          </w:p>
+        </w:tc>
+      </w:tr>
+      <w:tr>
+        <w:tc>
+          <w:tcPr>
+            <w:tcW w:type="dxa" w:w="1020"/>
+            <w:shd w:val="clear" w:color="auto" w:fill="FFFFFF"/>
+            <w:tcBorders>
+              <w:top w:val="single" w:sz="4" w:space="0" w:color="C9D3DF"/>
+              <w:left w:val="single" w:sz="4" w:space="0" w:color="C9D3DF"/>
+              <w:bottom w:val="single" w:sz="4" w:space="0" w:color="C9D3DF"/>
+              <w:right w:val="single" w:sz="4" w:space="0" w:color="C9D3DF"/>
+            </w:tcBorders>
+            <w:tcMar>
+              <w:top w:w="50" w:type="dxa"/>
+              <w:bottom w:w="50" w:type="dxa"/>
+              <w:start w:w="90" w:type="dxa"/>
+              <w:end w:w="90" w:type="dxa"/>
+            </w:tcMar>
+          </w:tcPr>
+          <w:p>
+            <w:pPr>
+              <w:spacing w:after="0" w:before="0"/>
+            </w:pPr>
+            <w:r>
+              <w:rPr>
+                <w:rFonts w:ascii="Yu Gothic" w:hAnsi="Yu Gothic" w:eastAsia="Yu Gothic"/>
+                <w:b/>
+                <w:color w:val="1F3B5C"/>
+                <w:sz w:val="19"/>
+              </w:rPr>
+              <w:t>売上</w:t>
+            </w:r>
+          </w:p>
+        </w:tc>
+        <w:tc>
+          <w:tcPr>
+            <w:tcW w:type="dxa" w:w="1928"/>
+            <w:shd w:val="clear" w:color="auto" w:fill="FFFFFF"/>
+            <w:tcBorders>
+              <w:top w:val="single" w:sz="4" w:space="0" w:color="C9D3DF"/>
+              <w:left w:val="single" w:sz="4" w:space="0" w:color="C9D3DF"/>
+              <w:bottom w:val="single" w:sz="4" w:space="0" w:color="C9D3DF"/>
+              <w:right w:val="single" w:sz="4" w:space="0" w:color="C9D3DF"/>
+            </w:tcBorders>
+            <w:tcMar>
+              <w:top w:w="50" w:type="dxa"/>
+              <w:bottom w:w="50" w:type="dxa"/>
+              <w:start w:w="90" w:type="dxa"/>
+              <w:end w:w="90" w:type="dxa"/>
+            </w:tcMar>
+          </w:tcPr>
+          <w:p>
+            <w:pPr>
+              <w:spacing w:after="0" w:before="0"/>
+            </w:pPr>
+            <w:r>
+              <w:rPr>
+                <w:rFonts w:ascii="Yu Gothic" w:hAnsi="Yu Gothic" w:eastAsia="Yu Gothic"/>
+                <w:b w:val="0"/>
+                <w:sz w:val="19"/>
+              </w:rPr>
+              <w:t>日販（千円）</w:t>
+            </w:r>
+          </w:p>
+        </w:tc>
+        <w:tc>
+          <w:tcPr>
+            <w:tcW w:type="dxa" w:w="1928"/>
+            <w:shd w:val="clear" w:color="auto" w:fill="FFFFFF"/>
+            <w:tcBorders>
+              <w:top w:val="single" w:sz="4" w:space="0" w:color="C9D3DF"/>
+              <w:left w:val="single" w:sz="4" w:space="0" w:color="C9D3DF"/>
+              <w:bottom w:val="single" w:sz="4" w:space="0" w:color="C9D3DF"/>
+              <w:right w:val="single" w:sz="4" w:space="0" w:color="C9D3DF"/>
+            </w:tcBorders>
+            <w:tcMar>
+              <w:top w:w="50" w:type="dxa"/>
+              <w:bottom w:w="50" w:type="dxa"/>
+              <w:start w:w="90" w:type="dxa"/>
+              <w:end w:w="90" w:type="dxa"/>
+            </w:tcMar>
+          </w:tcPr>
+          <w:p>
+            <w:pPr>
+              <w:spacing w:after="0" w:before="0"/>
+            </w:pPr>
+            <w:r>
+              <w:rPr>
+                <w:rFonts w:ascii="Yu Gothic" w:hAnsi="Yu Gothic" w:eastAsia="Yu Gothic"/>
+                <w:b w:val="0"/>
+                <w:sz w:val="19"/>
+              </w:rPr>
+              <w:t>719（前年比107.7）</w:t>
+            </w:r>
+          </w:p>
+        </w:tc>
+        <w:tc>
+          <w:tcPr>
+            <w:tcW w:type="dxa" w:w="1474"/>
+            <w:shd w:val="clear" w:color="auto" w:fill="FFFFFF"/>
+            <w:tcBorders>
+              <w:top w:val="single" w:sz="4" w:space="0" w:color="C9D3DF"/>
+              <w:left w:val="single" w:sz="4" w:space="0" w:color="C9D3DF"/>
+              <w:bottom w:val="single" w:sz="4" w:space="0" w:color="C9D3DF"/>
+              <w:right w:val="single" w:sz="4" w:space="0" w:color="C9D3DF"/>
+            </w:tcBorders>
+            <w:tcMar>
+              <w:top w:w="50" w:type="dxa"/>
+              <w:bottom w:w="50" w:type="dxa"/>
+              <w:start w:w="90" w:type="dxa"/>
+              <w:end w:w="90" w:type="dxa"/>
+            </w:tcMar>
+          </w:tcPr>
+          <w:p>
+            <w:pPr>
+              <w:spacing w:after="0" w:before="0"/>
+            </w:pPr>
+            <w:r>
+              <w:rPr>
+                <w:rFonts w:ascii="Yu Gothic" w:hAnsi="Yu Gothic" w:eastAsia="Yu Gothic"/>
+                <w:b w:val="0"/>
+                <w:sz w:val="19"/>
+              </w:rPr>
+              <w:t>819（同100.7）</w:t>
+            </w:r>
+          </w:p>
+        </w:tc>
+        <w:tc>
+          <w:tcPr>
+            <w:tcW w:type="dxa" w:w="3628"/>
+            <w:shd w:val="clear" w:color="auto" w:fill="FFFFFF"/>
+            <w:tcBorders>
+              <w:top w:val="single" w:sz="4" w:space="0" w:color="C9D3DF"/>
+              <w:left w:val="single" w:sz="4" w:space="0" w:color="C9D3DF"/>
+              <w:bottom w:val="single" w:sz="4" w:space="0" w:color="C9D3DF"/>
+              <w:right w:val="single" w:sz="4" w:space="0" w:color="C9D3DF"/>
+            </w:tcBorders>
+            <w:tcMar>
+              <w:top w:w="50" w:type="dxa"/>
+              <w:bottom w:w="50" w:type="dxa"/>
+              <w:start w:w="90" w:type="dxa"/>
+              <w:end w:w="90" w:type="dxa"/>
+            </w:tcMar>
+          </w:tcPr>
+          <w:p>
+            <w:pPr>
+              <w:spacing w:after="0" w:before="0"/>
+            </w:pPr>
+            <w:r>
+              <w:rPr>
+                <w:rFonts w:ascii="Yu Gothic" w:hAnsi="Yu Gothic" w:eastAsia="Yu Gothic"/>
+                <w:b w:val="0"/>
+                <w:sz w:val="19"/>
+              </w:rPr>
+              <w:t>伸び率はDO平均を＋7.0pt上回るが、水準はまだ−100千円。</w:t>
+            </w:r>
+          </w:p>
+        </w:tc>
+      </w:tr>
+      <w:tr>
+        <w:tc>
+          <w:tcPr>
+            <w:tcW w:type="dxa" w:w="1020"/>
+            <w:shd w:val="clear" w:color="auto" w:fill="F2F6FA"/>
+            <w:tcBorders>
+              <w:top w:val="single" w:sz="4" w:space="0" w:color="C9D3DF"/>
+              <w:left w:val="single" w:sz="4" w:space="0" w:color="C9D3DF"/>
+              <w:bottom w:val="single" w:sz="4" w:space="0" w:color="C9D3DF"/>
+              <w:right w:val="single" w:sz="4" w:space="0" w:color="C9D3DF"/>
+            </w:tcBorders>
+            <w:tcMar>
+              <w:top w:w="50" w:type="dxa"/>
+              <w:bottom w:w="50" w:type="dxa"/>
+              <w:start w:w="90" w:type="dxa"/>
+              <w:end w:w="90" w:type="dxa"/>
+            </w:tcMar>
+          </w:tcPr>
+          <w:p>
+            <w:pPr>
+              <w:spacing w:after="0" w:before="0"/>
+            </w:pPr>
+            <w:r>
+              <w:rPr>
+                <w:rFonts w:ascii="Yu Gothic" w:hAnsi="Yu Gothic" w:eastAsia="Yu Gothic"/>
+                <w:b/>
+                <w:color w:val="1F3B5C"/>
+                <w:sz w:val="19"/>
+              </w:rPr>
+              <w:t>客数</w:t>
+            </w:r>
+          </w:p>
+        </w:tc>
+        <w:tc>
+          <w:tcPr>
+            <w:tcW w:type="dxa" w:w="1928"/>
+            <w:shd w:val="clear" w:color="auto" w:fill="F2F6FA"/>
+            <w:tcBorders>
+              <w:top w:val="single" w:sz="4" w:space="0" w:color="C9D3DF"/>
+              <w:left w:val="single" w:sz="4" w:space="0" w:color="C9D3DF"/>
+              <w:bottom w:val="single" w:sz="4" w:space="0" w:color="C9D3DF"/>
+              <w:right w:val="single" w:sz="4" w:space="0" w:color="C9D3DF"/>
+            </w:tcBorders>
+            <w:tcMar>
+              <w:top w:w="50" w:type="dxa"/>
+              <w:bottom w:w="50" w:type="dxa"/>
+              <w:start w:w="90" w:type="dxa"/>
+              <w:end w:w="90" w:type="dxa"/>
+            </w:tcMar>
+          </w:tcPr>
+          <w:p>
+            <w:pPr>
+              <w:spacing w:after="0" w:before="0"/>
+            </w:pPr>
+            <w:r>
+              <w:rPr>
+                <w:rFonts w:ascii="Yu Gothic" w:hAnsi="Yu Gothic" w:eastAsia="Yu Gothic"/>
+                <w:b w:val="0"/>
+                <w:sz w:val="19"/>
+              </w:rPr>
+              <w:t>1日客数（人）</w:t>
+            </w:r>
+          </w:p>
+        </w:tc>
+        <w:tc>
+          <w:tcPr>
+            <w:tcW w:type="dxa" w:w="1928"/>
+            <w:shd w:val="clear" w:color="auto" w:fill="F2F6FA"/>
+            <w:tcBorders>
+              <w:top w:val="single" w:sz="4" w:space="0" w:color="C9D3DF"/>
+              <w:left w:val="single" w:sz="4" w:space="0" w:color="C9D3DF"/>
+              <w:bottom w:val="single" w:sz="4" w:space="0" w:color="C9D3DF"/>
+              <w:right w:val="single" w:sz="4" w:space="0" w:color="C9D3DF"/>
+            </w:tcBorders>
+            <w:tcMar>
+              <w:top w:w="50" w:type="dxa"/>
+              <w:bottom w:w="50" w:type="dxa"/>
+              <w:start w:w="90" w:type="dxa"/>
+              <w:end w:w="90" w:type="dxa"/>
+            </w:tcMar>
+          </w:tcPr>
+          <w:p>
+            <w:pPr>
+              <w:spacing w:after="0" w:before="0"/>
+            </w:pPr>
+            <w:r>
+              <w:rPr>
+                <w:rFonts w:ascii="Yu Gothic" w:hAnsi="Yu Gothic" w:eastAsia="Yu Gothic"/>
+                <w:b w:val="0"/>
+                <w:sz w:val="19"/>
+              </w:rPr>
+              <w:t>1,032（前年比107.6）</w:t>
+            </w:r>
+          </w:p>
+        </w:tc>
+        <w:tc>
+          <w:tcPr>
+            <w:tcW w:type="dxa" w:w="1474"/>
+            <w:shd w:val="clear" w:color="auto" w:fill="F2F6FA"/>
+            <w:tcBorders>
+              <w:top w:val="single" w:sz="4" w:space="0" w:color="C9D3DF"/>
+              <w:left w:val="single" w:sz="4" w:space="0" w:color="C9D3DF"/>
+              <w:bottom w:val="single" w:sz="4" w:space="0" w:color="C9D3DF"/>
+              <w:right w:val="single" w:sz="4" w:space="0" w:color="C9D3DF"/>
+            </w:tcBorders>
+            <w:tcMar>
+              <w:top w:w="50" w:type="dxa"/>
+              <w:bottom w:w="50" w:type="dxa"/>
+              <w:start w:w="90" w:type="dxa"/>
+              <w:end w:w="90" w:type="dxa"/>
+            </w:tcMar>
+          </w:tcPr>
+          <w:p>
+            <w:pPr>
+              <w:spacing w:after="0" w:before="0"/>
+            </w:pPr>
+            <w:r>
+              <w:rPr>
+                <w:rFonts w:ascii="Yu Gothic" w:hAnsi="Yu Gothic" w:eastAsia="Yu Gothic"/>
+                <w:b w:val="0"/>
+                <w:sz w:val="19"/>
+              </w:rPr>
+              <w:t>1,080（同95.2）</w:t>
+            </w:r>
+          </w:p>
+        </w:tc>
+        <w:tc>
+          <w:tcPr>
+            <w:tcW w:type="dxa" w:w="3628"/>
+            <w:shd w:val="clear" w:color="auto" w:fill="F2F6FA"/>
+            <w:tcBorders>
+              <w:top w:val="single" w:sz="4" w:space="0" w:color="C9D3DF"/>
+              <w:left w:val="single" w:sz="4" w:space="0" w:color="C9D3DF"/>
+              <w:bottom w:val="single" w:sz="4" w:space="0" w:color="C9D3DF"/>
+              <w:right w:val="single" w:sz="4" w:space="0" w:color="C9D3DF"/>
+            </w:tcBorders>
+            <w:tcMar>
+              <w:top w:w="50" w:type="dxa"/>
+              <w:bottom w:w="50" w:type="dxa"/>
+              <w:start w:w="90" w:type="dxa"/>
+              <w:end w:w="90" w:type="dxa"/>
+            </w:tcMar>
+          </w:tcPr>
+          <w:p>
+            <w:pPr>
+              <w:spacing w:after="0" w:before="0"/>
+            </w:pPr>
+            <w:r>
+              <w:rPr>
+                <w:rFonts w:ascii="Yu Gothic" w:hAnsi="Yu Gothic" w:eastAsia="Yu Gothic"/>
+                <w:b w:val="0"/>
+                <w:sz w:val="19"/>
+              </w:rPr>
+              <w:t>DO平均が前年割れの中、自店は客数が大きく伸びている。</w:t>
+            </w:r>
+          </w:p>
+        </w:tc>
+      </w:tr>
+      <w:tr>
+        <w:tc>
+          <w:tcPr>
+            <w:tcW w:type="dxa" w:w="1020"/>
+            <w:shd w:val="clear" w:color="auto" w:fill="FFFFFF"/>
+            <w:tcBorders>
+              <w:top w:val="single" w:sz="4" w:space="0" w:color="C9D3DF"/>
+              <w:left w:val="single" w:sz="4" w:space="0" w:color="C9D3DF"/>
+              <w:bottom w:val="single" w:sz="4" w:space="0" w:color="C9D3DF"/>
+              <w:right w:val="single" w:sz="4" w:space="0" w:color="C9D3DF"/>
+            </w:tcBorders>
+            <w:tcMar>
+              <w:top w:w="50" w:type="dxa"/>
+              <w:bottom w:w="50" w:type="dxa"/>
+              <w:start w:w="90" w:type="dxa"/>
+              <w:end w:w="90" w:type="dxa"/>
+            </w:tcMar>
+          </w:tcPr>
+          <w:p>
+            <w:pPr>
+              <w:spacing w:after="0" w:before="0"/>
+            </w:pPr>
+            <w:r>
+              <w:rPr>
+                <w:rFonts w:ascii="Yu Gothic" w:hAnsi="Yu Gothic" w:eastAsia="Yu Gothic"/>
+                <w:b/>
+                <w:color w:val="1F3B5C"/>
+                <w:sz w:val="19"/>
+              </w:rPr>
+              <w:t>客単価</w:t>
+            </w:r>
+          </w:p>
+        </w:tc>
+        <w:tc>
+          <w:tcPr>
+            <w:tcW w:type="dxa" w:w="1928"/>
+            <w:shd w:val="clear" w:color="auto" w:fill="FFFFFF"/>
+            <w:tcBorders>
+              <w:top w:val="single" w:sz="4" w:space="0" w:color="C9D3DF"/>
+              <w:left w:val="single" w:sz="4" w:space="0" w:color="C9D3DF"/>
+              <w:bottom w:val="single" w:sz="4" w:space="0" w:color="C9D3DF"/>
+              <w:right w:val="single" w:sz="4" w:space="0" w:color="C9D3DF"/>
+            </w:tcBorders>
+            <w:tcMar>
+              <w:top w:w="50" w:type="dxa"/>
+              <w:bottom w:w="50" w:type="dxa"/>
+              <w:start w:w="90" w:type="dxa"/>
+              <w:end w:w="90" w:type="dxa"/>
+            </w:tcMar>
+          </w:tcPr>
+          <w:p>
+            <w:pPr>
+              <w:spacing w:after="0" w:before="0"/>
+            </w:pPr>
+            <w:r>
+              <w:rPr>
+                <w:rFonts w:ascii="Yu Gothic" w:hAnsi="Yu Gothic" w:eastAsia="Yu Gothic"/>
+                <w:b w:val="0"/>
+                <w:sz w:val="19"/>
+              </w:rPr>
+              <w:t>客単価（円）</w:t>
+            </w:r>
+          </w:p>
+        </w:tc>
+        <w:tc>
+          <w:tcPr>
+            <w:tcW w:type="dxa" w:w="1928"/>
+            <w:shd w:val="clear" w:color="auto" w:fill="FFFFFF"/>
+            <w:tcBorders>
+              <w:top w:val="single" w:sz="4" w:space="0" w:color="C9D3DF"/>
+              <w:left w:val="single" w:sz="4" w:space="0" w:color="C9D3DF"/>
+              <w:bottom w:val="single" w:sz="4" w:space="0" w:color="C9D3DF"/>
+              <w:right w:val="single" w:sz="4" w:space="0" w:color="C9D3DF"/>
+            </w:tcBorders>
+            <w:tcMar>
+              <w:top w:w="50" w:type="dxa"/>
+              <w:bottom w:w="50" w:type="dxa"/>
+              <w:start w:w="90" w:type="dxa"/>
+              <w:end w:w="90" w:type="dxa"/>
+            </w:tcMar>
+          </w:tcPr>
+          <w:p>
+            <w:pPr>
+              <w:spacing w:after="0" w:before="0"/>
+            </w:pPr>
+            <w:r>
+              <w:rPr>
+                <w:rFonts w:ascii="Yu Gothic" w:hAnsi="Yu Gothic" w:eastAsia="Yu Gothic"/>
+                <w:b w:val="0"/>
+                <w:sz w:val="19"/>
+              </w:rPr>
+              <w:t>697（前年比100.1）</w:t>
+            </w:r>
+          </w:p>
+        </w:tc>
+        <w:tc>
+          <w:tcPr>
+            <w:tcW w:type="dxa" w:w="1474"/>
+            <w:shd w:val="clear" w:color="auto" w:fill="FFFFFF"/>
+            <w:tcBorders>
+              <w:top w:val="single" w:sz="4" w:space="0" w:color="C9D3DF"/>
+              <w:left w:val="single" w:sz="4" w:space="0" w:color="C9D3DF"/>
+              <w:bottom w:val="single" w:sz="4" w:space="0" w:color="C9D3DF"/>
+              <w:right w:val="single" w:sz="4" w:space="0" w:color="C9D3DF"/>
+            </w:tcBorders>
+            <w:tcMar>
+              <w:top w:w="50" w:type="dxa"/>
+              <w:bottom w:w="50" w:type="dxa"/>
+              <w:start w:w="90" w:type="dxa"/>
+              <w:end w:w="90" w:type="dxa"/>
+            </w:tcMar>
+          </w:tcPr>
+          <w:p>
+            <w:pPr>
+              <w:spacing w:after="0" w:before="0"/>
+            </w:pPr>
+            <w:r>
+              <w:rPr>
+                <w:rFonts w:ascii="Yu Gothic" w:hAnsi="Yu Gothic" w:eastAsia="Yu Gothic"/>
+                <w:b w:val="0"/>
+                <w:sz w:val="19"/>
+              </w:rPr>
+              <w:t>758（同105.8）</w:t>
+            </w:r>
+          </w:p>
+        </w:tc>
+        <w:tc>
+          <w:tcPr>
+            <w:tcW w:type="dxa" w:w="3628"/>
+            <w:shd w:val="clear" w:color="auto" w:fill="FFFFFF"/>
+            <w:tcBorders>
+              <w:top w:val="single" w:sz="4" w:space="0" w:color="C9D3DF"/>
+              <w:left w:val="single" w:sz="4" w:space="0" w:color="C9D3DF"/>
+              <w:bottom w:val="single" w:sz="4" w:space="0" w:color="C9D3DF"/>
+              <w:right w:val="single" w:sz="4" w:space="0" w:color="C9D3DF"/>
+            </w:tcBorders>
+            <w:tcMar>
+              <w:top w:w="50" w:type="dxa"/>
+              <w:bottom w:w="50" w:type="dxa"/>
+              <w:start w:w="90" w:type="dxa"/>
+              <w:end w:w="90" w:type="dxa"/>
+            </w:tcMar>
+          </w:tcPr>
+          <w:p>
+            <w:pPr>
+              <w:spacing w:after="0" w:before="0"/>
+            </w:pPr>
+            <w:r>
+              <w:rPr>
+                <w:rFonts w:ascii="Yu Gothic" w:hAnsi="Yu Gothic" w:eastAsia="Yu Gothic"/>
+                <w:b w:val="0"/>
+                <w:sz w:val="19"/>
+              </w:rPr>
+              <w:t>DO平均比−61円。最大の伸びしろ。買上点数アップが鍵。</w:t>
+            </w:r>
+          </w:p>
+        </w:tc>
+      </w:tr>
+      <w:tr>
+        <w:tc>
+          <w:tcPr>
+            <w:tcW w:type="dxa" w:w="1020"/>
+            <w:shd w:val="clear" w:color="auto" w:fill="F2F6FA"/>
+            <w:tcBorders>
+              <w:top w:val="single" w:sz="4" w:space="0" w:color="C9D3DF"/>
+              <w:left w:val="single" w:sz="4" w:space="0" w:color="C9D3DF"/>
+              <w:bottom w:val="single" w:sz="4" w:space="0" w:color="C9D3DF"/>
+              <w:right w:val="single" w:sz="4" w:space="0" w:color="C9D3DF"/>
+            </w:tcBorders>
+            <w:tcMar>
+              <w:top w:w="50" w:type="dxa"/>
+              <w:bottom w:w="50" w:type="dxa"/>
+              <w:start w:w="90" w:type="dxa"/>
+              <w:end w:w="90" w:type="dxa"/>
+            </w:tcMar>
+          </w:tcPr>
+          <w:p>
+            <w:pPr>
+              <w:spacing w:after="0" w:before="0"/>
+            </w:pPr>
+            <w:r>
+              <w:rPr>
+                <w:rFonts w:ascii="Yu Gothic" w:hAnsi="Yu Gothic" w:eastAsia="Yu Gothic"/>
+                <w:b/>
+                <w:color w:val="1F3B5C"/>
+                <w:sz w:val="19"/>
+              </w:rPr>
+              <w:t>廃棄</w:t>
+            </w:r>
+          </w:p>
+        </w:tc>
+        <w:tc>
+          <w:tcPr>
+            <w:tcW w:type="dxa" w:w="1928"/>
+            <w:shd w:val="clear" w:color="auto" w:fill="F2F6FA"/>
+            <w:tcBorders>
+              <w:top w:val="single" w:sz="4" w:space="0" w:color="C9D3DF"/>
+              <w:left w:val="single" w:sz="4" w:space="0" w:color="C9D3DF"/>
+              <w:bottom w:val="single" w:sz="4" w:space="0" w:color="C9D3DF"/>
+              <w:right w:val="single" w:sz="4" w:space="0" w:color="C9D3DF"/>
+            </w:tcBorders>
+            <w:tcMar>
+              <w:top w:w="50" w:type="dxa"/>
+              <w:bottom w:w="50" w:type="dxa"/>
+              <w:start w:w="90" w:type="dxa"/>
+              <w:end w:w="90" w:type="dxa"/>
+            </w:tcMar>
+          </w:tcPr>
+          <w:p>
+            <w:pPr>
+              <w:spacing w:after="0" w:before="0"/>
+            </w:pPr>
+            <w:r>
+              <w:rPr>
+                <w:rFonts w:ascii="Yu Gothic" w:hAnsi="Yu Gothic" w:eastAsia="Yu Gothic"/>
+                <w:b w:val="0"/>
+                <w:sz w:val="19"/>
+              </w:rPr>
+              <w:t>不良品（円/日）</w:t>
+            </w:r>
+          </w:p>
+        </w:tc>
+        <w:tc>
+          <w:tcPr>
+            <w:tcW w:type="dxa" w:w="1928"/>
+            <w:shd w:val="clear" w:color="auto" w:fill="F2F6FA"/>
+            <w:tcBorders>
+              <w:top w:val="single" w:sz="4" w:space="0" w:color="C9D3DF"/>
+              <w:left w:val="single" w:sz="4" w:space="0" w:color="C9D3DF"/>
+              <w:bottom w:val="single" w:sz="4" w:space="0" w:color="C9D3DF"/>
+              <w:right w:val="single" w:sz="4" w:space="0" w:color="C9D3DF"/>
+            </w:tcBorders>
+            <w:tcMar>
+              <w:top w:w="50" w:type="dxa"/>
+              <w:bottom w:w="50" w:type="dxa"/>
+              <w:start w:w="90" w:type="dxa"/>
+              <w:end w:w="90" w:type="dxa"/>
+            </w:tcMar>
+          </w:tcPr>
+          <w:p>
+            <w:pPr>
+              <w:spacing w:after="0" w:before="0"/>
+            </w:pPr>
+            <w:r>
+              <w:rPr>
+                <w:rFonts w:ascii="Yu Gothic" w:hAnsi="Yu Gothic" w:eastAsia="Yu Gothic"/>
+                <w:b w:val="0"/>
+                <w:sz w:val="19"/>
+              </w:rPr>
+              <w:t>6,217（売上比0.86％）</w:t>
+            </w:r>
+          </w:p>
+        </w:tc>
+        <w:tc>
+          <w:tcPr>
+            <w:tcW w:type="dxa" w:w="1474"/>
+            <w:shd w:val="clear" w:color="auto" w:fill="F2F6FA"/>
+            <w:tcBorders>
+              <w:top w:val="single" w:sz="4" w:space="0" w:color="C9D3DF"/>
+              <w:left w:val="single" w:sz="4" w:space="0" w:color="C9D3DF"/>
+              <w:bottom w:val="single" w:sz="4" w:space="0" w:color="C9D3DF"/>
+              <w:right w:val="single" w:sz="4" w:space="0" w:color="C9D3DF"/>
+            </w:tcBorders>
+            <w:tcMar>
+              <w:top w:w="50" w:type="dxa"/>
+              <w:bottom w:w="50" w:type="dxa"/>
+              <w:start w:w="90" w:type="dxa"/>
+              <w:end w:w="90" w:type="dxa"/>
+            </w:tcMar>
+          </w:tcPr>
+          <w:p>
+            <w:pPr>
+              <w:spacing w:after="0" w:before="0"/>
+            </w:pPr>
+            <w:r>
+              <w:rPr>
+                <w:rFonts w:ascii="Yu Gothic" w:hAnsi="Yu Gothic" w:eastAsia="Yu Gothic"/>
+                <w:b w:val="0"/>
+                <w:sz w:val="19"/>
+              </w:rPr>
+              <w:t>―</w:t>
+            </w:r>
+          </w:p>
+        </w:tc>
+        <w:tc>
+          <w:tcPr>
+            <w:tcW w:type="dxa" w:w="3628"/>
+            <w:shd w:val="clear" w:color="auto" w:fill="F2F6FA"/>
+            <w:tcBorders>
+              <w:top w:val="single" w:sz="4" w:space="0" w:color="C9D3DF"/>
+              <w:left w:val="single" w:sz="4" w:space="0" w:color="C9D3DF"/>
+              <w:bottom w:val="single" w:sz="4" w:space="0" w:color="C9D3DF"/>
+              <w:right w:val="single" w:sz="4" w:space="0" w:color="C9D3DF"/>
+            </w:tcBorders>
+            <w:tcMar>
+              <w:top w:w="50" w:type="dxa"/>
+              <w:bottom w:w="50" w:type="dxa"/>
+              <w:start w:w="90" w:type="dxa"/>
+              <w:end w:w="90" w:type="dxa"/>
+            </w:tcMar>
+          </w:tcPr>
+          <w:p>
+            <w:pPr>
+              <w:spacing w:after="0" w:before="0"/>
+            </w:pPr>
+            <w:r>
+              <w:rPr>
+                <w:rFonts w:ascii="Yu Gothic" w:hAnsi="Yu Gothic" w:eastAsia="Yu Gothic"/>
+                <w:b w:val="0"/>
+                <w:sz w:val="19"/>
+              </w:rPr>
+              <w:t>木曜に13,258円とスパイク。曜日で発注精度にバラつき。</w:t>
+            </w:r>
+          </w:p>
+        </w:tc>
+      </w:tr>
+      <w:tr>
+        <w:tc>
+          <w:tcPr>
+            <w:tcW w:type="dxa" w:w="1020"/>
+            <w:shd w:val="clear" w:color="auto" w:fill="FFFFFF"/>
+            <w:tcBorders>
+              <w:top w:val="single" w:sz="4" w:space="0" w:color="C9D3DF"/>
+              <w:left w:val="single" w:sz="4" w:space="0" w:color="C9D3DF"/>
+              <w:bottom w:val="single" w:sz="4" w:space="0" w:color="C9D3DF"/>
+              <w:right w:val="single" w:sz="4" w:space="0" w:color="C9D3DF"/>
+            </w:tcBorders>
+            <w:tcMar>
+              <w:top w:w="50" w:type="dxa"/>
+              <w:bottom w:w="50" w:type="dxa"/>
+              <w:start w:w="90" w:type="dxa"/>
+              <w:end w:w="90" w:type="dxa"/>
+            </w:tcMar>
+          </w:tcPr>
+          <w:p>
+            <w:pPr>
+              <w:spacing w:after="0" w:before="0"/>
+            </w:pPr>
+            <w:r>
+              <w:rPr>
+                <w:rFonts w:ascii="Yu Gothic" w:hAnsi="Yu Gothic" w:eastAsia="Yu Gothic"/>
+                <w:b/>
+                <w:color w:val="1F3B5C"/>
+                <w:sz w:val="19"/>
+              </w:rPr>
+              <w:t>デイリー</w:t>
+            </w:r>
+          </w:p>
+        </w:tc>
+        <w:tc>
+          <w:tcPr>
+            <w:tcW w:type="dxa" w:w="1928"/>
+            <w:shd w:val="clear" w:color="auto" w:fill="FFFFFF"/>
+            <w:tcBorders>
+              <w:top w:val="single" w:sz="4" w:space="0" w:color="C9D3DF"/>
+              <w:left w:val="single" w:sz="4" w:space="0" w:color="C9D3DF"/>
+              <w:bottom w:val="single" w:sz="4" w:space="0" w:color="C9D3DF"/>
+              <w:right w:val="single" w:sz="4" w:space="0" w:color="C9D3DF"/>
+            </w:tcBorders>
+            <w:tcMar>
+              <w:top w:w="50" w:type="dxa"/>
+              <w:bottom w:w="50" w:type="dxa"/>
+              <w:start w:w="90" w:type="dxa"/>
+              <w:end w:w="90" w:type="dxa"/>
+            </w:tcMar>
+          </w:tcPr>
+          <w:p>
+            <w:pPr>
+              <w:spacing w:after="0" w:before="0"/>
+            </w:pPr>
+            <w:r>
+              <w:rPr>
+                <w:rFonts w:ascii="Yu Gothic" w:hAnsi="Yu Gothic" w:eastAsia="Yu Gothic"/>
+                <w:b w:val="0"/>
+                <w:sz w:val="19"/>
+              </w:rPr>
+              <w:t>チルド弁当 前年比</w:t>
+            </w:r>
+          </w:p>
+        </w:tc>
+        <w:tc>
+          <w:tcPr>
+            <w:tcW w:type="dxa" w:w="1928"/>
+            <w:shd w:val="clear" w:color="auto" w:fill="FFFFFF"/>
+            <w:tcBorders>
+              <w:top w:val="single" w:sz="4" w:space="0" w:color="C9D3DF"/>
+              <w:left w:val="single" w:sz="4" w:space="0" w:color="C9D3DF"/>
+              <w:bottom w:val="single" w:sz="4" w:space="0" w:color="C9D3DF"/>
+              <w:right w:val="single" w:sz="4" w:space="0" w:color="C9D3DF"/>
+            </w:tcBorders>
+            <w:tcMar>
+              <w:top w:w="50" w:type="dxa"/>
+              <w:bottom w:w="50" w:type="dxa"/>
+              <w:start w:w="90" w:type="dxa"/>
+              <w:end w:w="90" w:type="dxa"/>
+            </w:tcMar>
+          </w:tcPr>
+          <w:p>
+            <w:pPr>
+              <w:spacing w:after="0" w:before="0"/>
+            </w:pPr>
+            <w:r>
+              <w:rPr>
+                <w:rFonts w:ascii="Yu Gothic" w:hAnsi="Yu Gothic" w:eastAsia="Yu Gothic"/>
+                <w:b w:val="0"/>
+                <w:sz w:val="19"/>
+              </w:rPr>
+              <w:t>121.7％（前年差＋2.7千円）</w:t>
+            </w:r>
+          </w:p>
+        </w:tc>
+        <w:tc>
+          <w:tcPr>
+            <w:tcW w:type="dxa" w:w="1474"/>
+            <w:shd w:val="clear" w:color="auto" w:fill="FFFFFF"/>
+            <w:tcBorders>
+              <w:top w:val="single" w:sz="4" w:space="0" w:color="C9D3DF"/>
+              <w:left w:val="single" w:sz="4" w:space="0" w:color="C9D3DF"/>
+              <w:bottom w:val="single" w:sz="4" w:space="0" w:color="C9D3DF"/>
+              <w:right w:val="single" w:sz="4" w:space="0" w:color="C9D3DF"/>
+            </w:tcBorders>
+            <w:tcMar>
+              <w:top w:w="50" w:type="dxa"/>
+              <w:bottom w:w="50" w:type="dxa"/>
+              <w:start w:w="90" w:type="dxa"/>
+              <w:end w:w="90" w:type="dxa"/>
+            </w:tcMar>
+          </w:tcPr>
+          <w:p>
+            <w:pPr>
+              <w:spacing w:after="0" w:before="0"/>
+            </w:pPr>
+            <w:r>
+              <w:rPr>
+                <w:rFonts w:ascii="Yu Gothic" w:hAnsi="Yu Gothic" w:eastAsia="Yu Gothic"/>
+                <w:b w:val="0"/>
+                <w:sz w:val="19"/>
+              </w:rPr>
+              <w:t>―</w:t>
+            </w:r>
+          </w:p>
+        </w:tc>
+        <w:tc>
+          <w:tcPr>
+            <w:tcW w:type="dxa" w:w="3628"/>
+            <w:shd w:val="clear" w:color="auto" w:fill="FFFFFF"/>
+            <w:tcBorders>
+              <w:top w:val="single" w:sz="4" w:space="0" w:color="C9D3DF"/>
+              <w:left w:val="single" w:sz="4" w:space="0" w:color="C9D3DF"/>
+              <w:bottom w:val="single" w:sz="4" w:space="0" w:color="C9D3DF"/>
+              <w:right w:val="single" w:sz="4" w:space="0" w:color="C9D3DF"/>
+            </w:tcBorders>
+            <w:tcMar>
+              <w:top w:w="50" w:type="dxa"/>
+              <w:bottom w:w="50" w:type="dxa"/>
+              <w:start w:w="90" w:type="dxa"/>
+              <w:end w:w="90" w:type="dxa"/>
+            </w:tcMar>
+          </w:tcPr>
+          <w:p>
+            <w:pPr>
+              <w:spacing w:after="0" w:before="0"/>
+            </w:pPr>
+            <w:r>
+              <w:rPr>
+                <w:rFonts w:ascii="Yu Gothic" w:hAnsi="Yu Gothic" w:eastAsia="Yu Gothic"/>
+                <w:b w:val="0"/>
+                <w:sz w:val="19"/>
+              </w:rPr>
+              <w:t>チルドは伸長。デイリーシフトの方向性をデータが裏付け。</w:t>
+            </w:r>
+          </w:p>
+        </w:tc>
+      </w:tr>
+      <w:tr>
+        <w:tc>
+          <w:tcPr>
+            <w:tcW w:type="dxa" w:w="1020"/>
+            <w:shd w:val="clear" w:color="auto" w:fill="F2F6FA"/>
+            <w:tcBorders>
+              <w:top w:val="single" w:sz="4" w:space="0" w:color="C9D3DF"/>
+              <w:left w:val="single" w:sz="4" w:space="0" w:color="C9D3DF"/>
+              <w:bottom w:val="single" w:sz="4" w:space="0" w:color="C9D3DF"/>
+              <w:right w:val="single" w:sz="4" w:space="0" w:color="C9D3DF"/>
+            </w:tcBorders>
+            <w:tcMar>
+              <w:top w:w="50" w:type="dxa"/>
+              <w:bottom w:w="50" w:type="dxa"/>
+              <w:start w:w="90" w:type="dxa"/>
+              <w:end w:w="90" w:type="dxa"/>
+            </w:tcMar>
+          </w:tcPr>
+          <w:p>
+            <w:pPr>
+              <w:spacing w:after="0" w:before="0"/>
+            </w:pPr>
+            <w:r>
+              <w:rPr>
+                <w:rFonts w:ascii="Yu Gothic" w:hAnsi="Yu Gothic" w:eastAsia="Yu Gothic"/>
+                <w:b/>
+                <w:color w:val="1F3B5C"/>
+                <w:sz w:val="19"/>
+              </w:rPr>
+              <w:t>デイリー</w:t>
+            </w:r>
+          </w:p>
+        </w:tc>
+        <w:tc>
+          <w:tcPr>
+            <w:tcW w:type="dxa" w:w="1928"/>
+            <w:shd w:val="clear" w:color="auto" w:fill="F2F6FA"/>
+            <w:tcBorders>
+              <w:top w:val="single" w:sz="4" w:space="0" w:color="C9D3DF"/>
+              <w:left w:val="single" w:sz="4" w:space="0" w:color="C9D3DF"/>
+              <w:bottom w:val="single" w:sz="4" w:space="0" w:color="C9D3DF"/>
+              <w:right w:val="single" w:sz="4" w:space="0" w:color="C9D3DF"/>
+            </w:tcBorders>
+            <w:tcMar>
+              <w:top w:w="50" w:type="dxa"/>
+              <w:bottom w:w="50" w:type="dxa"/>
+              <w:start w:w="90" w:type="dxa"/>
+              <w:end w:w="90" w:type="dxa"/>
+            </w:tcMar>
+          </w:tcPr>
+          <w:p>
+            <w:pPr>
+              <w:spacing w:after="0" w:before="0"/>
+            </w:pPr>
+            <w:r>
+              <w:rPr>
+                <w:rFonts w:ascii="Yu Gothic" w:hAnsi="Yu Gothic" w:eastAsia="Yu Gothic"/>
+                <w:b w:val="0"/>
+                <w:sz w:val="19"/>
+              </w:rPr>
+              <w:t>常温弁当／御飯 前年比</w:t>
+            </w:r>
+          </w:p>
+        </w:tc>
+        <w:tc>
+          <w:tcPr>
+            <w:tcW w:type="dxa" w:w="1928"/>
+            <w:shd w:val="clear" w:color="auto" w:fill="F2F6FA"/>
+            <w:tcBorders>
+              <w:top w:val="single" w:sz="4" w:space="0" w:color="C9D3DF"/>
+              <w:left w:val="single" w:sz="4" w:space="0" w:color="C9D3DF"/>
+              <w:bottom w:val="single" w:sz="4" w:space="0" w:color="C9D3DF"/>
+              <w:right w:val="single" w:sz="4" w:space="0" w:color="C9D3DF"/>
+            </w:tcBorders>
+            <w:tcMar>
+              <w:top w:w="50" w:type="dxa"/>
+              <w:bottom w:w="50" w:type="dxa"/>
+              <w:start w:w="90" w:type="dxa"/>
+              <w:end w:w="90" w:type="dxa"/>
+            </w:tcMar>
+          </w:tcPr>
+          <w:p>
+            <w:pPr>
+              <w:spacing w:after="0" w:before="0"/>
+            </w:pPr>
+            <w:r>
+              <w:rPr>
+                <w:rFonts w:ascii="Yu Gothic" w:hAnsi="Yu Gothic" w:eastAsia="Yu Gothic"/>
+                <w:b w:val="0"/>
+                <w:sz w:val="19"/>
+              </w:rPr>
+              <w:t>54.9％／49.1％</w:t>
+            </w:r>
+          </w:p>
+        </w:tc>
+        <w:tc>
+          <w:tcPr>
+            <w:tcW w:type="dxa" w:w="1474"/>
+            <w:shd w:val="clear" w:color="auto" w:fill="F2F6FA"/>
+            <w:tcBorders>
+              <w:top w:val="single" w:sz="4" w:space="0" w:color="C9D3DF"/>
+              <w:left w:val="single" w:sz="4" w:space="0" w:color="C9D3DF"/>
+              <w:bottom w:val="single" w:sz="4" w:space="0" w:color="C9D3DF"/>
+              <w:right w:val="single" w:sz="4" w:space="0" w:color="C9D3DF"/>
+            </w:tcBorders>
+            <w:tcMar>
+              <w:top w:w="50" w:type="dxa"/>
+              <w:bottom w:w="50" w:type="dxa"/>
+              <w:start w:w="90" w:type="dxa"/>
+              <w:end w:w="90" w:type="dxa"/>
+            </w:tcMar>
+          </w:tcPr>
+          <w:p>
+            <w:pPr>
+              <w:spacing w:after="0" w:before="0"/>
+            </w:pPr>
+            <w:r>
+              <w:rPr>
+                <w:rFonts w:ascii="Yu Gothic" w:hAnsi="Yu Gothic" w:eastAsia="Yu Gothic"/>
+                <w:b w:val="0"/>
+                <w:sz w:val="19"/>
+              </w:rPr>
+              <w:t>―</w:t>
+            </w:r>
+          </w:p>
+        </w:tc>
+        <w:tc>
+          <w:tcPr>
+            <w:tcW w:type="dxa" w:w="3628"/>
+            <w:shd w:val="clear" w:color="auto" w:fill="F2F6FA"/>
+            <w:tcBorders>
+              <w:top w:val="single" w:sz="4" w:space="0" w:color="C9D3DF"/>
+              <w:left w:val="single" w:sz="4" w:space="0" w:color="C9D3DF"/>
+              <w:bottom w:val="single" w:sz="4" w:space="0" w:color="C9D3DF"/>
+              <w:right w:val="single" w:sz="4" w:space="0" w:color="C9D3DF"/>
+            </w:tcBorders>
+            <w:tcMar>
+              <w:top w:w="50" w:type="dxa"/>
+              <w:bottom w:w="50" w:type="dxa"/>
+              <w:start w:w="90" w:type="dxa"/>
+              <w:end w:w="90" w:type="dxa"/>
+            </w:tcMar>
+          </w:tcPr>
+          <w:p>
+            <w:pPr>
+              <w:spacing w:after="0" w:before="0"/>
+            </w:pPr>
+            <w:r>
+              <w:rPr>
+                <w:rFonts w:ascii="Yu Gothic" w:hAnsi="Yu Gothic" w:eastAsia="Yu Gothic"/>
+                <w:b w:val="0"/>
+                <w:sz w:val="19"/>
+              </w:rPr>
+              <w:t>常温米飯は大幅前年割れ。弁当は値引販売率35.3％・GP18.2％と荒利も毀損。</w:t>
+            </w:r>
+          </w:p>
+        </w:tc>
+      </w:tr>
+      <w:tr>
+        <w:tc>
+          <w:tcPr>
+            <w:tcW w:type="dxa" w:w="1020"/>
+            <w:shd w:val="clear" w:color="auto" w:fill="FFFFFF"/>
+            <w:tcBorders>
+              <w:top w:val="single" w:sz="4" w:space="0" w:color="C9D3DF"/>
+              <w:left w:val="single" w:sz="4" w:space="0" w:color="C9D3DF"/>
+              <w:bottom w:val="single" w:sz="4" w:space="0" w:color="C9D3DF"/>
+              <w:right w:val="single" w:sz="4" w:space="0" w:color="C9D3DF"/>
+            </w:tcBorders>
+            <w:tcMar>
+              <w:top w:w="50" w:type="dxa"/>
+              <w:bottom w:w="50" w:type="dxa"/>
+              <w:start w:w="90" w:type="dxa"/>
+              <w:end w:w="90" w:type="dxa"/>
+            </w:tcMar>
+          </w:tcPr>
+          <w:p>
+            <w:pPr>
+              <w:spacing w:after="0" w:before="0"/>
+            </w:pPr>
+            <w:r>
+              <w:rPr>
+                <w:rFonts w:ascii="Yu Gothic" w:hAnsi="Yu Gothic" w:eastAsia="Yu Gothic"/>
+                <w:b/>
+                <w:color w:val="1F3B5C"/>
+                <w:sz w:val="19"/>
+              </w:rPr>
+              <w:t>ドリンク</w:t>
+            </w:r>
+          </w:p>
+        </w:tc>
+        <w:tc>
+          <w:tcPr>
+            <w:tcW w:type="dxa" w:w="1928"/>
+            <w:shd w:val="clear" w:color="auto" w:fill="FFFFFF"/>
+            <w:tcBorders>
+              <w:top w:val="single" w:sz="4" w:space="0" w:color="C9D3DF"/>
+              <w:left w:val="single" w:sz="4" w:space="0" w:color="C9D3DF"/>
+              <w:bottom w:val="single" w:sz="4" w:space="0" w:color="C9D3DF"/>
+              <w:right w:val="single" w:sz="4" w:space="0" w:color="C9D3DF"/>
+            </w:tcBorders>
+            <w:tcMar>
+              <w:top w:w="50" w:type="dxa"/>
+              <w:bottom w:w="50" w:type="dxa"/>
+              <w:start w:w="90" w:type="dxa"/>
+              <w:end w:w="90" w:type="dxa"/>
+            </w:tcMar>
+          </w:tcPr>
+          <w:p>
+            <w:pPr>
+              <w:spacing w:after="0" w:before="0"/>
+            </w:pPr>
+            <w:r>
+              <w:rPr>
+                <w:rFonts w:ascii="Yu Gothic" w:hAnsi="Yu Gothic" w:eastAsia="Yu Gothic"/>
+                <w:b w:val="0"/>
+                <w:sz w:val="19"/>
+              </w:rPr>
+              <w:t>ソフトドリンク 前年差</w:t>
+            </w:r>
+          </w:p>
+        </w:tc>
+        <w:tc>
+          <w:tcPr>
+            <w:tcW w:type="dxa" w:w="1928"/>
+            <w:shd w:val="clear" w:color="auto" w:fill="FFFFFF"/>
+            <w:tcBorders>
+              <w:top w:val="single" w:sz="4" w:space="0" w:color="C9D3DF"/>
+              <w:left w:val="single" w:sz="4" w:space="0" w:color="C9D3DF"/>
+              <w:bottom w:val="single" w:sz="4" w:space="0" w:color="C9D3DF"/>
+              <w:right w:val="single" w:sz="4" w:space="0" w:color="C9D3DF"/>
+            </w:tcBorders>
+            <w:tcMar>
+              <w:top w:w="50" w:type="dxa"/>
+              <w:bottom w:w="50" w:type="dxa"/>
+              <w:start w:w="90" w:type="dxa"/>
+              <w:end w:w="90" w:type="dxa"/>
+            </w:tcMar>
+          </w:tcPr>
+          <w:p>
+            <w:pPr>
+              <w:spacing w:after="0" w:before="0"/>
+            </w:pPr>
+            <w:r>
+              <w:rPr>
+                <w:rFonts w:ascii="Yu Gothic" w:hAnsi="Yu Gothic" w:eastAsia="Yu Gothic"/>
+                <w:b w:val="0"/>
+                <w:sz w:val="19"/>
+              </w:rPr>
+              <w:t>−5.1千円</w:t>
+            </w:r>
+          </w:p>
+        </w:tc>
+        <w:tc>
+          <w:tcPr>
+            <w:tcW w:type="dxa" w:w="1474"/>
+            <w:shd w:val="clear" w:color="auto" w:fill="FFFFFF"/>
+            <w:tcBorders>
+              <w:top w:val="single" w:sz="4" w:space="0" w:color="C9D3DF"/>
+              <w:left w:val="single" w:sz="4" w:space="0" w:color="C9D3DF"/>
+              <w:bottom w:val="single" w:sz="4" w:space="0" w:color="C9D3DF"/>
+              <w:right w:val="single" w:sz="4" w:space="0" w:color="C9D3DF"/>
+            </w:tcBorders>
+            <w:tcMar>
+              <w:top w:w="50" w:type="dxa"/>
+              <w:bottom w:w="50" w:type="dxa"/>
+              <w:start w:w="90" w:type="dxa"/>
+              <w:end w:w="90" w:type="dxa"/>
+            </w:tcMar>
+          </w:tcPr>
+          <w:p>
+            <w:pPr>
+              <w:spacing w:after="0" w:before="0"/>
+            </w:pPr>
+            <w:r>
+              <w:rPr>
+                <w:rFonts w:ascii="Yu Gothic" w:hAnsi="Yu Gothic" w:eastAsia="Yu Gothic"/>
+                <w:b w:val="0"/>
+                <w:sz w:val="19"/>
+              </w:rPr>
+              <w:t>―</w:t>
+            </w:r>
+          </w:p>
+        </w:tc>
+        <w:tc>
+          <w:tcPr>
+            <w:tcW w:type="dxa" w:w="3628"/>
+            <w:shd w:val="clear" w:color="auto" w:fill="FFFFFF"/>
+            <w:tcBorders>
+              <w:top w:val="single" w:sz="4" w:space="0" w:color="C9D3DF"/>
+              <w:left w:val="single" w:sz="4" w:space="0" w:color="C9D3DF"/>
+              <w:bottom w:val="single" w:sz="4" w:space="0" w:color="C9D3DF"/>
+              <w:right w:val="single" w:sz="4" w:space="0" w:color="C9D3DF"/>
+            </w:tcBorders>
+            <w:tcMar>
+              <w:top w:w="50" w:type="dxa"/>
+              <w:bottom w:w="50" w:type="dxa"/>
+              <w:start w:w="90" w:type="dxa"/>
+              <w:end w:w="90" w:type="dxa"/>
+            </w:tcMar>
+          </w:tcPr>
+          <w:p>
+            <w:pPr>
+              <w:spacing w:after="0" w:before="0"/>
+            </w:pPr>
+            <w:r>
+              <w:rPr>
+                <w:rFonts w:ascii="Yu Gothic" w:hAnsi="Yu Gothic" w:eastAsia="Yu Gothic"/>
+                <w:b w:val="0"/>
+                <w:sz w:val="19"/>
+              </w:rPr>
+              <w:t>SKU過多のまま売上は前年割れ。絞り込み余地の裏付け。</w:t>
+            </w:r>
+          </w:p>
+        </w:tc>
+      </w:tr>
+      <w:tr>
+        <w:tc>
+          <w:tcPr>
+            <w:tcW w:type="dxa" w:w="1020"/>
+            <w:shd w:val="clear" w:color="auto" w:fill="F2F6FA"/>
+            <w:tcBorders>
+              <w:top w:val="single" w:sz="4" w:space="0" w:color="C9D3DF"/>
+              <w:left w:val="single" w:sz="4" w:space="0" w:color="C9D3DF"/>
+              <w:bottom w:val="single" w:sz="4" w:space="0" w:color="C9D3DF"/>
+              <w:right w:val="single" w:sz="4" w:space="0" w:color="C9D3DF"/>
+            </w:tcBorders>
+            <w:tcMar>
+              <w:top w:w="50" w:type="dxa"/>
+              <w:bottom w:w="50" w:type="dxa"/>
+              <w:start w:w="90" w:type="dxa"/>
+              <w:end w:w="90" w:type="dxa"/>
+            </w:tcMar>
+          </w:tcPr>
+          <w:p>
+            <w:pPr>
+              <w:spacing w:after="0" w:before="0"/>
+            </w:pPr>
+            <w:r>
+              <w:rPr>
+                <w:rFonts w:ascii="Yu Gothic" w:hAnsi="Yu Gothic" w:eastAsia="Yu Gothic"/>
+                <w:b/>
+                <w:color w:val="1F3B5C"/>
+                <w:sz w:val="19"/>
+              </w:rPr>
+              <w:t>酒類ほか</w:t>
+            </w:r>
+          </w:p>
+        </w:tc>
+        <w:tc>
+          <w:tcPr>
+            <w:tcW w:type="dxa" w:w="1928"/>
+            <w:shd w:val="clear" w:color="auto" w:fill="F2F6FA"/>
+            <w:tcBorders>
+              <w:top w:val="single" w:sz="4" w:space="0" w:color="C9D3DF"/>
+              <w:left w:val="single" w:sz="4" w:space="0" w:color="C9D3DF"/>
+              <w:bottom w:val="single" w:sz="4" w:space="0" w:color="C9D3DF"/>
+              <w:right w:val="single" w:sz="4" w:space="0" w:color="C9D3DF"/>
+            </w:tcBorders>
+            <w:tcMar>
+              <w:top w:w="50" w:type="dxa"/>
+              <w:bottom w:w="50" w:type="dxa"/>
+              <w:start w:w="90" w:type="dxa"/>
+              <w:end w:w="90" w:type="dxa"/>
+            </w:tcMar>
+          </w:tcPr>
+          <w:p>
+            <w:pPr>
+              <w:spacing w:after="0" w:before="0"/>
+            </w:pPr>
+            <w:r>
+              <w:rPr>
+                <w:rFonts w:ascii="Yu Gothic" w:hAnsi="Yu Gothic" w:eastAsia="Yu Gothic"/>
+                <w:b w:val="0"/>
+                <w:sz w:val="19"/>
+              </w:rPr>
+              <w:t>ビール／アイス 前年差</w:t>
+            </w:r>
+          </w:p>
+        </w:tc>
+        <w:tc>
+          <w:tcPr>
+            <w:tcW w:type="dxa" w:w="1928"/>
+            <w:shd w:val="clear" w:color="auto" w:fill="F2F6FA"/>
+            <w:tcBorders>
+              <w:top w:val="single" w:sz="4" w:space="0" w:color="C9D3DF"/>
+              <w:left w:val="single" w:sz="4" w:space="0" w:color="C9D3DF"/>
+              <w:bottom w:val="single" w:sz="4" w:space="0" w:color="C9D3DF"/>
+              <w:right w:val="single" w:sz="4" w:space="0" w:color="C9D3DF"/>
+            </w:tcBorders>
+            <w:tcMar>
+              <w:top w:w="50" w:type="dxa"/>
+              <w:bottom w:w="50" w:type="dxa"/>
+              <w:start w:w="90" w:type="dxa"/>
+              <w:end w:w="90" w:type="dxa"/>
+            </w:tcMar>
+          </w:tcPr>
+          <w:p>
+            <w:pPr>
+              <w:spacing w:after="0" w:before="0"/>
+            </w:pPr>
+            <w:r>
+              <w:rPr>
+                <w:rFonts w:ascii="Yu Gothic" w:hAnsi="Yu Gothic" w:eastAsia="Yu Gothic"/>
+                <w:b w:val="0"/>
+                <w:sz w:val="19"/>
+              </w:rPr>
+              <w:t>−1.7千円／−5.0千円</w:t>
+            </w:r>
+          </w:p>
+        </w:tc>
+        <w:tc>
+          <w:tcPr>
+            <w:tcW w:type="dxa" w:w="1474"/>
+            <w:shd w:val="clear" w:color="auto" w:fill="F2F6FA"/>
+            <w:tcBorders>
+              <w:top w:val="single" w:sz="4" w:space="0" w:color="C9D3DF"/>
+              <w:left w:val="single" w:sz="4" w:space="0" w:color="C9D3DF"/>
+              <w:bottom w:val="single" w:sz="4" w:space="0" w:color="C9D3DF"/>
+              <w:right w:val="single" w:sz="4" w:space="0" w:color="C9D3DF"/>
+            </w:tcBorders>
+            <w:tcMar>
+              <w:top w:w="50" w:type="dxa"/>
+              <w:bottom w:w="50" w:type="dxa"/>
+              <w:start w:w="90" w:type="dxa"/>
+              <w:end w:w="90" w:type="dxa"/>
+            </w:tcMar>
+          </w:tcPr>
+          <w:p>
+            <w:pPr>
+              <w:spacing w:after="0" w:before="0"/>
+            </w:pPr>
+            <w:r>
+              <w:rPr>
+                <w:rFonts w:ascii="Yu Gothic" w:hAnsi="Yu Gothic" w:eastAsia="Yu Gothic"/>
+                <w:b w:val="0"/>
+                <w:sz w:val="19"/>
+              </w:rPr>
+              <w:t>―</w:t>
+            </w:r>
+          </w:p>
+        </w:tc>
+        <w:tc>
+          <w:tcPr>
+            <w:tcW w:type="dxa" w:w="3628"/>
+            <w:shd w:val="clear" w:color="auto" w:fill="F2F6FA"/>
+            <w:tcBorders>
+              <w:top w:val="single" w:sz="4" w:space="0" w:color="C9D3DF"/>
+              <w:left w:val="single" w:sz="4" w:space="0" w:color="C9D3DF"/>
+              <w:bottom w:val="single" w:sz="4" w:space="0" w:color="C9D3DF"/>
+              <w:right w:val="single" w:sz="4" w:space="0" w:color="C9D3DF"/>
+            </w:tcBorders>
+            <w:tcMar>
+              <w:top w:w="50" w:type="dxa"/>
+              <w:bottom w:w="50" w:type="dxa"/>
+              <w:start w:w="90" w:type="dxa"/>
+              <w:end w:w="90" w:type="dxa"/>
+            </w:tcMar>
+          </w:tcPr>
+          <w:p>
+            <w:pPr>
+              <w:spacing w:after="0" w:before="0"/>
+            </w:pPr>
+            <w:r>
+              <w:rPr>
+                <w:rFonts w:ascii="Yu Gothic" w:hAnsi="Yu Gothic" w:eastAsia="Yu Gothic"/>
+                <w:b w:val="0"/>
+                <w:sz w:val="19"/>
+              </w:rPr>
+              <w:t>下位カテゴリ。整理・適正化の対象。</w:t>
+            </w:r>
+          </w:p>
+        </w:tc>
+      </w:tr>
+      <w:tr>
+        <w:tc>
+          <w:tcPr>
+            <w:tcW w:type="dxa" w:w="1020"/>
+            <w:shd w:val="clear" w:color="auto" w:fill="FFFFFF"/>
+            <w:tcBorders>
+              <w:top w:val="single" w:sz="4" w:space="0" w:color="C9D3DF"/>
+              <w:left w:val="single" w:sz="4" w:space="0" w:color="C9D3DF"/>
+              <w:bottom w:val="single" w:sz="4" w:space="0" w:color="C9D3DF"/>
+              <w:right w:val="single" w:sz="4" w:space="0" w:color="C9D3DF"/>
+            </w:tcBorders>
+            <w:tcMar>
+              <w:top w:w="50" w:type="dxa"/>
+              <w:bottom w:w="50" w:type="dxa"/>
+              <w:start w:w="90" w:type="dxa"/>
+              <w:end w:w="90" w:type="dxa"/>
+            </w:tcMar>
+          </w:tcPr>
+          <w:p>
+            <w:pPr>
+              <w:spacing w:after="0" w:before="0"/>
+            </w:pPr>
+            <w:r>
+              <w:rPr>
+                <w:rFonts w:ascii="Yu Gothic" w:hAnsi="Yu Gothic" w:eastAsia="Yu Gothic"/>
+                <w:b/>
+                <w:color w:val="1F3B5C"/>
+                <w:sz w:val="19"/>
+              </w:rPr>
+              <w:t>決済</w:t>
+            </w:r>
+          </w:p>
+        </w:tc>
+        <w:tc>
+          <w:tcPr>
+            <w:tcW w:type="dxa" w:w="1928"/>
+            <w:shd w:val="clear" w:color="auto" w:fill="FFFFFF"/>
+            <w:tcBorders>
+              <w:top w:val="single" w:sz="4" w:space="0" w:color="C9D3DF"/>
+              <w:left w:val="single" w:sz="4" w:space="0" w:color="C9D3DF"/>
+              <w:bottom w:val="single" w:sz="4" w:space="0" w:color="C9D3DF"/>
+              <w:right w:val="single" w:sz="4" w:space="0" w:color="C9D3DF"/>
+            </w:tcBorders>
+            <w:tcMar>
+              <w:top w:w="50" w:type="dxa"/>
+              <w:bottom w:w="50" w:type="dxa"/>
+              <w:start w:w="90" w:type="dxa"/>
+              <w:end w:w="90" w:type="dxa"/>
+            </w:tcMar>
+          </w:tcPr>
+          <w:p>
+            <w:pPr>
+              <w:spacing w:after="0" w:before="0"/>
+            </w:pPr>
+            <w:r>
+              <w:rPr>
+                <w:rFonts w:ascii="Yu Gothic" w:hAnsi="Yu Gothic" w:eastAsia="Yu Gothic"/>
+                <w:b w:val="0"/>
+                <w:sz w:val="19"/>
+              </w:rPr>
+              <w:t>キャッシュレス利用率</w:t>
+            </w:r>
+          </w:p>
+        </w:tc>
+        <w:tc>
+          <w:tcPr>
+            <w:tcW w:type="dxa" w:w="1928"/>
+            <w:shd w:val="clear" w:color="auto" w:fill="FFFFFF"/>
+            <w:tcBorders>
+              <w:top w:val="single" w:sz="4" w:space="0" w:color="C9D3DF"/>
+              <w:left w:val="single" w:sz="4" w:space="0" w:color="C9D3DF"/>
+              <w:bottom w:val="single" w:sz="4" w:space="0" w:color="C9D3DF"/>
+              <w:right w:val="single" w:sz="4" w:space="0" w:color="C9D3DF"/>
+            </w:tcBorders>
+            <w:tcMar>
+              <w:top w:w="50" w:type="dxa"/>
+              <w:bottom w:w="50" w:type="dxa"/>
+              <w:start w:w="90" w:type="dxa"/>
+              <w:end w:w="90" w:type="dxa"/>
+            </w:tcMar>
+          </w:tcPr>
+          <w:p>
+            <w:pPr>
+              <w:spacing w:after="0" w:before="0"/>
+            </w:pPr>
+            <w:r>
+              <w:rPr>
+                <w:rFonts w:ascii="Yu Gothic" w:hAnsi="Yu Gothic" w:eastAsia="Yu Gothic"/>
+                <w:b w:val="0"/>
+                <w:sz w:val="19"/>
+              </w:rPr>
+              <w:t>62.7％</w:t>
+            </w:r>
+          </w:p>
+        </w:tc>
+        <w:tc>
+          <w:tcPr>
+            <w:tcW w:type="dxa" w:w="1474"/>
+            <w:shd w:val="clear" w:color="auto" w:fill="FFFFFF"/>
+            <w:tcBorders>
+              <w:top w:val="single" w:sz="4" w:space="0" w:color="C9D3DF"/>
+              <w:left w:val="single" w:sz="4" w:space="0" w:color="C9D3DF"/>
+              <w:bottom w:val="single" w:sz="4" w:space="0" w:color="C9D3DF"/>
+              <w:right w:val="single" w:sz="4" w:space="0" w:color="C9D3DF"/>
+            </w:tcBorders>
+            <w:tcMar>
+              <w:top w:w="50" w:type="dxa"/>
+              <w:bottom w:w="50" w:type="dxa"/>
+              <w:start w:w="90" w:type="dxa"/>
+              <w:end w:w="90" w:type="dxa"/>
+            </w:tcMar>
+          </w:tcPr>
+          <w:p>
+            <w:pPr>
+              <w:spacing w:after="0" w:before="0"/>
+            </w:pPr>
+            <w:r>
+              <w:rPr>
+                <w:rFonts w:ascii="Yu Gothic" w:hAnsi="Yu Gothic" w:eastAsia="Yu Gothic"/>
+                <w:b w:val="0"/>
+                <w:sz w:val="19"/>
+              </w:rPr>
+              <w:t>66.4％</w:t>
+            </w:r>
+          </w:p>
+        </w:tc>
+        <w:tc>
+          <w:tcPr>
+            <w:tcW w:type="dxa" w:w="3628"/>
+            <w:shd w:val="clear" w:color="auto" w:fill="FFFFFF"/>
+            <w:tcBorders>
+              <w:top w:val="single" w:sz="4" w:space="0" w:color="C9D3DF"/>
+              <w:left w:val="single" w:sz="4" w:space="0" w:color="C9D3DF"/>
+              <w:bottom w:val="single" w:sz="4" w:space="0" w:color="C9D3DF"/>
+              <w:right w:val="single" w:sz="4" w:space="0" w:color="C9D3DF"/>
+            </w:tcBorders>
+            <w:tcMar>
+              <w:top w:w="50" w:type="dxa"/>
+              <w:bottom w:w="50" w:type="dxa"/>
+              <w:start w:w="90" w:type="dxa"/>
+              <w:end w:w="90" w:type="dxa"/>
+            </w:tcMar>
+          </w:tcPr>
+          <w:p>
+            <w:pPr>
+              <w:spacing w:after="0" w:before="0"/>
+            </w:pPr>
+            <w:r>
+              <w:rPr>
+                <w:rFonts w:ascii="Yu Gothic" w:hAnsi="Yu Gothic" w:eastAsia="Yu Gothic"/>
+                <w:b w:val="0"/>
+                <w:sz w:val="19"/>
+              </w:rPr>
+              <w:t>アプリ客数利用率も10.2％（DO 12.7％）と低く、声かけ・掲示で底上げ余地。</w:t>
+            </w:r>
+          </w:p>
+        </w:tc>
+      </w:tr>
+    </w:tbl>
+    <w:p>
+      <w:pPr>
+        <w:spacing w:after="0" w:before="0"/>
+      </w:pPr>
+      <w:r>
+        <w:rPr>
+          <w:rFonts w:ascii="Yu Gothic" w:hAnsi="Yu Gothic" w:eastAsia="Yu Gothic"/>
+          <w:sz w:val="6"/>
+        </w:rPr>
+      </w:r>
+    </w:p>
+    <w:tbl>
+      <w:tblPr>
+        <w:tblW w:type="auto" w:w="0"/>
+        <w:jc w:val="center"/>
+        <w:tblLook w:firstColumn="1" w:firstRow="1" w:lastColumn="0" w:lastRow="0" w:noHBand="0" w:noVBand="1" w:val="04A0"/>
+      </w:tblPr>
+      <w:tblGrid>
+        <w:gridCol w:w="4989"/>
+        <w:gridCol w:w="4989"/>
+      </w:tblGrid>
+      <w:tr>
+        <w:tc>
+          <w:tcPr>
+            <w:tcW w:type="dxa" w:w="5100"/>
+            <w:shd w:val="clear" w:color="auto" w:fill="2E7D32"/>
+            <w:tcBorders>
+              <w:top w:val="single" w:sz="4" w:space="0" w:color="FFFFFF"/>
+              <w:left w:val="single" w:sz="4" w:space="0" w:color="FFFFFF"/>
+              <w:bottom w:val="single" w:sz="4" w:space="0" w:color="FFFFFF"/>
+              <w:right w:val="single" w:sz="4" w:space="0" w:color="FFFFFF"/>
+            </w:tcBorders>
+            <w:tcMar>
+              <w:top w:w="55" w:type="dxa"/>
+              <w:bottom w:w="55" w:type="dxa"/>
+              <w:start w:w="120" w:type="dxa"/>
+              <w:end w:w="120" w:type="dxa"/>
+            </w:tcMar>
+          </w:tcPr>
+          <w:p>
+            <w:pPr>
+              <w:spacing w:after="0" w:before="0"/>
+            </w:pPr>
+            <w:r>
+              <w:rPr>
+                <w:rFonts w:ascii="Yu Gothic" w:hAnsi="Yu Gothic" w:eastAsia="Yu Gothic"/>
+                <w:b/>
+                <w:color w:val="FFFFFF"/>
+                <w:sz w:val="20"/>
+              </w:rPr>
+              <w:t>📈 良い兆し</w:t>
+            </w:r>
+          </w:p>
+        </w:tc>
+        <w:tc>
+          <w:tcPr>
+            <w:tcW w:type="dxa" w:w="5100"/>
+            <w:shd w:val="clear" w:color="auto" w:fill="C0392B"/>
+            <w:tcBorders>
+              <w:top w:val="single" w:sz="4" w:space="0" w:color="FFFFFF"/>
+              <w:left w:val="single" w:sz="4" w:space="0" w:color="FFFFFF"/>
+              <w:bottom w:val="single" w:sz="4" w:space="0" w:color="FFFFFF"/>
+              <w:right w:val="single" w:sz="4" w:space="0" w:color="FFFFFF"/>
+            </w:tcBorders>
+            <w:tcMar>
+              <w:top w:w="55" w:type="dxa"/>
+              <w:bottom w:w="55" w:type="dxa"/>
+              <w:start w:w="120" w:type="dxa"/>
+              <w:end w:w="120" w:type="dxa"/>
+            </w:tcMar>
+          </w:tcPr>
+          <w:p>
+            <w:pPr>
+              <w:spacing w:after="0" w:before="0"/>
+            </w:pPr>
+            <w:r>
+              <w:rPr>
+                <w:rFonts w:ascii="Yu Gothic" w:hAnsi="Yu Gothic" w:eastAsia="Yu Gothic"/>
+                <w:b/>
+                <w:color w:val="FFFFFF"/>
+                <w:sz w:val="20"/>
+              </w:rPr>
+              <w:t>⚠ 注意シグナル</w:t>
+            </w:r>
+          </w:p>
+        </w:tc>
+      </w:tr>
+      <w:tr>
+        <w:tc>
+          <w:tcPr>
+            <w:tcW w:type="dxa" w:w="4989"/>
+            <w:shd w:val="clear" w:color="auto" w:fill="E6F4EA"/>
+            <w:tcBorders>
+              <w:top w:val="single" w:sz="4" w:space="0" w:color="C9D3DF"/>
+              <w:left w:val="single" w:sz="4" w:space="0" w:color="C9D3DF"/>
+              <w:bottom w:val="single" w:sz="4" w:space="0" w:color="C9D3DF"/>
+              <w:right w:val="single" w:sz="4" w:space="0" w:color="C9D3DF"/>
+            </w:tcBorders>
+            <w:tcMar>
+              <w:top w:w="70" w:type="dxa"/>
+              <w:bottom w:w="70" w:type="dxa"/>
+              <w:start w:w="120" w:type="dxa"/>
+              <w:end w:w="120" w:type="dxa"/>
+            </w:tcMar>
+          </w:tcPr>
+          <w:p>
+            <w:pPr>
+              <w:spacing w:after="0" w:before="0"/>
+            </w:pPr>
+            <w:r>
+              <w:rPr>
+                <w:rFonts w:ascii="Yu Gothic" w:hAnsi="Yu Gothic" w:eastAsia="Yu Gothic"/>
+                <w:b w:val="0"/>
+                <w:sz w:val="4"/>
+              </w:rPr>
+            </w:r>
+          </w:p>
+          <w:p>
+            <w:pPr>
+              <w:spacing w:after="40"/>
+              <w:ind w:left="283" w:hanging="227"/>
+            </w:pPr>
+            <w:r>
+              <w:rPr>
+                <w:rFonts w:ascii="Yu Gothic" w:hAnsi="Yu Gothic" w:eastAsia="Yu Gothic"/>
+                <w:b/>
+                <w:color w:val="2E7D32"/>
+                <w:sz w:val="19"/>
+              </w:rPr>
+              <w:t xml:space="preserve">・ </w:t>
+            </w:r>
+            <w:r>
+              <w:rPr>
+                <w:rFonts w:ascii="Yu Gothic" w:hAnsi="Yu Gothic" w:eastAsia="Yu Gothic"/>
+                <w:sz w:val="19"/>
+              </w:rPr>
+              <w:t>売上前年比107.7・客数107.6と好調（DO平均は売上100.7・客数95.2）。</w:t>
+            </w:r>
+          </w:p>
+          <w:p>
+            <w:pPr>
+              <w:spacing w:after="40"/>
+              <w:ind w:left="283" w:hanging="227"/>
+            </w:pPr>
+            <w:r>
+              <w:rPr>
+                <w:rFonts w:ascii="Yu Gothic" w:hAnsi="Yu Gothic" w:eastAsia="Yu Gothic"/>
+                <w:b/>
+                <w:color w:val="2E7D32"/>
+                <w:sz w:val="19"/>
+              </w:rPr>
+              <w:t xml:space="preserve">・ </w:t>
+            </w:r>
+            <w:r>
+              <w:rPr>
+                <w:rFonts w:ascii="Yu Gothic" w:hAnsi="Yu Gothic" w:eastAsia="Yu Gothic"/>
+                <w:sz w:val="19"/>
+              </w:rPr>
+              <w:t>FFフライヤー前年差＋39.6千円と大きく伸長。カウンターFFが売上増を牽引。</w:t>
+            </w:r>
+          </w:p>
+          <w:p>
+            <w:pPr>
+              <w:spacing w:after="40"/>
+              <w:ind w:left="283" w:hanging="227"/>
+            </w:pPr>
+            <w:r>
+              <w:rPr>
+                <w:rFonts w:ascii="Yu Gothic" w:hAnsi="Yu Gothic" w:eastAsia="Yu Gothic"/>
+                <w:b/>
+                <w:color w:val="2E7D32"/>
+                <w:sz w:val="19"/>
+              </w:rPr>
+              <w:t xml:space="preserve">・ </w:t>
+            </w:r>
+            <w:r>
+              <w:rPr>
+                <w:rFonts w:ascii="Yu Gothic" w:hAnsi="Yu Gothic" w:eastAsia="Yu Gothic"/>
+                <w:sz w:val="19"/>
+              </w:rPr>
+              <w:t>チルド弁当121.7％・カップデリ120.2％・カップ麺131.9％など、チルド系・即食が伸びている。</w:t>
+            </w:r>
+          </w:p>
+        </w:tc>
+        <w:tc>
+          <w:tcPr>
+            <w:tcW w:type="dxa" w:w="4989"/>
+            <w:shd w:val="clear" w:color="auto" w:fill="FDECEA"/>
+            <w:tcBorders>
+              <w:top w:val="single" w:sz="4" w:space="0" w:color="C9D3DF"/>
+              <w:left w:val="single" w:sz="4" w:space="0" w:color="C9D3DF"/>
+              <w:bottom w:val="single" w:sz="4" w:space="0" w:color="C9D3DF"/>
+              <w:right w:val="single" w:sz="4" w:space="0" w:color="C9D3DF"/>
+            </w:tcBorders>
+            <w:tcMar>
+              <w:top w:w="70" w:type="dxa"/>
+              <w:bottom w:w="70" w:type="dxa"/>
+              <w:start w:w="120" w:type="dxa"/>
+              <w:end w:w="120" w:type="dxa"/>
+            </w:tcMar>
+          </w:tcPr>
+          <w:p>
+            <w:pPr>
+              <w:spacing w:after="0" w:before="0"/>
+            </w:pPr>
+            <w:r>
+              <w:rPr>
+                <w:rFonts w:ascii="Yu Gothic" w:hAnsi="Yu Gothic" w:eastAsia="Yu Gothic"/>
+                <w:b w:val="0"/>
+                <w:sz w:val="4"/>
+              </w:rPr>
+            </w:r>
+          </w:p>
+          <w:p>
+            <w:pPr>
+              <w:spacing w:after="40"/>
+              <w:ind w:left="283" w:hanging="227"/>
+            </w:pPr>
+            <w:r>
+              <w:rPr>
+                <w:rFonts w:ascii="Yu Gothic" w:hAnsi="Yu Gothic" w:eastAsia="Yu Gothic"/>
+                <w:b/>
+                <w:color w:val="C0392B"/>
+                <w:sz w:val="19"/>
+              </w:rPr>
+              <w:t xml:space="preserve">・ </w:t>
+            </w:r>
+            <w:r>
+              <w:rPr>
+                <w:rFonts w:ascii="Yu Gothic" w:hAnsi="Yu Gothic" w:eastAsia="Yu Gothic"/>
+                <w:sz w:val="19"/>
+              </w:rPr>
+              <w:t>客単価697円はDO平均比−61円（前年比100.1）。客数増を客単価に結びつけられていない。</w:t>
+            </w:r>
+          </w:p>
+          <w:p>
+            <w:pPr>
+              <w:spacing w:after="40"/>
+              <w:ind w:left="283" w:hanging="227"/>
+            </w:pPr>
+            <w:r>
+              <w:rPr>
+                <w:rFonts w:ascii="Yu Gothic" w:hAnsi="Yu Gothic" w:eastAsia="Yu Gothic"/>
+                <w:b/>
+                <w:color w:val="C0392B"/>
+                <w:sz w:val="19"/>
+              </w:rPr>
+              <w:t xml:space="preserve">・ </w:t>
+            </w:r>
+            <w:r>
+              <w:rPr>
+                <w:rFonts w:ascii="Yu Gothic" w:hAnsi="Yu Gothic" w:eastAsia="Yu Gothic"/>
+                <w:sz w:val="19"/>
+              </w:rPr>
+              <w:t>常温弁当54.9％・御飯49.1％と大幅前年割れ。弁当は値引販売率35.3％と値引き依存。</w:t>
+            </w:r>
+          </w:p>
+          <w:p>
+            <w:pPr>
+              <w:spacing w:after="40"/>
+              <w:ind w:left="283" w:hanging="227"/>
+            </w:pPr>
+            <w:r>
+              <w:rPr>
+                <w:rFonts w:ascii="Yu Gothic" w:hAnsi="Yu Gothic" w:eastAsia="Yu Gothic"/>
+                <w:b/>
+                <w:color w:val="C0392B"/>
+                <w:sz w:val="19"/>
+              </w:rPr>
+              <w:t xml:space="preserve">・ </w:t>
+            </w:r>
+            <w:r>
+              <w:rPr>
+                <w:rFonts w:ascii="Yu Gothic" w:hAnsi="Yu Gothic" w:eastAsia="Yu Gothic"/>
+                <w:sz w:val="19"/>
+              </w:rPr>
+              <w:t>ソフトドリンク−5.1千円・ビール−1.7千円：SKUを抱えたまま売上は前年割れ。</w:t>
+            </w:r>
+          </w:p>
+          <w:p>
+            <w:pPr>
+              <w:spacing w:after="40"/>
+              <w:ind w:left="283" w:hanging="227"/>
+            </w:pPr>
+            <w:r>
+              <w:rPr>
+                <w:rFonts w:ascii="Yu Gothic" w:hAnsi="Yu Gothic" w:eastAsia="Yu Gothic"/>
+                <w:b/>
+                <w:color w:val="C0392B"/>
+                <w:sz w:val="19"/>
+              </w:rPr>
+              <w:t xml:space="preserve">・ </w:t>
+            </w:r>
+            <w:r>
+              <w:rPr>
+                <w:rFonts w:ascii="Yu Gothic" w:hAnsi="Yu Gothic" w:eastAsia="Yu Gothic"/>
+                <w:sz w:val="19"/>
+              </w:rPr>
+              <w:t>木曜の廃棄13,258円スパイク・水曜売上576千円など、週内の波が大きい。</w:t>
+            </w:r>
+          </w:p>
+        </w:tc>
+      </w:tr>
+    </w:tbl>
+    <w:p>
+      <w:pPr>
+        <w:spacing w:after="0" w:before="0"/>
+      </w:pPr>
+      <w:r>
+        <w:rPr>
+          <w:rFonts w:ascii="Yu Gothic" w:hAnsi="Yu Gothic" w:eastAsia="Yu Gothic"/>
+          <w:sz w:val="10"/>
+        </w:rPr>
+      </w:r>
+    </w:p>
+    <w:tbl>
+      <w:tblPr>
+        <w:tblW w:type="auto" w:w="0"/>
+        <w:tblLook w:firstColumn="1" w:firstRow="1" w:lastColumn="0" w:lastRow="0" w:noHBand="0" w:noVBand="1" w:val="04A0"/>
+        <w:tblBorders>
+          <w:top w:val="none"/>
+          <w:left w:val="none"/>
+          <w:bottom w:val="none"/>
+          <w:right w:val="none"/>
+          <w:insideH w:val="none"/>
+          <w:insideV w:val="none"/>
+        </w:tblBorders>
+      </w:tblPr>
+      <w:tblGrid>
+        <w:gridCol w:w="624"/>
+        <w:gridCol w:w="9071"/>
+      </w:tblGrid>
+      <w:tr>
+        <w:tc>
+          <w:tcPr>
+            <w:tcW w:type="dxa" w:w="5100"/>
+            <w:shd w:val="clear" w:color="auto" w:fill="1F3B5C"/>
+            <w:tcMar>
+              <w:top w:w="40" w:type="dxa"/>
+              <w:bottom w:w="40" w:type="dxa"/>
+              <w:start w:w="40" w:type="dxa"/>
+              <w:end w:w="40" w:type="dxa"/>
+            </w:tcMar>
+            <w:vAlign w:val="center"/>
+          </w:tcPr>
+          <w:p>
+            <w:pPr>
+              <w:spacing w:after="0" w:before="0"/>
+              <w:jc w:val="center"/>
+            </w:pPr>
+            <w:r>
+              <w:rPr>
+                <w:rFonts w:ascii="Yu Gothic" w:hAnsi="Yu Gothic" w:eastAsia="Yu Gothic"/>
+                <w:b/>
+                <w:color w:val="FFFFFF"/>
+                <w:sz w:val="28"/>
+              </w:rPr>
+              <w:t>3</w:t>
+            </w:r>
+          </w:p>
+        </w:tc>
+        <w:tc>
+          <w:tcPr>
+            <w:tcW w:type="dxa" w:w="5100"/>
+            <w:shd w:val="clear" w:color="auto" w:fill="2E5E8C"/>
+            <w:tcMar>
+              <w:top w:w="60" w:type="dxa"/>
+              <w:bottom w:w="60" w:type="dxa"/>
+              <w:start w:w="160" w:type="dxa"/>
+              <w:end w:w="60" w:type="dxa"/>
+            </w:tcMar>
+            <w:vAlign w:val="center"/>
+          </w:tcPr>
+          <w:p>
+            <w:pPr>
+              <w:spacing w:after="0" w:before="0"/>
+            </w:pPr>
+            <w:r>
+              <w:rPr>
+                <w:rFonts w:ascii="Yu Gothic" w:hAnsi="Yu Gothic" w:eastAsia="Yu Gothic"/>
+                <w:b/>
+                <w:color w:val="FFFFFF"/>
+                <w:sz w:val="25"/>
+              </w:rPr>
               <w:t>店舗の現状と気づき（課題）</w:t>
             </w:r>
           </w:p>
@@ -2055,7 +4083,7 @@
                 <w:color w:val="FFFFFF"/>
                 <w:sz w:val="28"/>
               </w:rPr>
-              <w:t>3</w:t>
+              <w:t>4</w:t>
             </w:r>
           </w:p>
         </w:tc>
@@ -2314,7 +4342,7 @@
                 <w:color w:val="FFFFFF"/>
                 <w:sz w:val="28"/>
               </w:rPr>
-              <w:t>4</w:t>
+              <w:t>5</w:t>
             </w:r>
           </w:p>
         </w:tc>
@@ -2781,7 +4809,7 @@
                 <w:color w:val="FFFFFF"/>
                 <w:sz w:val="28"/>
               </w:rPr>
-              <w:t>5</w:t>
+              <w:t>6</w:t>
             </w:r>
           </w:p>
         </w:tc>
@@ -2942,7 +4970,7 @@
                 <w:b w:val="0"/>
                 <w:sz w:val="20"/>
               </w:rPr>
-              <w:t>ドリンク・菓子・カップ麺の在庫過多。発注が机上・任せっぱなしで、非デイリーの新規が無秩序に発注されている。</w:t>
+              <w:t>ドリンク・菓子・カップ麺の在庫過多。発注が机上・任せっぱなしで、非デイリーの新規が無秩序に発注されている。6/1週は不良品（廃棄）が1日平均6,217円、木曜は13,258円とスパイクしており、曜日による発注精度のバラつきが数字にも表れている。</w:t>
             </w:r>
           </w:p>
         </w:tc>
@@ -3319,7 +5347,7 @@
                 <w:b w:val="0"/>
                 <w:sz w:val="20"/>
               </w:rPr>
-              <w:t>狭いウォークインにドリンク・アルコールのSKUが多すぎ、品出しが非効率。</w:t>
+              <w:t>狭いウォークインにドリンク・アルコールのSKUが多すぎ、品出しが非効率。POSでもソフトドリンク前年差−5.1千円・ビール−1.7千円と、SKUを抱えたまま売上は前年割れしている。</w:t>
             </w:r>
           </w:p>
         </w:tc>
@@ -3985,7 +6013,7 @@
                 <w:b w:val="0"/>
                 <w:sz w:val="20"/>
               </w:rPr>
-              <w:t>惣菜の品揃えが極端に少ない。当初想定した『米飯ケース縮小→チルド弁当集約』はH/Cの特性上むずかしいと判明し、デイリー拡大の打ち手を別途見つける必要がある。</w:t>
+              <w:t>惣菜の品揃えが極端に少ない。当初想定した『米飯ケース縮小→チルド弁当集約』はH/Cの特性上むずかしいと判明し、デイリー拡大の打ち手を別途見つける必要がある。POSではチルド弁当121.7％（前年差＋2.7千円）に対し常温弁当54.9％・御飯49.1％と大幅前年割れ、弁当は値引販売率35.3％・GP18.2％と荒利も毀損しており、常温を絞ってチルドへシフトする獅子ヶ谷型の方向性をデータが裏付けている。</w:t>
             </w:r>
           </w:p>
         </w:tc>
@@ -4243,7 +6271,7 @@
                 <w:color w:val="FFFFFF"/>
                 <w:sz w:val="28"/>
               </w:rPr>
-              <w:t>6</w:t>
+              <w:t>7</w:t>
             </w:r>
           </w:p>
         </w:tc>
@@ -4662,7 +6690,7 @@
                 <w:color w:val="FFFFFF"/>
                 <w:sz w:val="28"/>
               </w:rPr>
-              <w:t>7</w:t>
+              <w:t>8</w:t>
             </w:r>
           </w:p>
         </w:tc>
@@ -4833,6 +6861,514 @@
                 <w:sz w:val="20"/>
               </w:rPr>
               <w:t>目標</w:t>
+            </w:r>
+          </w:p>
+        </w:tc>
+      </w:tr>
+      <w:tr>
+        <w:tc>
+          <w:tcPr>
+            <w:tcW w:type="dxa" w:w="1587"/>
+            <w:shd w:val="clear" w:color="auto" w:fill="FFFFFF"/>
+            <w:tcBorders>
+              <w:top w:val="single" w:sz="4" w:space="0" w:color="C9D3DF"/>
+              <w:left w:val="single" w:sz="4" w:space="0" w:color="C9D3DF"/>
+              <w:bottom w:val="single" w:sz="4" w:space="0" w:color="C9D3DF"/>
+              <w:right w:val="single" w:sz="4" w:space="0" w:color="C9D3DF"/>
+            </w:tcBorders>
+            <w:tcMar>
+              <w:top w:w="50" w:type="dxa"/>
+              <w:bottom w:w="50" w:type="dxa"/>
+              <w:start w:w="100" w:type="dxa"/>
+              <w:end w:w="100" w:type="dxa"/>
+            </w:tcMar>
+          </w:tcPr>
+          <w:p>
+            <w:pPr>
+              <w:spacing w:after="0" w:before="0"/>
+            </w:pPr>
+            <w:r>
+              <w:rPr>
+                <w:rFonts w:ascii="Yu Gothic" w:hAnsi="Yu Gothic" w:eastAsia="Yu Gothic"/>
+                <w:b/>
+                <w:color w:val="1F3B5C"/>
+                <w:sz w:val="20"/>
+              </w:rPr>
+              <w:t>売上</w:t>
+            </w:r>
+          </w:p>
+        </w:tc>
+        <w:tc>
+          <w:tcPr>
+            <w:tcW w:type="dxa" w:w="4309"/>
+            <w:shd w:val="clear" w:color="auto" w:fill="FFFFFF"/>
+            <w:tcBorders>
+              <w:top w:val="single" w:sz="4" w:space="0" w:color="C9D3DF"/>
+              <w:left w:val="single" w:sz="4" w:space="0" w:color="C9D3DF"/>
+              <w:bottom w:val="single" w:sz="4" w:space="0" w:color="C9D3DF"/>
+              <w:right w:val="single" w:sz="4" w:space="0" w:color="C9D3DF"/>
+            </w:tcBorders>
+            <w:tcMar>
+              <w:top w:w="50" w:type="dxa"/>
+              <w:bottom w:w="50" w:type="dxa"/>
+              <w:start w:w="100" w:type="dxa"/>
+              <w:end w:w="100" w:type="dxa"/>
+            </w:tcMar>
+          </w:tcPr>
+          <w:p>
+            <w:pPr>
+              <w:spacing w:after="0" w:before="0"/>
+            </w:pPr>
+            <w:r>
+              <w:rPr>
+                <w:rFonts w:ascii="Yu Gothic" w:hAnsi="Yu Gothic" w:eastAsia="Yu Gothic"/>
+                <w:b w:val="0"/>
+                <w:sz w:val="20"/>
+              </w:rPr>
+              <w:t>日販（千円）</w:t>
+            </w:r>
+          </w:p>
+        </w:tc>
+        <w:tc>
+          <w:tcPr>
+            <w:tcW w:type="dxa" w:w="1701"/>
+            <w:shd w:val="clear" w:color="auto" w:fill="FFFFFF"/>
+            <w:tcBorders>
+              <w:top w:val="single" w:sz="4" w:space="0" w:color="C9D3DF"/>
+              <w:left w:val="single" w:sz="4" w:space="0" w:color="C9D3DF"/>
+              <w:bottom w:val="single" w:sz="4" w:space="0" w:color="C9D3DF"/>
+              <w:right w:val="single" w:sz="4" w:space="0" w:color="C9D3DF"/>
+            </w:tcBorders>
+            <w:tcMar>
+              <w:top w:w="50" w:type="dxa"/>
+              <w:bottom w:w="50" w:type="dxa"/>
+              <w:start w:w="100" w:type="dxa"/>
+              <w:end w:w="100" w:type="dxa"/>
+            </w:tcMar>
+          </w:tcPr>
+          <w:p>
+            <w:pPr>
+              <w:spacing w:after="0" w:before="0"/>
+            </w:pPr>
+            <w:r>
+              <w:rPr>
+                <w:rFonts w:ascii="Yu Gothic" w:hAnsi="Yu Gothic" w:eastAsia="Yu Gothic"/>
+                <w:b w:val="0"/>
+                <w:sz w:val="20"/>
+              </w:rPr>
+              <w:t>719</w:t>
+            </w:r>
+          </w:p>
+        </w:tc>
+        <w:tc>
+          <w:tcPr>
+            <w:tcW w:type="dxa" w:w="1814"/>
+            <w:shd w:val="clear" w:color="auto" w:fill="FFFFFF"/>
+            <w:tcBorders>
+              <w:top w:val="single" w:sz="4" w:space="0" w:color="C9D3DF"/>
+              <w:left w:val="single" w:sz="4" w:space="0" w:color="C9D3DF"/>
+              <w:bottom w:val="single" w:sz="4" w:space="0" w:color="C9D3DF"/>
+              <w:right w:val="single" w:sz="4" w:space="0" w:color="C9D3DF"/>
+            </w:tcBorders>
+            <w:tcMar>
+              <w:top w:w="50" w:type="dxa"/>
+              <w:bottom w:w="50" w:type="dxa"/>
+              <w:start w:w="100" w:type="dxa"/>
+              <w:end w:w="100" w:type="dxa"/>
+            </w:tcMar>
+          </w:tcPr>
+          <w:p>
+            <w:pPr>
+              <w:spacing w:after="0" w:before="0"/>
+            </w:pPr>
+            <w:r>
+              <w:rPr>
+                <w:rFonts w:ascii="Yu Gothic" w:hAnsi="Yu Gothic" w:eastAsia="Yu Gothic"/>
+                <w:b w:val="0"/>
+                <w:sz w:val="20"/>
+              </w:rPr>
+              <w:t>819（DO平均）</w:t>
+            </w:r>
+          </w:p>
+        </w:tc>
+      </w:tr>
+      <w:tr>
+        <w:tc>
+          <w:tcPr>
+            <w:tcW w:type="dxa" w:w="1587"/>
+            <w:shd w:val="clear" w:color="auto" w:fill="F2F6FA"/>
+            <w:tcBorders>
+              <w:top w:val="single" w:sz="4" w:space="0" w:color="C9D3DF"/>
+              <w:left w:val="single" w:sz="4" w:space="0" w:color="C9D3DF"/>
+              <w:bottom w:val="single" w:sz="4" w:space="0" w:color="C9D3DF"/>
+              <w:right w:val="single" w:sz="4" w:space="0" w:color="C9D3DF"/>
+            </w:tcBorders>
+            <w:tcMar>
+              <w:top w:w="50" w:type="dxa"/>
+              <w:bottom w:w="50" w:type="dxa"/>
+              <w:start w:w="100" w:type="dxa"/>
+              <w:end w:w="100" w:type="dxa"/>
+            </w:tcMar>
+          </w:tcPr>
+          <w:p>
+            <w:pPr>
+              <w:spacing w:after="0" w:before="0"/>
+            </w:pPr>
+            <w:r>
+              <w:rPr>
+                <w:rFonts w:ascii="Yu Gothic" w:hAnsi="Yu Gothic" w:eastAsia="Yu Gothic"/>
+                <w:b/>
+                <w:color w:val="1F3B5C"/>
+                <w:sz w:val="20"/>
+              </w:rPr>
+              <w:t>売上</w:t>
+            </w:r>
+          </w:p>
+        </w:tc>
+        <w:tc>
+          <w:tcPr>
+            <w:tcW w:type="dxa" w:w="4309"/>
+            <w:shd w:val="clear" w:color="auto" w:fill="F2F6FA"/>
+            <w:tcBorders>
+              <w:top w:val="single" w:sz="4" w:space="0" w:color="C9D3DF"/>
+              <w:left w:val="single" w:sz="4" w:space="0" w:color="C9D3DF"/>
+              <w:bottom w:val="single" w:sz="4" w:space="0" w:color="C9D3DF"/>
+              <w:right w:val="single" w:sz="4" w:space="0" w:color="C9D3DF"/>
+            </w:tcBorders>
+            <w:tcMar>
+              <w:top w:w="50" w:type="dxa"/>
+              <w:bottom w:w="50" w:type="dxa"/>
+              <w:start w:w="100" w:type="dxa"/>
+              <w:end w:w="100" w:type="dxa"/>
+            </w:tcMar>
+          </w:tcPr>
+          <w:p>
+            <w:pPr>
+              <w:spacing w:after="0" w:before="0"/>
+            </w:pPr>
+            <w:r>
+              <w:rPr>
+                <w:rFonts w:ascii="Yu Gothic" w:hAnsi="Yu Gothic" w:eastAsia="Yu Gothic"/>
+                <w:b w:val="0"/>
+                <w:sz w:val="20"/>
+              </w:rPr>
+              <w:t>客単価（円）</w:t>
+            </w:r>
+          </w:p>
+        </w:tc>
+        <w:tc>
+          <w:tcPr>
+            <w:tcW w:type="dxa" w:w="1701"/>
+            <w:shd w:val="clear" w:color="auto" w:fill="F2F6FA"/>
+            <w:tcBorders>
+              <w:top w:val="single" w:sz="4" w:space="0" w:color="C9D3DF"/>
+              <w:left w:val="single" w:sz="4" w:space="0" w:color="C9D3DF"/>
+              <w:bottom w:val="single" w:sz="4" w:space="0" w:color="C9D3DF"/>
+              <w:right w:val="single" w:sz="4" w:space="0" w:color="C9D3DF"/>
+            </w:tcBorders>
+            <w:tcMar>
+              <w:top w:w="50" w:type="dxa"/>
+              <w:bottom w:w="50" w:type="dxa"/>
+              <w:start w:w="100" w:type="dxa"/>
+              <w:end w:w="100" w:type="dxa"/>
+            </w:tcMar>
+          </w:tcPr>
+          <w:p>
+            <w:pPr>
+              <w:spacing w:after="0" w:before="0"/>
+            </w:pPr>
+            <w:r>
+              <w:rPr>
+                <w:rFonts w:ascii="Yu Gothic" w:hAnsi="Yu Gothic" w:eastAsia="Yu Gothic"/>
+                <w:b w:val="0"/>
+                <w:sz w:val="20"/>
+              </w:rPr>
+              <w:t>697</w:t>
+            </w:r>
+          </w:p>
+        </w:tc>
+        <w:tc>
+          <w:tcPr>
+            <w:tcW w:type="dxa" w:w="1814"/>
+            <w:shd w:val="clear" w:color="auto" w:fill="F2F6FA"/>
+            <w:tcBorders>
+              <w:top w:val="single" w:sz="4" w:space="0" w:color="C9D3DF"/>
+              <w:left w:val="single" w:sz="4" w:space="0" w:color="C9D3DF"/>
+              <w:bottom w:val="single" w:sz="4" w:space="0" w:color="C9D3DF"/>
+              <w:right w:val="single" w:sz="4" w:space="0" w:color="C9D3DF"/>
+            </w:tcBorders>
+            <w:tcMar>
+              <w:top w:w="50" w:type="dxa"/>
+              <w:bottom w:w="50" w:type="dxa"/>
+              <w:start w:w="100" w:type="dxa"/>
+              <w:end w:w="100" w:type="dxa"/>
+            </w:tcMar>
+          </w:tcPr>
+          <w:p>
+            <w:pPr>
+              <w:spacing w:after="0" w:before="0"/>
+            </w:pPr>
+            <w:r>
+              <w:rPr>
+                <w:rFonts w:ascii="Yu Gothic" w:hAnsi="Yu Gothic" w:eastAsia="Yu Gothic"/>
+                <w:b w:val="0"/>
+                <w:sz w:val="20"/>
+              </w:rPr>
+              <w:t>758（DO平均）</w:t>
+            </w:r>
+          </w:p>
+        </w:tc>
+      </w:tr>
+      <w:tr>
+        <w:tc>
+          <w:tcPr>
+            <w:tcW w:type="dxa" w:w="1587"/>
+            <w:shd w:val="clear" w:color="auto" w:fill="FFFFFF"/>
+            <w:tcBorders>
+              <w:top w:val="single" w:sz="4" w:space="0" w:color="C9D3DF"/>
+              <w:left w:val="single" w:sz="4" w:space="0" w:color="C9D3DF"/>
+              <w:bottom w:val="single" w:sz="4" w:space="0" w:color="C9D3DF"/>
+              <w:right w:val="single" w:sz="4" w:space="0" w:color="C9D3DF"/>
+            </w:tcBorders>
+            <w:tcMar>
+              <w:top w:w="50" w:type="dxa"/>
+              <w:bottom w:w="50" w:type="dxa"/>
+              <w:start w:w="100" w:type="dxa"/>
+              <w:end w:w="100" w:type="dxa"/>
+            </w:tcMar>
+          </w:tcPr>
+          <w:p>
+            <w:pPr>
+              <w:spacing w:after="0" w:before="0"/>
+            </w:pPr>
+            <w:r>
+              <w:rPr>
+                <w:rFonts w:ascii="Yu Gothic" w:hAnsi="Yu Gothic" w:eastAsia="Yu Gothic"/>
+                <w:b/>
+                <w:color w:val="1F3B5C"/>
+                <w:sz w:val="20"/>
+              </w:rPr>
+              <w:t>廃棄</w:t>
+            </w:r>
+          </w:p>
+        </w:tc>
+        <w:tc>
+          <w:tcPr>
+            <w:tcW w:type="dxa" w:w="4309"/>
+            <w:shd w:val="clear" w:color="auto" w:fill="FFFFFF"/>
+            <w:tcBorders>
+              <w:top w:val="single" w:sz="4" w:space="0" w:color="C9D3DF"/>
+              <w:left w:val="single" w:sz="4" w:space="0" w:color="C9D3DF"/>
+              <w:bottom w:val="single" w:sz="4" w:space="0" w:color="C9D3DF"/>
+              <w:right w:val="single" w:sz="4" w:space="0" w:color="C9D3DF"/>
+            </w:tcBorders>
+            <w:tcMar>
+              <w:top w:w="50" w:type="dxa"/>
+              <w:bottom w:w="50" w:type="dxa"/>
+              <w:start w:w="100" w:type="dxa"/>
+              <w:end w:w="100" w:type="dxa"/>
+            </w:tcMar>
+          </w:tcPr>
+          <w:p>
+            <w:pPr>
+              <w:spacing w:after="0" w:before="0"/>
+            </w:pPr>
+            <w:r>
+              <w:rPr>
+                <w:rFonts w:ascii="Yu Gothic" w:hAnsi="Yu Gothic" w:eastAsia="Yu Gothic"/>
+                <w:b w:val="0"/>
+                <w:sz w:val="20"/>
+              </w:rPr>
+              <w:t>不良品 売上比</w:t>
+            </w:r>
+          </w:p>
+        </w:tc>
+        <w:tc>
+          <w:tcPr>
+            <w:tcW w:type="dxa" w:w="1701"/>
+            <w:shd w:val="clear" w:color="auto" w:fill="FFFFFF"/>
+            <w:tcBorders>
+              <w:top w:val="single" w:sz="4" w:space="0" w:color="C9D3DF"/>
+              <w:left w:val="single" w:sz="4" w:space="0" w:color="C9D3DF"/>
+              <w:bottom w:val="single" w:sz="4" w:space="0" w:color="C9D3DF"/>
+              <w:right w:val="single" w:sz="4" w:space="0" w:color="C9D3DF"/>
+            </w:tcBorders>
+            <w:tcMar>
+              <w:top w:w="50" w:type="dxa"/>
+              <w:bottom w:w="50" w:type="dxa"/>
+              <w:start w:w="100" w:type="dxa"/>
+              <w:end w:w="100" w:type="dxa"/>
+            </w:tcMar>
+          </w:tcPr>
+          <w:p>
+            <w:pPr>
+              <w:spacing w:after="0" w:before="0"/>
+            </w:pPr>
+            <w:r>
+              <w:rPr>
+                <w:rFonts w:ascii="Yu Gothic" w:hAnsi="Yu Gothic" w:eastAsia="Yu Gothic"/>
+                <w:b w:val="0"/>
+                <w:sz w:val="20"/>
+              </w:rPr>
+              <w:t>0.86％（木曜スパイクあり）</w:t>
+            </w:r>
+          </w:p>
+        </w:tc>
+        <w:tc>
+          <w:tcPr>
+            <w:tcW w:type="dxa" w:w="1814"/>
+            <w:shd w:val="clear" w:color="auto" w:fill="FFFFFF"/>
+            <w:tcBorders>
+              <w:top w:val="single" w:sz="4" w:space="0" w:color="C9D3DF"/>
+              <w:left w:val="single" w:sz="4" w:space="0" w:color="C9D3DF"/>
+              <w:bottom w:val="single" w:sz="4" w:space="0" w:color="C9D3DF"/>
+              <w:right w:val="single" w:sz="4" w:space="0" w:color="C9D3DF"/>
+            </w:tcBorders>
+            <w:tcMar>
+              <w:top w:w="50" w:type="dxa"/>
+              <w:bottom w:w="50" w:type="dxa"/>
+              <w:start w:w="100" w:type="dxa"/>
+              <w:end w:w="100" w:type="dxa"/>
+            </w:tcMar>
+          </w:tcPr>
+          <w:p>
+            <w:pPr>
+              <w:spacing w:after="0" w:before="0"/>
+            </w:pPr>
+            <w:r>
+              <w:rPr>
+                <w:rFonts w:ascii="Yu Gothic" w:hAnsi="Yu Gothic" w:eastAsia="Yu Gothic"/>
+                <w:b w:val="0"/>
+                <w:sz w:val="20"/>
+              </w:rPr>
+              <w:t>平準化・縮減</w:t>
+            </w:r>
+          </w:p>
+        </w:tc>
+      </w:tr>
+      <w:tr>
+        <w:tc>
+          <w:tcPr>
+            <w:tcW w:type="dxa" w:w="1587"/>
+            <w:shd w:val="clear" w:color="auto" w:fill="F2F6FA"/>
+            <w:tcBorders>
+              <w:top w:val="single" w:sz="4" w:space="0" w:color="C9D3DF"/>
+              <w:left w:val="single" w:sz="4" w:space="0" w:color="C9D3DF"/>
+              <w:bottom w:val="single" w:sz="4" w:space="0" w:color="C9D3DF"/>
+              <w:right w:val="single" w:sz="4" w:space="0" w:color="C9D3DF"/>
+            </w:tcBorders>
+            <w:tcMar>
+              <w:top w:w="50" w:type="dxa"/>
+              <w:bottom w:w="50" w:type="dxa"/>
+              <w:start w:w="100" w:type="dxa"/>
+              <w:end w:w="100" w:type="dxa"/>
+            </w:tcMar>
+          </w:tcPr>
+          <w:p>
+            <w:pPr>
+              <w:spacing w:after="0" w:before="0"/>
+            </w:pPr>
+            <w:r>
+              <w:rPr>
+                <w:rFonts w:ascii="Yu Gothic" w:hAnsi="Yu Gothic" w:eastAsia="Yu Gothic"/>
+                <w:b/>
+                <w:color w:val="1F3B5C"/>
+                <w:sz w:val="20"/>
+              </w:rPr>
+              <w:t>デイリー</w:t>
+            </w:r>
+          </w:p>
+        </w:tc>
+        <w:tc>
+          <w:tcPr>
+            <w:tcW w:type="dxa" w:w="4309"/>
+            <w:shd w:val="clear" w:color="auto" w:fill="F2F6FA"/>
+            <w:tcBorders>
+              <w:top w:val="single" w:sz="4" w:space="0" w:color="C9D3DF"/>
+              <w:left w:val="single" w:sz="4" w:space="0" w:color="C9D3DF"/>
+              <w:bottom w:val="single" w:sz="4" w:space="0" w:color="C9D3DF"/>
+              <w:right w:val="single" w:sz="4" w:space="0" w:color="C9D3DF"/>
+            </w:tcBorders>
+            <w:tcMar>
+              <w:top w:w="50" w:type="dxa"/>
+              <w:bottom w:w="50" w:type="dxa"/>
+              <w:start w:w="100" w:type="dxa"/>
+              <w:end w:w="100" w:type="dxa"/>
+            </w:tcMar>
+          </w:tcPr>
+          <w:p>
+            <w:pPr>
+              <w:spacing w:after="0" w:before="0"/>
+            </w:pPr>
+            <w:r>
+              <w:rPr>
+                <w:rFonts w:ascii="Yu Gothic" w:hAnsi="Yu Gothic" w:eastAsia="Yu Gothic"/>
+                <w:b w:val="0"/>
+                <w:sz w:val="20"/>
+              </w:rPr>
+              <w:t>チルド弁当 販売前年比</w:t>
+            </w:r>
+          </w:p>
+        </w:tc>
+        <w:tc>
+          <w:tcPr>
+            <w:tcW w:type="dxa" w:w="1701"/>
+            <w:shd w:val="clear" w:color="auto" w:fill="F2F6FA"/>
+            <w:tcBorders>
+              <w:top w:val="single" w:sz="4" w:space="0" w:color="C9D3DF"/>
+              <w:left w:val="single" w:sz="4" w:space="0" w:color="C9D3DF"/>
+              <w:bottom w:val="single" w:sz="4" w:space="0" w:color="C9D3DF"/>
+              <w:right w:val="single" w:sz="4" w:space="0" w:color="C9D3DF"/>
+            </w:tcBorders>
+            <w:tcMar>
+              <w:top w:w="50" w:type="dxa"/>
+              <w:bottom w:w="50" w:type="dxa"/>
+              <w:start w:w="100" w:type="dxa"/>
+              <w:end w:w="100" w:type="dxa"/>
+            </w:tcMar>
+          </w:tcPr>
+          <w:p>
+            <w:pPr>
+              <w:spacing w:after="0" w:before="0"/>
+            </w:pPr>
+            <w:r>
+              <w:rPr>
+                <w:rFonts w:ascii="Yu Gothic" w:hAnsi="Yu Gothic" w:eastAsia="Yu Gothic"/>
+                <w:b w:val="0"/>
+                <w:sz w:val="20"/>
+              </w:rPr>
+              <w:t>121.7％</w:t>
+            </w:r>
+          </w:p>
+        </w:tc>
+        <w:tc>
+          <w:tcPr>
+            <w:tcW w:type="dxa" w:w="1814"/>
+            <w:shd w:val="clear" w:color="auto" w:fill="F2F6FA"/>
+            <w:tcBorders>
+              <w:top w:val="single" w:sz="4" w:space="0" w:color="C9D3DF"/>
+              <w:left w:val="single" w:sz="4" w:space="0" w:color="C9D3DF"/>
+              <w:bottom w:val="single" w:sz="4" w:space="0" w:color="C9D3DF"/>
+              <w:right w:val="single" w:sz="4" w:space="0" w:color="C9D3DF"/>
+            </w:tcBorders>
+            <w:tcMar>
+              <w:top w:w="50" w:type="dxa"/>
+              <w:bottom w:w="50" w:type="dxa"/>
+              <w:start w:w="100" w:type="dxa"/>
+              <w:end w:w="100" w:type="dxa"/>
+            </w:tcMar>
+          </w:tcPr>
+          <w:p>
+            <w:pPr>
+              <w:spacing w:after="0" w:before="0"/>
+            </w:pPr>
+            <w:r>
+              <w:rPr>
+                <w:rFonts w:ascii="Yu Gothic" w:hAnsi="Yu Gothic" w:eastAsia="Yu Gothic"/>
+                <w:b w:val="0"/>
+                <w:sz w:val="20"/>
+              </w:rPr>
+              <w:t>拡大継続（常温→チルドへシフト）</w:t>
             </w:r>
           </w:p>
         </w:tc>
@@ -5496,7 +8032,7 @@
                 <w:color w:val="1F3B5C"/>
                 <w:sz w:val="20"/>
               </w:rPr>
-              <w:t>全体</w:t>
+              <w:t>決済</w:t>
             </w:r>
           </w:p>
         </w:tc>
@@ -5527,7 +8063,7 @@
                 <w:b w:val="0"/>
                 <w:sz w:val="20"/>
               </w:rPr>
-              <w:t>客単価</w:t>
+              <w:t>キャッシュレス利用率</w:t>
             </w:r>
           </w:p>
         </w:tc>
@@ -5558,6 +8094,7 @@
                 <w:b w:val="0"/>
                 <w:sz w:val="20"/>
               </w:rPr>
+              <w:t>62.7％</w:t>
             </w:r>
           </w:p>
         </w:tc>
@@ -5588,7 +8125,603 @@
                 <w:b w:val="0"/>
                 <w:sz w:val="20"/>
               </w:rPr>
-              <w:t>＋　円</w:t>
+              <w:t>66.4％（DO平均）</w:t>
+            </w:r>
+          </w:p>
+        </w:tc>
+      </w:tr>
+      <w:tr>
+        <w:tc>
+          <w:tcPr>
+            <w:tcW w:type="dxa" w:w="1587"/>
+            <w:shd w:val="clear" w:color="auto" w:fill="FFFFFF"/>
+            <w:tcBorders>
+              <w:top w:val="single" w:sz="4" w:space="0" w:color="C9D3DF"/>
+              <w:left w:val="single" w:sz="4" w:space="0" w:color="C9D3DF"/>
+              <w:bottom w:val="single" w:sz="4" w:space="0" w:color="C9D3DF"/>
+              <w:right w:val="single" w:sz="4" w:space="0" w:color="C9D3DF"/>
+            </w:tcBorders>
+            <w:tcMar>
+              <w:top w:w="50" w:type="dxa"/>
+              <w:bottom w:w="50" w:type="dxa"/>
+              <w:start w:w="100" w:type="dxa"/>
+              <w:end w:w="100" w:type="dxa"/>
+            </w:tcMar>
+          </w:tcPr>
+          <w:p>
+            <w:pPr>
+              <w:spacing w:after="0" w:before="0"/>
+            </w:pPr>
+            <w:r>
+              <w:rPr>
+                <w:rFonts w:ascii="Yu Gothic" w:hAnsi="Yu Gothic" w:eastAsia="Yu Gothic"/>
+                <w:b/>
+                <w:color w:val="1F3B5C"/>
+                <w:sz w:val="20"/>
+              </w:rPr>
+              <w:t>決済</w:t>
+            </w:r>
+          </w:p>
+        </w:tc>
+        <w:tc>
+          <w:tcPr>
+            <w:tcW w:type="dxa" w:w="4309"/>
+            <w:shd w:val="clear" w:color="auto" w:fill="FFFFFF"/>
+            <w:tcBorders>
+              <w:top w:val="single" w:sz="4" w:space="0" w:color="C9D3DF"/>
+              <w:left w:val="single" w:sz="4" w:space="0" w:color="C9D3DF"/>
+              <w:bottom w:val="single" w:sz="4" w:space="0" w:color="C9D3DF"/>
+              <w:right w:val="single" w:sz="4" w:space="0" w:color="C9D3DF"/>
+            </w:tcBorders>
+            <w:tcMar>
+              <w:top w:w="50" w:type="dxa"/>
+              <w:bottom w:w="50" w:type="dxa"/>
+              <w:start w:w="100" w:type="dxa"/>
+              <w:end w:w="100" w:type="dxa"/>
+            </w:tcMar>
+          </w:tcPr>
+          <w:p>
+            <w:pPr>
+              <w:spacing w:after="0" w:before="0"/>
+            </w:pPr>
+            <w:r>
+              <w:rPr>
+                <w:rFonts w:ascii="Yu Gothic" w:hAnsi="Yu Gothic" w:eastAsia="Yu Gothic"/>
+                <w:b w:val="0"/>
+                <w:sz w:val="20"/>
+              </w:rPr>
+              <w:t>アプリ客数利用率</w:t>
+            </w:r>
+          </w:p>
+        </w:tc>
+        <w:tc>
+          <w:tcPr>
+            <w:tcW w:type="dxa" w:w="1701"/>
+            <w:shd w:val="clear" w:color="auto" w:fill="FFFFFF"/>
+            <w:tcBorders>
+              <w:top w:val="single" w:sz="4" w:space="0" w:color="C9D3DF"/>
+              <w:left w:val="single" w:sz="4" w:space="0" w:color="C9D3DF"/>
+              <w:bottom w:val="single" w:sz="4" w:space="0" w:color="C9D3DF"/>
+              <w:right w:val="single" w:sz="4" w:space="0" w:color="C9D3DF"/>
+            </w:tcBorders>
+            <w:tcMar>
+              <w:top w:w="50" w:type="dxa"/>
+              <w:bottom w:w="50" w:type="dxa"/>
+              <w:start w:w="100" w:type="dxa"/>
+              <w:end w:w="100" w:type="dxa"/>
+            </w:tcMar>
+          </w:tcPr>
+          <w:p>
+            <w:pPr>
+              <w:spacing w:after="0" w:before="0"/>
+            </w:pPr>
+            <w:r>
+              <w:rPr>
+                <w:rFonts w:ascii="Yu Gothic" w:hAnsi="Yu Gothic" w:eastAsia="Yu Gothic"/>
+                <w:b w:val="0"/>
+                <w:sz w:val="20"/>
+              </w:rPr>
+              <w:t>10.2％</w:t>
+            </w:r>
+          </w:p>
+        </w:tc>
+        <w:tc>
+          <w:tcPr>
+            <w:tcW w:type="dxa" w:w="1814"/>
+            <w:shd w:val="clear" w:color="auto" w:fill="FFFFFF"/>
+            <w:tcBorders>
+              <w:top w:val="single" w:sz="4" w:space="0" w:color="C9D3DF"/>
+              <w:left w:val="single" w:sz="4" w:space="0" w:color="C9D3DF"/>
+              <w:bottom w:val="single" w:sz="4" w:space="0" w:color="C9D3DF"/>
+              <w:right w:val="single" w:sz="4" w:space="0" w:color="C9D3DF"/>
+            </w:tcBorders>
+            <w:tcMar>
+              <w:top w:w="50" w:type="dxa"/>
+              <w:bottom w:w="50" w:type="dxa"/>
+              <w:start w:w="100" w:type="dxa"/>
+              <w:end w:w="100" w:type="dxa"/>
+            </w:tcMar>
+          </w:tcPr>
+          <w:p>
+            <w:pPr>
+              <w:spacing w:after="0" w:before="0"/>
+            </w:pPr>
+            <w:r>
+              <w:rPr>
+                <w:rFonts w:ascii="Yu Gothic" w:hAnsi="Yu Gothic" w:eastAsia="Yu Gothic"/>
+                <w:b w:val="0"/>
+                <w:sz w:val="20"/>
+              </w:rPr>
+              <w:t>12.7％（DO平均）</w:t>
+            </w:r>
+          </w:p>
+        </w:tc>
+      </w:tr>
+    </w:tbl>
+    <w:p>
+      <w:pPr>
+        <w:spacing w:after="0" w:before="0"/>
+      </w:pPr>
+      <w:r>
+        <w:rPr>
+          <w:rFonts w:ascii="Yu Gothic" w:hAnsi="Yu Gothic" w:eastAsia="Yu Gothic"/>
+          <w:sz w:val="8"/>
+        </w:rPr>
+      </w:r>
+    </w:p>
+    <w:p>
+      <w:pPr>
+        <w:spacing w:after="60"/>
+      </w:pPr>
+      <w:r>
+        <w:rPr>
+          <w:rFonts w:ascii="Yu Gothic" w:hAnsi="Yu Gothic" w:eastAsia="Yu Gothic"/>
+          <w:b/>
+          <w:color w:val="1F3B5C"/>
+          <w:sz w:val="21"/>
+        </w:rPr>
+        <w:t>▍ 数値目標の達成度</w:t>
+      </w:r>
+    </w:p>
+    <w:tbl>
+      <w:tblPr>
+        <w:tblW w:type="auto" w:w="0"/>
+        <w:tblLook w:firstColumn="1" w:firstRow="1" w:lastColumn="0" w:lastRow="0" w:noHBand="0" w:noVBand="1" w:val="04A0"/>
+        <w:jc w:val="center"/>
+        <w:tblBorders>
+          <w:top w:val="none"/>
+          <w:left w:val="none"/>
+          <w:bottom w:val="none"/>
+          <w:right w:val="none"/>
+          <w:insideH w:val="none"/>
+          <w:insideV w:val="none"/>
+        </w:tblBorders>
+      </w:tblPr>
+      <w:tblGrid>
+        <w:gridCol w:w="3402"/>
+        <w:gridCol w:w="4181"/>
+        <w:gridCol w:w="581"/>
+        <w:gridCol w:w="1134"/>
+      </w:tblGrid>
+      <w:tr>
+        <w:tc>
+          <w:tcPr>
+            <w:tcW w:type="dxa" w:w="2550"/>
+            <w:vAlign w:val="center"/>
+          </w:tcPr>
+          <w:p>
+            <w:pPr>
+              <w:spacing w:after="0" w:before="0"/>
+            </w:pPr>
+            <w:r>
+              <w:rPr>
+                <w:rFonts w:ascii="Yu Gothic" w:hAnsi="Yu Gothic" w:eastAsia="Yu Gothic"/>
+                <w:b w:val="0"/>
+                <w:sz w:val="19"/>
+              </w:rPr>
+              <w:t>日販（千円）</w:t>
+            </w:r>
+          </w:p>
+        </w:tc>
+        <w:tc>
+          <w:tcPr>
+            <w:tcW w:type="dxa" w:w="2550"/>
+            <w:shd w:val="clear" w:color="auto" w:fill="2E5E8C"/>
+            <w:tcMar>
+              <w:top w:w="36" w:type="dxa"/>
+              <w:bottom w:w="36" w:type="dxa"/>
+              <w:start w:w="10" w:type="dxa"/>
+              <w:end w:w="10" w:type="dxa"/>
+            </w:tcMar>
+          </w:tcPr>
+          <w:p>
+            <w:pPr>
+              <w:spacing w:after="0" w:before="0"/>
+            </w:pPr>
+            <w:r>
+              <w:rPr>
+                <w:rFonts w:ascii="Yu Gothic" w:hAnsi="Yu Gothic" w:eastAsia="Yu Gothic"/>
+                <w:b w:val="0"/>
+                <w:sz w:val="12"/>
+              </w:rPr>
+            </w:r>
+          </w:p>
+        </w:tc>
+        <w:tc>
+          <w:tcPr>
+            <w:tcW w:type="dxa" w:w="2550"/>
+            <w:shd w:val="clear" w:color="auto" w:fill="E3E9F0"/>
+            <w:tcMar>
+              <w:top w:w="36" w:type="dxa"/>
+              <w:bottom w:w="36" w:type="dxa"/>
+              <w:start w:w="10" w:type="dxa"/>
+              <w:end w:w="10" w:type="dxa"/>
+            </w:tcMar>
+          </w:tcPr>
+          <w:p>
+            <w:pPr>
+              <w:spacing w:after="0" w:before="0"/>
+            </w:pPr>
+            <w:r>
+              <w:rPr>
+                <w:rFonts w:ascii="Yu Gothic" w:hAnsi="Yu Gothic" w:eastAsia="Yu Gothic"/>
+                <w:b w:val="0"/>
+                <w:sz w:val="12"/>
+              </w:rPr>
+            </w:r>
+          </w:p>
+        </w:tc>
+        <w:tc>
+          <w:tcPr>
+            <w:tcW w:type="dxa" w:w="2550"/>
+            <w:vAlign w:val="center"/>
+          </w:tcPr>
+          <w:p>
+            <w:pPr>
+              <w:spacing w:after="0" w:before="0"/>
+              <w:jc w:val="right"/>
+            </w:pPr>
+            <w:r>
+              <w:rPr>
+                <w:rFonts w:ascii="Yu Gothic" w:hAnsi="Yu Gothic" w:eastAsia="Yu Gothic"/>
+                <w:b/>
+                <w:color w:val="2E5E8C"/>
+                <w:sz w:val="19"/>
+              </w:rPr>
+              <w:t>88%</w:t>
+            </w:r>
+          </w:p>
+        </w:tc>
+      </w:tr>
+    </w:tbl>
+    <w:tbl>
+      <w:tblPr>
+        <w:tblW w:type="auto" w:w="0"/>
+        <w:tblLook w:firstColumn="1" w:firstRow="1" w:lastColumn="0" w:lastRow="0" w:noHBand="0" w:noVBand="1" w:val="04A0"/>
+        <w:jc w:val="center"/>
+        <w:tblBorders>
+          <w:top w:val="none"/>
+          <w:left w:val="none"/>
+          <w:bottom w:val="none"/>
+          <w:right w:val="none"/>
+          <w:insideH w:val="none"/>
+          <w:insideV w:val="none"/>
+        </w:tblBorders>
+      </w:tblPr>
+      <w:tblGrid>
+        <w:gridCol w:w="3402"/>
+        <w:gridCol w:w="4379"/>
+        <w:gridCol w:w="383"/>
+        <w:gridCol w:w="1134"/>
+      </w:tblGrid>
+      <w:tr>
+        <w:tc>
+          <w:tcPr>
+            <w:tcW w:type="dxa" w:w="2550"/>
+            <w:vAlign w:val="center"/>
+          </w:tcPr>
+          <w:p>
+            <w:pPr>
+              <w:spacing w:after="0" w:before="0"/>
+            </w:pPr>
+            <w:r>
+              <w:rPr>
+                <w:rFonts w:ascii="Yu Gothic" w:hAnsi="Yu Gothic" w:eastAsia="Yu Gothic"/>
+                <w:b w:val="0"/>
+                <w:sz w:val="19"/>
+              </w:rPr>
+              <w:t>客単価（円）</w:t>
+            </w:r>
+          </w:p>
+        </w:tc>
+        <w:tc>
+          <w:tcPr>
+            <w:tcW w:type="dxa" w:w="2550"/>
+            <w:shd w:val="clear" w:color="auto" w:fill="2E5E8C"/>
+            <w:tcMar>
+              <w:top w:w="36" w:type="dxa"/>
+              <w:bottom w:w="36" w:type="dxa"/>
+              <w:start w:w="10" w:type="dxa"/>
+              <w:end w:w="10" w:type="dxa"/>
+            </w:tcMar>
+          </w:tcPr>
+          <w:p>
+            <w:pPr>
+              <w:spacing w:after="0" w:before="0"/>
+            </w:pPr>
+            <w:r>
+              <w:rPr>
+                <w:rFonts w:ascii="Yu Gothic" w:hAnsi="Yu Gothic" w:eastAsia="Yu Gothic"/>
+                <w:b w:val="0"/>
+                <w:sz w:val="12"/>
+              </w:rPr>
+            </w:r>
+          </w:p>
+        </w:tc>
+        <w:tc>
+          <w:tcPr>
+            <w:tcW w:type="dxa" w:w="2550"/>
+            <w:shd w:val="clear" w:color="auto" w:fill="E3E9F0"/>
+            <w:tcMar>
+              <w:top w:w="36" w:type="dxa"/>
+              <w:bottom w:w="36" w:type="dxa"/>
+              <w:start w:w="10" w:type="dxa"/>
+              <w:end w:w="10" w:type="dxa"/>
+            </w:tcMar>
+          </w:tcPr>
+          <w:p>
+            <w:pPr>
+              <w:spacing w:after="0" w:before="0"/>
+            </w:pPr>
+            <w:r>
+              <w:rPr>
+                <w:rFonts w:ascii="Yu Gothic" w:hAnsi="Yu Gothic" w:eastAsia="Yu Gothic"/>
+                <w:b w:val="0"/>
+                <w:sz w:val="12"/>
+              </w:rPr>
+            </w:r>
+          </w:p>
+        </w:tc>
+        <w:tc>
+          <w:tcPr>
+            <w:tcW w:type="dxa" w:w="2550"/>
+            <w:vAlign w:val="center"/>
+          </w:tcPr>
+          <w:p>
+            <w:pPr>
+              <w:spacing w:after="0" w:before="0"/>
+              <w:jc w:val="right"/>
+            </w:pPr>
+            <w:r>
+              <w:rPr>
+                <w:rFonts w:ascii="Yu Gothic" w:hAnsi="Yu Gothic" w:eastAsia="Yu Gothic"/>
+                <w:b/>
+                <w:color w:val="2E5E8C"/>
+                <w:sz w:val="19"/>
+              </w:rPr>
+              <w:t>92%</w:t>
+            </w:r>
+          </w:p>
+        </w:tc>
+      </w:tr>
+    </w:tbl>
+    <w:tbl>
+      <w:tblPr>
+        <w:tblW w:type="auto" w:w="0"/>
+        <w:tblLook w:firstColumn="1" w:firstRow="1" w:lastColumn="0" w:lastRow="0" w:noHBand="0" w:noVBand="1" w:val="04A0"/>
+        <w:jc w:val="center"/>
+        <w:tblBorders>
+          <w:top w:val="none"/>
+          <w:left w:val="none"/>
+          <w:bottom w:val="none"/>
+          <w:right w:val="none"/>
+          <w:insideH w:val="none"/>
+          <w:insideV w:val="none"/>
+        </w:tblBorders>
+      </w:tblPr>
+      <w:tblGrid>
+        <w:gridCol w:w="3402"/>
+        <w:gridCol w:w="4497"/>
+        <w:gridCol w:w="265"/>
+        <w:gridCol w:w="1134"/>
+      </w:tblGrid>
+      <w:tr>
+        <w:tc>
+          <w:tcPr>
+            <w:tcW w:type="dxa" w:w="2550"/>
+            <w:vAlign w:val="center"/>
+          </w:tcPr>
+          <w:p>
+            <w:pPr>
+              <w:spacing w:after="0" w:before="0"/>
+            </w:pPr>
+            <w:r>
+              <w:rPr>
+                <w:rFonts w:ascii="Yu Gothic" w:hAnsi="Yu Gothic" w:eastAsia="Yu Gothic"/>
+                <w:b w:val="0"/>
+                <w:sz w:val="19"/>
+              </w:rPr>
+              <w:t>キャッシュレス利用率</w:t>
+            </w:r>
+          </w:p>
+        </w:tc>
+        <w:tc>
+          <w:tcPr>
+            <w:tcW w:type="dxa" w:w="2550"/>
+            <w:shd w:val="clear" w:color="auto" w:fill="2E5E8C"/>
+            <w:tcMar>
+              <w:top w:w="36" w:type="dxa"/>
+              <w:bottom w:w="36" w:type="dxa"/>
+              <w:start w:w="10" w:type="dxa"/>
+              <w:end w:w="10" w:type="dxa"/>
+            </w:tcMar>
+          </w:tcPr>
+          <w:p>
+            <w:pPr>
+              <w:spacing w:after="0" w:before="0"/>
+            </w:pPr>
+            <w:r>
+              <w:rPr>
+                <w:rFonts w:ascii="Yu Gothic" w:hAnsi="Yu Gothic" w:eastAsia="Yu Gothic"/>
+                <w:b w:val="0"/>
+                <w:sz w:val="12"/>
+              </w:rPr>
+            </w:r>
+          </w:p>
+        </w:tc>
+        <w:tc>
+          <w:tcPr>
+            <w:tcW w:type="dxa" w:w="2550"/>
+            <w:shd w:val="clear" w:color="auto" w:fill="E3E9F0"/>
+            <w:tcMar>
+              <w:top w:w="36" w:type="dxa"/>
+              <w:bottom w:w="36" w:type="dxa"/>
+              <w:start w:w="10" w:type="dxa"/>
+              <w:end w:w="10" w:type="dxa"/>
+            </w:tcMar>
+          </w:tcPr>
+          <w:p>
+            <w:pPr>
+              <w:spacing w:after="0" w:before="0"/>
+            </w:pPr>
+            <w:r>
+              <w:rPr>
+                <w:rFonts w:ascii="Yu Gothic" w:hAnsi="Yu Gothic" w:eastAsia="Yu Gothic"/>
+                <w:b w:val="0"/>
+                <w:sz w:val="12"/>
+              </w:rPr>
+            </w:r>
+          </w:p>
+        </w:tc>
+        <w:tc>
+          <w:tcPr>
+            <w:tcW w:type="dxa" w:w="2550"/>
+            <w:vAlign w:val="center"/>
+          </w:tcPr>
+          <w:p>
+            <w:pPr>
+              <w:spacing w:after="0" w:before="0"/>
+              <w:jc w:val="right"/>
+            </w:pPr>
+            <w:r>
+              <w:rPr>
+                <w:rFonts w:ascii="Yu Gothic" w:hAnsi="Yu Gothic" w:eastAsia="Yu Gothic"/>
+                <w:b/>
+                <w:color w:val="2E5E8C"/>
+                <w:sz w:val="19"/>
+              </w:rPr>
+              <w:t>94%</w:t>
+            </w:r>
+          </w:p>
+        </w:tc>
+      </w:tr>
+    </w:tbl>
+    <w:tbl>
+      <w:tblPr>
+        <w:tblW w:type="auto" w:w="0"/>
+        <w:tblLook w:firstColumn="1" w:firstRow="1" w:lastColumn="0" w:lastRow="0" w:noHBand="0" w:noVBand="1" w:val="04A0"/>
+        <w:jc w:val="center"/>
+        <w:tblBorders>
+          <w:top w:val="none"/>
+          <w:left w:val="none"/>
+          <w:bottom w:val="none"/>
+          <w:right w:val="none"/>
+          <w:insideH w:val="none"/>
+          <w:insideV w:val="none"/>
+        </w:tblBorders>
+      </w:tblPr>
+      <w:tblGrid>
+        <w:gridCol w:w="3402"/>
+        <w:gridCol w:w="3825"/>
+        <w:gridCol w:w="937"/>
+        <w:gridCol w:w="1134"/>
+      </w:tblGrid>
+      <w:tr>
+        <w:tc>
+          <w:tcPr>
+            <w:tcW w:type="dxa" w:w="2550"/>
+            <w:vAlign w:val="center"/>
+          </w:tcPr>
+          <w:p>
+            <w:pPr>
+              <w:spacing w:after="0" w:before="0"/>
+            </w:pPr>
+            <w:r>
+              <w:rPr>
+                <w:rFonts w:ascii="Yu Gothic" w:hAnsi="Yu Gothic" w:eastAsia="Yu Gothic"/>
+                <w:b w:val="0"/>
+                <w:sz w:val="19"/>
+              </w:rPr>
+              <w:t>アプリ客数利用率</w:t>
+            </w:r>
+          </w:p>
+        </w:tc>
+        <w:tc>
+          <w:tcPr>
+            <w:tcW w:type="dxa" w:w="2550"/>
+            <w:shd w:val="clear" w:color="auto" w:fill="2E5E8C"/>
+            <w:tcMar>
+              <w:top w:w="36" w:type="dxa"/>
+              <w:bottom w:w="36" w:type="dxa"/>
+              <w:start w:w="10" w:type="dxa"/>
+              <w:end w:w="10" w:type="dxa"/>
+            </w:tcMar>
+          </w:tcPr>
+          <w:p>
+            <w:pPr>
+              <w:spacing w:after="0" w:before="0"/>
+            </w:pPr>
+            <w:r>
+              <w:rPr>
+                <w:rFonts w:ascii="Yu Gothic" w:hAnsi="Yu Gothic" w:eastAsia="Yu Gothic"/>
+                <w:b w:val="0"/>
+                <w:sz w:val="12"/>
+              </w:rPr>
+            </w:r>
+          </w:p>
+        </w:tc>
+        <w:tc>
+          <w:tcPr>
+            <w:tcW w:type="dxa" w:w="2550"/>
+            <w:shd w:val="clear" w:color="auto" w:fill="E3E9F0"/>
+            <w:tcMar>
+              <w:top w:w="36" w:type="dxa"/>
+              <w:bottom w:w="36" w:type="dxa"/>
+              <w:start w:w="10" w:type="dxa"/>
+              <w:end w:w="10" w:type="dxa"/>
+            </w:tcMar>
+          </w:tcPr>
+          <w:p>
+            <w:pPr>
+              <w:spacing w:after="0" w:before="0"/>
+            </w:pPr>
+            <w:r>
+              <w:rPr>
+                <w:rFonts w:ascii="Yu Gothic" w:hAnsi="Yu Gothic" w:eastAsia="Yu Gothic"/>
+                <w:b w:val="0"/>
+                <w:sz w:val="12"/>
+              </w:rPr>
+            </w:r>
+          </w:p>
+        </w:tc>
+        <w:tc>
+          <w:tcPr>
+            <w:tcW w:type="dxa" w:w="2550"/>
+            <w:vAlign w:val="center"/>
+          </w:tcPr>
+          <w:p>
+            <w:pPr>
+              <w:spacing w:after="0" w:before="0"/>
+              <w:jc w:val="right"/>
+            </w:pPr>
+            <w:r>
+              <w:rPr>
+                <w:rFonts w:ascii="Yu Gothic" w:hAnsi="Yu Gothic" w:eastAsia="Yu Gothic"/>
+                <w:b/>
+                <w:color w:val="2E5E8C"/>
+                <w:sz w:val="19"/>
+              </w:rPr>
+              <w:t>80%</w:t>
             </w:r>
           </w:p>
         </w:tc>

--- a/reports/仲町台店/仲町台店_週次レポート_第1回_20260608.docx
+++ b/reports/仲町台店/仲町台店_週次レポート_第1回_20260608.docx
@@ -652,7 +652,7 @@
                 <w:color w:val="333333"/>
                 <w:sz w:val="21"/>
               </w:rPr>
-              <w:t>本日の実施作業（売場改善）</w:t>
+              <w:t>前回アクションの振り返り・継続課題</w:t>
             </w:r>
           </w:p>
           <w:p>
@@ -674,7 +674,7 @@
                 <w:color w:val="333333"/>
                 <w:sz w:val="21"/>
               </w:rPr>
-              <w:t>数値で見る現状（POSデータ）</w:t>
+              <w:t>本日の実施作業（売場改善）</w:t>
             </w:r>
           </w:p>
           <w:p>
@@ -696,7 +696,7 @@
                 <w:color w:val="333333"/>
                 <w:sz w:val="21"/>
               </w:rPr>
-              <w:t>店舗の現状と気づき（課題）</w:t>
+              <w:t>数値で見る現状（POSデータ）</w:t>
             </w:r>
           </w:p>
           <w:p>
@@ -718,7 +718,7 @@
                 <w:color w:val="333333"/>
                 <w:sz w:val="21"/>
               </w:rPr>
-              <w:t>オーナーへの提案・合意事項</w:t>
+              <w:t>店舗の現状と気づき（課題）</w:t>
             </w:r>
           </w:p>
           <w:p>
@@ -740,7 +740,7 @@
                 <w:color w:val="333333"/>
                 <w:sz w:val="21"/>
               </w:rPr>
-              <w:t>翌週アクションプラン</w:t>
+              <w:t>オーナーへの提案・合意事項</w:t>
             </w:r>
           </w:p>
           <w:p>
@@ -762,7 +762,7 @@
                 <w:color w:val="333333"/>
                 <w:sz w:val="21"/>
               </w:rPr>
-              <w:t>重点課題と改善提案</w:t>
+              <w:t>翌週アクションプラン</w:t>
             </w:r>
           </w:p>
           <w:p>
@@ -784,6 +784,28 @@
                 <w:color w:val="333333"/>
                 <w:sz w:val="21"/>
               </w:rPr>
+              <w:t>重点課題と改善提案</w:t>
+            </w:r>
+          </w:p>
+          <w:p>
+            <w:pPr>
+              <w:spacing w:after="60" w:before="40"/>
+            </w:pPr>
+            <w:r>
+              <w:rPr>
+                <w:rFonts w:ascii="Yu Gothic" w:hAnsi="Yu Gothic" w:eastAsia="Yu Gothic"/>
+                <w:b/>
+                <w:color w:val="2E5E8C"/>
+                <w:sz w:val="21"/>
+              </w:rPr>
+              <w:t xml:space="preserve">8.　</w:t>
+            </w:r>
+            <w:r>
+              <w:rPr>
+                <w:rFonts w:ascii="Yu Gothic" w:hAnsi="Yu Gothic" w:eastAsia="Yu Gothic"/>
+                <w:color w:val="333333"/>
+                <w:sz w:val="21"/>
+              </w:rPr>
               <w:t>優先順位ロードマップ</w:t>
             </w:r>
           </w:p>
@@ -798,7 +820,7 @@
                 <w:color w:val="2E5E8C"/>
                 <w:sz w:val="21"/>
               </w:rPr>
-              <w:t xml:space="preserve">8.　</w:t>
+              <w:t xml:space="preserve">9.　</w:t>
             </w:r>
             <w:r>
               <w:rPr>
@@ -948,7 +970,7 @@
                 <w:b w:val="0"/>
                 <w:sz w:val="21"/>
               </w:rPr>
-              <w:t>初回訪問。売場面では惣菜の1段新設・乳製品・袋菓子の修正を実施。一方で「発注が机上・任せっぱなし・在庫過多」という運営面の課題が大きいことが判明した。米飯ケースを縮めてチルド弁当を集約する当初案はH/Cの特性上むずかしいと判断し、別の方法でデイリー売場を増やす方策を探る。次週以降は、①設定発注を活用した発注の立て直し（鈴木オーナーと詰める）、②毎週「非デイリー売場を1箇所」改善しながらオーナーに売場づくりをOJT、③毎週『来週までにやってもらうこと』を決めて翌週に確認する、というリズムで進める。なお直前週（6/1週）のPOSでは売上前年比107.7・客数107.6と好調な一方、客単価はDO平均比−61円、常温弁当・ソフトドリンクの前年割れ、木曜の廃棄スパイクなど、現場の気づきが数字でも裏付けられた。</w:t>
+              <w:t>初回訪問。売場面では惣菜の1段新設・乳製品・袋菓子の修正を実施。一方で「発注が机上・任せっぱなし・在庫過多」という運営面の課題が大きいことが判明した。米飯ケースを縮めてチルド弁当を集約する当初案はH/Cの特性上むずかしいと判断し、別の方法でデイリー売場を増やす方策を探る。次週以降は、①設定発注を活用した発注の立て直し（鈴木オーナーと詰める）、②毎週「非デイリー売場を1箇所」改善しながらオーナーに売場づくりをOJT、③毎週『来週までにやってもらうこと』を決めて翌週に確認する、というリズムで進める。なお直前週（6/1週）のPOSでは売上前年比107.7・客数107.6と好調な一方、客単価はDO平均比−61円、常温弁当・ソフトドリンクの前年割れ、月・木の廃棄スパイクなど、現場の気づきが数字でも裏付けられた。</w:t>
             </w:r>
           </w:p>
         </w:tc>
@@ -1064,6 +1086,205 @@
                 <w:sz w:val="28"/>
               </w:rPr>
               <w:t>1</w:t>
+            </w:r>
+          </w:p>
+        </w:tc>
+        <w:tc>
+          <w:tcPr>
+            <w:tcW w:type="dxa" w:w="5100"/>
+            <w:shd w:val="clear" w:color="auto" w:fill="2E5E8C"/>
+            <w:tcMar>
+              <w:top w:w="60" w:type="dxa"/>
+              <w:bottom w:w="60" w:type="dxa"/>
+              <w:start w:w="160" w:type="dxa"/>
+              <w:end w:w="60" w:type="dxa"/>
+            </w:tcMar>
+            <w:vAlign w:val="center"/>
+          </w:tcPr>
+          <w:p>
+            <w:pPr>
+              <w:spacing w:after="0" w:before="0"/>
+            </w:pPr>
+            <w:r>
+              <w:rPr>
+                <w:rFonts w:ascii="Yu Gothic" w:hAnsi="Yu Gothic" w:eastAsia="Yu Gothic"/>
+                <w:b/>
+                <w:color w:val="FFFFFF"/>
+                <w:sz w:val="25"/>
+              </w:rPr>
+              <w:t>前回アクションの振り返り・継続課題</w:t>
+            </w:r>
+          </w:p>
+        </w:tc>
+      </w:tr>
+    </w:tbl>
+    <w:tbl>
+      <w:tblPr>
+        <w:tblW w:type="auto" w:w="0"/>
+        <w:jc w:val="center"/>
+        <w:tblLook w:firstColumn="1" w:firstRow="1" w:lastColumn="0" w:lastRow="0" w:noHBand="0" w:noVBand="1" w:val="04A0"/>
+      </w:tblPr>
+      <w:tblGrid>
+        <w:gridCol w:w="1361"/>
+        <w:gridCol w:w="6463"/>
+        <w:gridCol w:w="2041"/>
+      </w:tblGrid>
+      <w:tr>
+        <w:tc>
+          <w:tcPr>
+            <w:tcW w:type="dxa" w:w="3400"/>
+            <w:shd w:val="clear" w:color="auto" w:fill="1F3B5C"/>
+            <w:tcBorders>
+              <w:top w:val="single" w:sz="4" w:space="0" w:color="FFFFFF"/>
+              <w:left w:val="single" w:sz="4" w:space="0" w:color="FFFFFF"/>
+              <w:bottom w:val="single" w:sz="4" w:space="0" w:color="FFFFFF"/>
+              <w:right w:val="single" w:sz="4" w:space="0" w:color="FFFFFF"/>
+            </w:tcBorders>
+            <w:tcMar>
+              <w:top w:w="50" w:type="dxa"/>
+              <w:bottom w:w="50" w:type="dxa"/>
+              <w:start w:w="100" w:type="dxa"/>
+              <w:end w:w="100" w:type="dxa"/>
+            </w:tcMar>
+          </w:tcPr>
+          <w:p>
+            <w:pPr>
+              <w:spacing w:after="0" w:before="0"/>
+              <w:jc w:val="center"/>
+            </w:pPr>
+            <w:r>
+              <w:rPr>
+                <w:rFonts w:ascii="Yu Gothic" w:hAnsi="Yu Gothic" w:eastAsia="Yu Gothic"/>
+                <w:b/>
+                <w:color w:val="FFFFFF"/>
+                <w:sz w:val="20"/>
+              </w:rPr>
+              <w:t>区分</w:t>
+            </w:r>
+          </w:p>
+        </w:tc>
+        <w:tc>
+          <w:tcPr>
+            <w:tcW w:type="dxa" w:w="3400"/>
+            <w:shd w:val="clear" w:color="auto" w:fill="1F3B5C"/>
+            <w:tcBorders>
+              <w:top w:val="single" w:sz="4" w:space="0" w:color="FFFFFF"/>
+              <w:left w:val="single" w:sz="4" w:space="0" w:color="FFFFFF"/>
+              <w:bottom w:val="single" w:sz="4" w:space="0" w:color="FFFFFF"/>
+              <w:right w:val="single" w:sz="4" w:space="0" w:color="FFFFFF"/>
+            </w:tcBorders>
+            <w:tcMar>
+              <w:top w:w="50" w:type="dxa"/>
+              <w:bottom w:w="50" w:type="dxa"/>
+              <w:start w:w="100" w:type="dxa"/>
+              <w:end w:w="100" w:type="dxa"/>
+            </w:tcMar>
+          </w:tcPr>
+          <w:p>
+            <w:pPr>
+              <w:spacing w:after="0" w:before="0"/>
+              <w:jc w:val="center"/>
+            </w:pPr>
+            <w:r>
+              <w:rPr>
+                <w:rFonts w:ascii="Yu Gothic" w:hAnsi="Yu Gothic" w:eastAsia="Yu Gothic"/>
+                <w:b/>
+                <w:color w:val="FFFFFF"/>
+                <w:sz w:val="20"/>
+              </w:rPr>
+              <w:t>前回（第回）のアクション</w:t>
+            </w:r>
+          </w:p>
+        </w:tc>
+        <w:tc>
+          <w:tcPr>
+            <w:tcW w:type="dxa" w:w="3400"/>
+            <w:shd w:val="clear" w:color="auto" w:fill="1F3B5C"/>
+            <w:tcBorders>
+              <w:top w:val="single" w:sz="4" w:space="0" w:color="FFFFFF"/>
+              <w:left w:val="single" w:sz="4" w:space="0" w:color="FFFFFF"/>
+              <w:bottom w:val="single" w:sz="4" w:space="0" w:color="FFFFFF"/>
+              <w:right w:val="single" w:sz="4" w:space="0" w:color="FFFFFF"/>
+            </w:tcBorders>
+            <w:tcMar>
+              <w:top w:w="50" w:type="dxa"/>
+              <w:bottom w:w="50" w:type="dxa"/>
+              <w:start w:w="100" w:type="dxa"/>
+              <w:end w:w="100" w:type="dxa"/>
+            </w:tcMar>
+          </w:tcPr>
+          <w:p>
+            <w:pPr>
+              <w:spacing w:after="0" w:before="0"/>
+              <w:jc w:val="center"/>
+            </w:pPr>
+            <w:r>
+              <w:rPr>
+                <w:rFonts w:ascii="Yu Gothic" w:hAnsi="Yu Gothic" w:eastAsia="Yu Gothic"/>
+                <w:b/>
+                <w:color w:val="FFFFFF"/>
+                <w:sz w:val="20"/>
+              </w:rPr>
+              <w:t>状況</w:t>
+            </w:r>
+          </w:p>
+        </w:tc>
+      </w:tr>
+    </w:tbl>
+    <w:p>
+      <w:pPr>
+        <w:spacing w:after="0" w:before="0"/>
+      </w:pPr>
+      <w:r>
+        <w:rPr>
+          <w:rFonts w:ascii="Yu Gothic" w:hAnsi="Yu Gothic" w:eastAsia="Yu Gothic"/>
+          <w:sz w:val="10"/>
+        </w:rPr>
+      </w:r>
+    </w:p>
+    <w:tbl>
+      <w:tblPr>
+        <w:tblW w:type="auto" w:w="0"/>
+        <w:tblLook w:firstColumn="1" w:firstRow="1" w:lastColumn="0" w:lastRow="0" w:noHBand="0" w:noVBand="1" w:val="04A0"/>
+        <w:tblBorders>
+          <w:top w:val="none"/>
+          <w:left w:val="none"/>
+          <w:bottom w:val="none"/>
+          <w:right w:val="none"/>
+          <w:insideH w:val="none"/>
+          <w:insideV w:val="none"/>
+        </w:tblBorders>
+      </w:tblPr>
+      <w:tblGrid>
+        <w:gridCol w:w="624"/>
+        <w:gridCol w:w="9071"/>
+      </w:tblGrid>
+      <w:tr>
+        <w:tc>
+          <w:tcPr>
+            <w:tcW w:type="dxa" w:w="5100"/>
+            <w:shd w:val="clear" w:color="auto" w:fill="1F3B5C"/>
+            <w:tcMar>
+              <w:top w:w="40" w:type="dxa"/>
+              <w:bottom w:w="40" w:type="dxa"/>
+              <w:start w:w="40" w:type="dxa"/>
+              <w:end w:w="40" w:type="dxa"/>
+            </w:tcMar>
+            <w:vAlign w:val="center"/>
+          </w:tcPr>
+          <w:p>
+            <w:pPr>
+              <w:spacing w:after="0" w:before="0"/>
+              <w:jc w:val="center"/>
+            </w:pPr>
+            <w:r>
+              <w:rPr>
+                <w:rFonts w:ascii="Yu Gothic" w:hAnsi="Yu Gothic" w:eastAsia="Yu Gothic"/>
+                <w:b/>
+                <w:color w:val="FFFFFF"/>
+                <w:sz w:val="28"/>
+              </w:rPr>
+              <w:t>2</w:t>
             </w:r>
           </w:p>
         </w:tc>
@@ -1654,7 +1875,7 @@
                 <w:color w:val="FFFFFF"/>
                 <w:sz w:val="28"/>
               </w:rPr>
-              <w:t>2</w:t>
+              <w:t>3</w:t>
             </w:r>
           </w:p>
         </w:tc>
@@ -2507,7 +2728,7 @@
                 <w:b w:val="0"/>
                 <w:sz w:val="19"/>
               </w:rPr>
-              <w:t>木曜に13,258円とスパイク。曜日で発注精度にバラつき。</w:t>
+              <w:t>月10,118円・木11,268円とスパイク。曜日で発注精度にバラつき。</w:t>
             </w:r>
           </w:p>
         </w:tc>
@@ -3297,7 +3518,7 @@
                 <w:b w:val="0"/>
                 <w:sz w:val="19"/>
               </w:rPr>
-              <w:t>アプリ客数利用率も10.2％（DO 12.7％）と低く、声かけ・掲示で底上げ余地。</w:t>
+              <w:t>アプリ客数利用率も10.0％（DO 12.7％）と低く、声かけ・掲示で底上げ余地。</w:t>
             </w:r>
           </w:p>
         </w:tc>
@@ -3601,7 +3822,7 @@
                 <w:rFonts w:ascii="Yu Gothic" w:hAnsi="Yu Gothic" w:eastAsia="Yu Gothic"/>
                 <w:sz w:val="19"/>
               </w:rPr>
-              <w:t>木曜の廃棄13,258円スパイク・水曜売上576千円など、週内の波が大きい。</w:t>
+              <w:t>月10,118円・木11,268円と廃棄が週前半に集中。水曜売上576千円など週内の波も大きい。</w:t>
             </w:r>
           </w:p>
         </w:tc>
@@ -3660,7 +3881,7 @@
                 <w:color w:val="FFFFFF"/>
                 <w:sz w:val="28"/>
               </w:rPr>
-              <w:t>3</w:t>
+              <w:t>4</w:t>
             </w:r>
           </w:p>
         </w:tc>
@@ -4083,7 +4304,7 @@
                 <w:color w:val="FFFFFF"/>
                 <w:sz w:val="28"/>
               </w:rPr>
-              <w:t>4</w:t>
+              <w:t>5</w:t>
             </w:r>
           </w:p>
         </w:tc>
@@ -4342,7 +4563,7 @@
                 <w:color w:val="FFFFFF"/>
                 <w:sz w:val="28"/>
               </w:rPr>
-              <w:t>5</w:t>
+              <w:t>6</w:t>
             </w:r>
           </w:p>
         </w:tc>
@@ -4809,7 +5030,7 @@
                 <w:color w:val="FFFFFF"/>
                 <w:sz w:val="28"/>
               </w:rPr>
-              <w:t>6</w:t>
+              <w:t>7</w:t>
             </w:r>
           </w:p>
         </w:tc>
@@ -4970,7 +5191,7 @@
                 <w:b w:val="0"/>
                 <w:sz w:val="20"/>
               </w:rPr>
-              <w:t>ドリンク・菓子・カップ麺の在庫過多。発注が机上・任せっぱなしで、非デイリーの新規が無秩序に発注されている。6/1週は不良品（廃棄）が1日平均6,217円、木曜は13,258円とスパイクしており、曜日による発注精度のバラつきが数字にも表れている。</w:t>
+              <w:t>ドリンク・菓子・カップ麺の在庫過多。発注が机上・任せっぱなしで、非デイリーの新規が無秩序に発注されている。6/1週は不良品（廃棄）が1日平均6,217円、月・木は1万円超（10,118円／11,268円）とスパイクしており、曜日による発注精度のバラつきが数字にも表れている。</w:t>
             </w:r>
           </w:p>
         </w:tc>
@@ -6271,7 +6492,7 @@
                 <w:color w:val="FFFFFF"/>
                 <w:sz w:val="28"/>
               </w:rPr>
-              <w:t>7</w:t>
+              <w:t>8</w:t>
             </w:r>
           </w:p>
         </w:tc>
@@ -6690,7 +6911,7 @@
                 <w:color w:val="FFFFFF"/>
                 <w:sz w:val="28"/>
               </w:rPr>
-              <w:t>8</w:t>
+              <w:t>9</w:t>
             </w:r>
           </w:p>
         </w:tc>
@@ -7210,7 +7431,7 @@
                 <w:b w:val="0"/>
                 <w:sz w:val="20"/>
               </w:rPr>
-              <w:t>0.86％（木曜スパイクあり）</w:t>
+              <w:t>0.86％（月・木スパイクあり）</w:t>
             </w:r>
           </w:p>
         </w:tc>
@@ -8221,7 +8442,7 @@
                 <w:b w:val="0"/>
                 <w:sz w:val="20"/>
               </w:rPr>
-              <w:t>10.2％</w:t>
+              <w:t>10.0％（直近週）</w:t>
             </w:r>
           </w:p>
         </w:tc>
@@ -8632,8 +8853,8 @@
       </w:tblPr>
       <w:tblGrid>
         <w:gridCol w:w="3402"/>
-        <w:gridCol w:w="3825"/>
-        <w:gridCol w:w="937"/>
+        <w:gridCol w:w="3750"/>
+        <w:gridCol w:w="1012"/>
         <w:gridCol w:w="1134"/>
       </w:tblGrid>
       <w:tr>
@@ -8721,7 +8942,7 @@
                 <w:color w:val="2E5E8C"/>
                 <w:sz w:val="19"/>
               </w:rPr>
-              <w:t>80%</w:t>
+              <w:t>79%</w:t>
             </w:r>
           </w:p>
         </w:tc>
